--- a/TVC/Huong Dan VPS tu Git.docx
+++ b/TVC/Huong Dan VPS tu Git.docx
@@ -857,6 +857,7 @@
   <w:style w:type="character" w:default="1" w:styleId="DefaultParagraphFont">
     <w:name w:val="Default Paragraph Font"/>
     <w:uiPriority w:val="1"/>
+    <w:semiHidden/>
     <w:unhideWhenUsed/>
   </w:style>
   <w:style w:type="table" w:default="1" w:styleId="TableNormal">

--- a/TVC/Huong Dan VPS tu Git.docx
+++ b/TVC/Huong Dan VPS tu Git.docx
@@ -1,6 +1,6 @@
 
 <file path=word/document.xml><?xml version="1.0" encoding="utf-8"?>
-<w:document xmlns:wpc="http://schemas.microsoft.com/office/word/2010/wordprocessingCanvas" xmlns:cx="http://schemas.microsoft.com/office/drawing/2014/chartex" xmlns:cx1="http://schemas.microsoft.com/office/drawing/2015/9/8/chartex" xmlns:cx2="http://schemas.microsoft.com/office/drawing/2015/10/21/chartex" xmlns:cx3="http://schemas.microsoft.com/office/drawing/2016/5/9/chartex" xmlns:cx4="http://schemas.microsoft.com/office/drawing/2016/5/10/chartex" xmlns:cx5="http://schemas.microsoft.com/office/drawing/2016/5/11/chartex" xmlns:cx6="http://schemas.microsoft.com/office/drawing/2016/5/12/chartex" xmlns:cx7="http://schemas.microsoft.com/office/drawing/2016/5/13/chartex" xmlns:cx8="http://schemas.microsoft.com/office/drawing/2016/5/14/chartex" xmlns:mc="http://schemas.openxmlformats.org/markup-compatibility/2006" xmlns:aink="http://schemas.microsoft.com/office/drawing/2016/ink" xmlns:am3d="http://schemas.microsoft.com/office/drawing/2017/model3d" xmlns:o="urn:schemas-microsoft-com:office:office" xmlns:oel="http://schemas.microsoft.com/office/2019/extlst" xmlns:r="http://schemas.openxmlformats.org/officeDocument/2006/relationships" xmlns:m="http://schemas.openxmlformats.org/officeDocument/2006/math" xmlns:v="urn:schemas-microsoft-com:vml" xmlns:wp14="http://schemas.microsoft.com/office/word/2010/wordprocessingDrawing" xmlns:wp="http://schemas.openxmlformats.org/drawingml/2006/wordprocessingDrawing" xmlns:w10="urn:schemas-microsoft-com:office:word" xmlns:w="http://schemas.openxmlformats.org/wordprocessingml/2006/main" xmlns:w14="http://schemas.microsoft.com/office/word/2010/wordml" xmlns:w15="http://schemas.microsoft.com/office/word/2012/wordml" xmlns:w16cex="http://schemas.microsoft.com/office/word/2018/wordml/cex" xmlns:w16cid="http://schemas.microsoft.com/office/word/2016/wordml/cid" xmlns:w16="http://schemas.microsoft.com/office/word/2018/wordml" xmlns:w16du="http://schemas.microsoft.com/office/word/2023/wordml/word16du" xmlns:w16sdtdh="http://schemas.microsoft.com/office/word/2020/wordml/sdtdatahash" xmlns:w16sdtfl="http://schemas.microsoft.com/office/word/2024/wordml/sdtformatlock" xmlns:w16se="http://schemas.microsoft.com/office/word/2015/wordml/symex" xmlns:wpg="http://schemas.microsoft.com/office/word/2010/wordprocessingGroup" xmlns:wpi="http://schemas.microsoft.com/office/word/2010/wordprocessingInk" xmlns:wne="http://schemas.microsoft.com/office/word/2006/wordml" xmlns:wps="http://schemas.microsoft.com/office/word/2010/wordprocessingShape" mc:Ignorable="w14 w15 w16se w16cid w16 w16cex w16sdtdh w16sdtfl w16du wp14">
+<w:document xmlns:wpc="http://schemas.microsoft.com/office/word/2010/wordprocessingCanvas" xmlns:cx="http://schemas.microsoft.com/office/drawing/2014/chartex" xmlns:cx1="http://schemas.microsoft.com/office/drawing/2015/9/8/chartex" xmlns:cx2="http://schemas.microsoft.com/office/drawing/2015/10/21/chartex" xmlns:cx3="http://schemas.microsoft.com/office/drawing/2016/5/9/chartex" xmlns:cx4="http://schemas.microsoft.com/office/drawing/2016/5/10/chartex" xmlns:cx5="http://schemas.microsoft.com/office/drawing/2016/5/11/chartex" xmlns:cx6="http://schemas.microsoft.com/office/drawing/2016/5/12/chartex" xmlns:cx7="http://schemas.microsoft.com/office/drawing/2016/5/13/chartex" xmlns:cx8="http://schemas.microsoft.com/office/drawing/2016/5/14/chartex" xmlns:mc="http://schemas.openxmlformats.org/markup-compatibility/2006" xmlns:aink="http://schemas.microsoft.com/office/drawing/2016/ink" xmlns:am3d="http://schemas.microsoft.com/office/drawing/2017/model3d" xmlns:o="urn:schemas-microsoft-com:office:office" xmlns:oel="http://schemas.microsoft.com/office/2019/extlst" xmlns:r="http://schemas.openxmlformats.org/officeDocument/2006/relationships" xmlns:m="http://schemas.openxmlformats.org/officeDocument/2006/math" xmlns:v="urn:schemas-microsoft-com:vml" xmlns:wp14="http://schemas.microsoft.com/office/word/2010/wordprocessingDrawing" xmlns:wp="http://schemas.openxmlformats.org/drawingml/2006/wordprocessingDrawing" xmlns:w10="urn:schemas-microsoft-com:office:word" xmlns:w="http://schemas.openxmlformats.org/wordprocessingml/2006/main" xmlns:w14="http://schemas.microsoft.com/office/word/2010/wordml" xmlns:w15="http://schemas.microsoft.com/office/word/2012/wordml" xmlns:w16cei="http://schemas.microsoft.com/office/word/2026/wordml/cei" xmlns:w16cex="http://schemas.microsoft.com/office/word/2018/wordml/cex" xmlns:w16cid="http://schemas.microsoft.com/office/word/2016/wordml/cid" xmlns:w16="http://schemas.microsoft.com/office/word/2018/wordml" xmlns:w16du="http://schemas.microsoft.com/office/word/2023/wordml/word16du" xmlns:w16sdtdh="http://schemas.microsoft.com/office/word/2020/wordml/sdtdatahash" xmlns:w16sdtfl="http://schemas.microsoft.com/office/word/2024/wordml/sdtformatlock" xmlns:w16se="http://schemas.microsoft.com/office/word/2015/wordml/symex" xmlns:wpg="http://schemas.microsoft.com/office/word/2010/wordprocessingGroup" xmlns:wpi="http://schemas.microsoft.com/office/word/2010/wordprocessingInk" xmlns:wne="http://schemas.microsoft.com/office/word/2006/wordml" xmlns:wps="http://schemas.microsoft.com/office/word/2010/wordprocessingShape" mc:Ignorable="w14 w15 w16se w16cid w16 w16cex w16sdtdh w16sdtfl w16du wp14">
   <w:body>
     <w:p>
       <w:r>
@@ -19,6 +19,9 @@
     </w:p>
     <w:p>
       <w:pPr>
+        <w:tabs>
+          <w:tab w:val="left" w:pos="7200"/>
+        </w:tabs>
         <w:rPr>
           <w:lang w:val="en-US"/>
         </w:rPr>
@@ -26,6 +29,9 @@
       <w:r>
         <w:t>git add . git commit -m "..." git push</w:t>
       </w:r>
+      <w:r>
+        <w:tab/>
+      </w:r>
     </w:p>
     <w:p>
       <w:pPr>
@@ -117,7 +123,7 @@
           <w:lang w:val="en-US"/>
         </w:rPr>
       </w:pPr>
-      <w:hyperlink r:id="rId4" w:tgtFrame="_blank" w:history="1">
+      <w:hyperlink r:id="rId5" w:tgtFrame="_blank" w:history="1">
         <w:r>
           <w:rPr>
             <w:rStyle w:val="Hyperlink"/>
@@ -148,7 +154,7 @@
       <w:r>
         <w:t xml:space="preserve">ssh </w:t>
       </w:r>
-      <w:hyperlink r:id="rId5" w:history="1">
+      <w:hyperlink r:id="rId6" w:history="1">
         <w:r>
           <w:rPr>
             <w:rStyle w:val="Hyperlink"/>
@@ -243,7 +249,297 @@
         <w:t>cd ~/couple-photo-album git pull pnpm install pnpm build pm2 restart couple-photo-album</w:t>
       </w:r>
     </w:p>
-    <w:p/>
+    <w:p>
+      <w:pPr>
+        <w:rPr>
+          <w:lang w:val="en-US"/>
+        </w:rPr>
+      </w:pPr>
+    </w:p>
+    <w:p>
+      <w:pPr>
+        <w:rPr>
+          <w:lang w:val="en-US"/>
+        </w:rPr>
+      </w:pPr>
+    </w:p>
+    <w:p>
+      <w:pPr>
+        <w:pStyle w:val="ListParagraph"/>
+        <w:numPr>
+          <w:ilvl w:val="0"/>
+          <w:numId w:val="1"/>
+        </w:numPr>
+        <w:rPr>
+          <w:lang w:val="en-US"/>
+        </w:rPr>
+      </w:pPr>
+      <w:r>
+        <w:rPr>
+          <w:lang w:val="en-US"/>
+        </w:rPr>
+        <w:lastRenderedPageBreak/>
+        <w:t xml:space="preserve">Tạo thêm 1 acc user đăng ảnh riêng </w:t>
+      </w:r>
+    </w:p>
+    <w:p>
+      <w:pPr>
+        <w:pStyle w:val="ListParagraph"/>
+        <w:numPr>
+          <w:ilvl w:val="0"/>
+          <w:numId w:val="1"/>
+        </w:numPr>
+        <w:rPr>
+          <w:lang w:val="en-US"/>
+        </w:rPr>
+      </w:pPr>
+      <w:r>
+        <w:rPr>
+          <w:lang w:val="en-US"/>
+        </w:rPr>
+        <w:t>ảnh header máy tính: max-height and height = 650px</w:t>
+      </w:r>
+    </w:p>
+    <w:p>
+      <w:pPr>
+        <w:pStyle w:val="ListParagraph"/>
+        <w:numPr>
+          <w:ilvl w:val="0"/>
+          <w:numId w:val="1"/>
+        </w:numPr>
+        <w:rPr>
+          <w:lang w:val="en-US"/>
+        </w:rPr>
+      </w:pPr>
+      <w:r>
+        <w:rPr>
+          <w:lang w:val="en-US"/>
+        </w:rPr>
+        <w:t>navigation chỉnh z-index = 20 thành z-index = 10</w:t>
+      </w:r>
+    </w:p>
+    <w:p>
+      <w:pPr>
+        <w:pStyle w:val="ListParagraph"/>
+        <w:numPr>
+          <w:ilvl w:val="0"/>
+          <w:numId w:val="1"/>
+        </w:numPr>
+        <w:rPr>
+          <w:lang w:val="en-US"/>
+        </w:rPr>
+      </w:pPr>
+      <w:r>
+        <w:rPr>
+          <w:lang w:val="en-US"/>
+        </w:rPr>
+        <w:t>sticker bottom z-index = 10</w:t>
+      </w:r>
+    </w:p>
+    <w:p>
+      <w:pPr>
+        <w:pStyle w:val="ListParagraph"/>
+        <w:numPr>
+          <w:ilvl w:val="0"/>
+          <w:numId w:val="1"/>
+        </w:numPr>
+        <w:rPr>
+          <w:lang w:val="en-US"/>
+        </w:rPr>
+      </w:pPr>
+      <w:r>
+        <w:rPr>
+          <w:lang w:val="en-US"/>
+        </w:rPr>
+        <w:t>Nút share album, nút tải cả album</w:t>
+      </w:r>
+    </w:p>
+    <w:p>
+      <w:pPr>
+        <w:pStyle w:val="ListParagraph"/>
+        <w:numPr>
+          <w:ilvl w:val="0"/>
+          <w:numId w:val="1"/>
+        </w:numPr>
+        <w:rPr>
+          <w:lang w:val="en-US"/>
+        </w:rPr>
+      </w:pPr>
+      <w:r>
+        <w:rPr>
+          <w:lang w:val="en-US"/>
+        </w:rPr>
+        <w:t>Lọc list album và list ảnh trong album theo khung thời gian</w:t>
+      </w:r>
+    </w:p>
+    <w:p>
+      <w:pPr>
+        <w:pStyle w:val="ListParagraph"/>
+        <w:numPr>
+          <w:ilvl w:val="0"/>
+          <w:numId w:val="1"/>
+        </w:numPr>
+        <w:rPr>
+          <w:lang w:val="en-US"/>
+        </w:rPr>
+      </w:pPr>
+      <w:r>
+        <w:rPr>
+          <w:lang w:val="en-US"/>
+        </w:rPr>
+        <w:t>Làm thư tay có bìa thư ngoài và trang thư (gent ảnh trong GPT)</w:t>
+      </w:r>
+    </w:p>
+    <w:p>
+      <w:pPr>
+        <w:pStyle w:val="ListParagraph"/>
+        <w:numPr>
+          <w:ilvl w:val="0"/>
+          <w:numId w:val="1"/>
+        </w:numPr>
+        <w:rPr>
+          <w:lang w:val="en-US"/>
+        </w:rPr>
+      </w:pPr>
+      <w:r>
+        <w:rPr>
+          <w:lang w:val="en-US"/>
+        </w:rPr>
+        <w:t>Cho hiện nút bấm xem và tải trên điện thoại trong thư tay</w:t>
+      </w:r>
+    </w:p>
+    <w:p>
+      <w:pPr>
+        <w:pStyle w:val="ListParagraph"/>
+        <w:numPr>
+          <w:ilvl w:val="0"/>
+          <w:numId w:val="1"/>
+        </w:numPr>
+        <w:rPr>
+          <w:lang w:val="en-US"/>
+        </w:rPr>
+      </w:pPr>
+      <w:r>
+        <w:rPr>
+          <w:lang w:val="en-US"/>
+        </w:rPr>
+        <w:t>Cho tải ảnh bìa Sự kiện</w:t>
+      </w:r>
+    </w:p>
+    <w:p>
+      <w:pPr>
+        <w:pStyle w:val="ListParagraph"/>
+        <w:numPr>
+          <w:ilvl w:val="0"/>
+          <w:numId w:val="1"/>
+        </w:numPr>
+        <w:rPr>
+          <w:lang w:val="en-US"/>
+        </w:rPr>
+      </w:pPr>
+      <w:r>
+        <w:rPr>
+          <w:lang w:val="en-US"/>
+        </w:rPr>
+        <w:t>Check lại nút Link, nút tải, nút xem, nút share, nút Link gg chưa bo tròn</w:t>
+      </w:r>
+      <w:r>
+        <w:rPr>
+          <w:lang w:val="en-US"/>
+        </w:rPr>
+        <w:t>, Video</w:t>
+      </w:r>
+    </w:p>
+    <w:p>
+      <w:pPr>
+        <w:pStyle w:val="ListParagraph"/>
+        <w:numPr>
+          <w:ilvl w:val="0"/>
+          <w:numId w:val="1"/>
+        </w:numPr>
+        <w:rPr>
+          <w:lang w:val="en-US"/>
+        </w:rPr>
+      </w:pPr>
+      <w:r>
+        <w:rPr>
+          <w:lang w:val="en-US"/>
+        </w:rPr>
+        <w:t>Cho hiện nút cấp quyền Voice</w:t>
+      </w:r>
+      <w:r>
+        <w:rPr>
+          <w:lang w:val="en-US"/>
+        </w:rPr>
+        <w:t xml:space="preserve"> (check hoạt động)</w:t>
+      </w:r>
+      <w:r>
+        <w:rPr>
+          <w:lang w:val="en-US"/>
+        </w:rPr>
+        <w:t>, t</w:t>
+      </w:r>
+      <w:r>
+        <w:rPr>
+          <w:lang w:val="en-US"/>
+        </w:rPr>
+        <w:t>ắt trang không an toàn</w:t>
+      </w:r>
+    </w:p>
+    <w:p>
+      <w:pPr>
+        <w:pStyle w:val="ListParagraph"/>
+        <w:numPr>
+          <w:ilvl w:val="0"/>
+          <w:numId w:val="1"/>
+        </w:numPr>
+        <w:rPr>
+          <w:lang w:val="en-US"/>
+        </w:rPr>
+      </w:pPr>
+      <w:r>
+        <w:rPr>
+          <w:lang w:val="en-US"/>
+        </w:rPr>
+        <w:t>Nghiên cứu nhạc nền (cho t</w:t>
+      </w:r>
+      <w:r>
+        <w:rPr>
+          <w:lang w:val="en-US"/>
+        </w:rPr>
+        <w:t>ắt bật tua)</w:t>
+      </w:r>
+    </w:p>
+    <w:p>
+      <w:pPr>
+        <w:ind w:left="360"/>
+        <w:rPr>
+          <w:lang w:val="en-US"/>
+        </w:rPr>
+      </w:pPr>
+    </w:p>
+    <w:p>
+      <w:pPr>
+        <w:ind w:left="360"/>
+        <w:rPr>
+          <w:lang w:val="en-US"/>
+        </w:rPr>
+      </w:pPr>
+    </w:p>
+    <w:p>
+      <w:pPr>
+        <w:ind w:left="360"/>
+        <w:rPr>
+          <w:lang w:val="en-US"/>
+        </w:rPr>
+      </w:pPr>
+      <w:r>
+        <w:rPr>
+          <w:lang w:val="en-US"/>
+        </w:rPr>
+        <w:t>https://shopee.vn/Qu%C3%A0-Sinh-Nh%E1%BA%ADt-Cho-N%E1%BB%AF-B%E1%BA%A1n-Th%C3%A2n-%C4%90ai-Massage-B%E1%BB%A5ng-Kinh-Nguy%E1%BB%87t-Zlife-ZK806-Ch%C6%B0%E1%BB%9Dm-B%E1%BB%A5ng-Gi%E1%BA%A3m-%C4%90au-Nhanh-i.152810519.20055886063?extraParams=%7B%22display_model_id%22%3A243688886726%2C%22model_selection_logic%22%3A3%7D</w:t>
+      </w:r>
+    </w:p>
     <w:sectPr>
       <w:pgSz w:w="11907" w:h="16840" w:code="9"/>
       <w:pgMar w:top="1418" w:right="851" w:bottom="1418" w:left="1985" w:header="720" w:footer="720" w:gutter="0"/>
@@ -252,6 +548,126 @@
     </w:sectPr>
   </w:body>
 </w:document>
+</file>
+
+<file path=word/numbering.xml><?xml version="1.0" encoding="utf-8"?>
+<w:numbering xmlns:wpc="http://schemas.microsoft.com/office/word/2010/wordprocessingCanvas" xmlns:cx="http://schemas.microsoft.com/office/drawing/2014/chartex" xmlns:cx1="http://schemas.microsoft.com/office/drawing/2015/9/8/chartex" xmlns:cx2="http://schemas.microsoft.com/office/drawing/2015/10/21/chartex" xmlns:cx3="http://schemas.microsoft.com/office/drawing/2016/5/9/chartex" xmlns:cx4="http://schemas.microsoft.com/office/drawing/2016/5/10/chartex" xmlns:cx5="http://schemas.microsoft.com/office/drawing/2016/5/11/chartex" xmlns:cx6="http://schemas.microsoft.com/office/drawing/2016/5/12/chartex" xmlns:cx7="http://schemas.microsoft.com/office/drawing/2016/5/13/chartex" xmlns:cx8="http://schemas.microsoft.com/office/drawing/2016/5/14/chartex" xmlns:mc="http://schemas.openxmlformats.org/markup-compatibility/2006" xmlns:aink="http://schemas.microsoft.com/office/drawing/2016/ink" xmlns:am3d="http://schemas.microsoft.com/office/drawing/2017/model3d" xmlns:o="urn:schemas-microsoft-com:office:office" xmlns:oel="http://schemas.microsoft.com/office/2019/extlst" xmlns:r="http://schemas.openxmlformats.org/officeDocument/2006/relationships" xmlns:m="http://schemas.openxmlformats.org/officeDocument/2006/math" xmlns:v="urn:schemas-microsoft-com:vml" xmlns:wp14="http://schemas.microsoft.com/office/word/2010/wordprocessingDrawing" xmlns:wp="http://schemas.openxmlformats.org/drawingml/2006/wordprocessingDrawing" xmlns:w10="urn:schemas-microsoft-com:office:word" xmlns:w="http://schemas.openxmlformats.org/wordprocessingml/2006/main" xmlns:w14="http://schemas.microsoft.com/office/word/2010/wordml" xmlns:w15="http://schemas.microsoft.com/office/word/2012/wordml" xmlns:w16cei="http://schemas.microsoft.com/office/word/2026/wordml/cei" xmlns:w16cex="http://schemas.microsoft.com/office/word/2018/wordml/cex" xmlns:w16cid="http://schemas.microsoft.com/office/word/2016/wordml/cid" xmlns:w16="http://schemas.microsoft.com/office/word/2018/wordml" xmlns:w16du="http://schemas.microsoft.com/office/word/2023/wordml/word16du" xmlns:w16sdtdh="http://schemas.microsoft.com/office/word/2020/wordml/sdtdatahash" xmlns:w16sdtfl="http://schemas.microsoft.com/office/word/2024/wordml/sdtformatlock" xmlns:w16se="http://schemas.microsoft.com/office/word/2015/wordml/symex" xmlns:wpg="http://schemas.microsoft.com/office/word/2010/wordprocessingGroup" xmlns:wpi="http://schemas.microsoft.com/office/word/2010/wordprocessingInk" xmlns:wne="http://schemas.microsoft.com/office/word/2006/wordml" xmlns:wps="http://schemas.microsoft.com/office/word/2010/wordprocessingShape" mc:Ignorable="w14 w15 w16se w16cid w16 w16cex w16sdtdh w16sdtfl w16du wp14">
+  <w:abstractNum w:abstractNumId="0" w15:restartNumberingAfterBreak="0">
+    <w:nsid w:val="2CCF3457"/>
+    <w:multiLevelType w:val="hybridMultilevel"/>
+    <w:tmpl w:val="849840EA"/>
+    <w:lvl w:ilvl="0" w:tplc="D3AABC76">
+      <w:numFmt w:val="bullet"/>
+      <w:lvlText w:val="-"/>
+      <w:lvlJc w:val="left"/>
+      <w:pPr>
+        <w:ind w:left="720" w:hanging="360"/>
+      </w:pPr>
+      <w:rPr>
+        <w:rFonts w:ascii="Arial" w:eastAsiaTheme="minorHAnsi" w:hAnsi="Arial" w:cs="Arial" w:hint="default"/>
+      </w:rPr>
+    </w:lvl>
+    <w:lvl w:ilvl="1" w:tplc="042A0003" w:tentative="1">
+      <w:start w:val="1"/>
+      <w:numFmt w:val="bullet"/>
+      <w:lvlText w:val="o"/>
+      <w:lvlJc w:val="left"/>
+      <w:pPr>
+        <w:ind w:left="1440" w:hanging="360"/>
+      </w:pPr>
+      <w:rPr>
+        <w:rFonts w:ascii="Courier New" w:hAnsi="Courier New" w:cs="Courier New" w:hint="default"/>
+      </w:rPr>
+    </w:lvl>
+    <w:lvl w:ilvl="2" w:tplc="042A0005" w:tentative="1">
+      <w:start w:val="1"/>
+      <w:numFmt w:val="bullet"/>
+      <w:lvlText w:val=""/>
+      <w:lvlJc w:val="left"/>
+      <w:pPr>
+        <w:ind w:left="2160" w:hanging="360"/>
+      </w:pPr>
+      <w:rPr>
+        <w:rFonts w:ascii="Wingdings" w:hAnsi="Wingdings" w:hint="default"/>
+      </w:rPr>
+    </w:lvl>
+    <w:lvl w:ilvl="3" w:tplc="042A0001" w:tentative="1">
+      <w:start w:val="1"/>
+      <w:numFmt w:val="bullet"/>
+      <w:lvlText w:val=""/>
+      <w:lvlJc w:val="left"/>
+      <w:pPr>
+        <w:ind w:left="2880" w:hanging="360"/>
+      </w:pPr>
+      <w:rPr>
+        <w:rFonts w:ascii="Symbol" w:hAnsi="Symbol" w:hint="default"/>
+      </w:rPr>
+    </w:lvl>
+    <w:lvl w:ilvl="4" w:tplc="042A0003" w:tentative="1">
+      <w:start w:val="1"/>
+      <w:numFmt w:val="bullet"/>
+      <w:lvlText w:val="o"/>
+      <w:lvlJc w:val="left"/>
+      <w:pPr>
+        <w:ind w:left="3600" w:hanging="360"/>
+      </w:pPr>
+      <w:rPr>
+        <w:rFonts w:ascii="Courier New" w:hAnsi="Courier New" w:cs="Courier New" w:hint="default"/>
+      </w:rPr>
+    </w:lvl>
+    <w:lvl w:ilvl="5" w:tplc="042A0005" w:tentative="1">
+      <w:start w:val="1"/>
+      <w:numFmt w:val="bullet"/>
+      <w:lvlText w:val=""/>
+      <w:lvlJc w:val="left"/>
+      <w:pPr>
+        <w:ind w:left="4320" w:hanging="360"/>
+      </w:pPr>
+      <w:rPr>
+        <w:rFonts w:ascii="Wingdings" w:hAnsi="Wingdings" w:hint="default"/>
+      </w:rPr>
+    </w:lvl>
+    <w:lvl w:ilvl="6" w:tplc="042A0001" w:tentative="1">
+      <w:start w:val="1"/>
+      <w:numFmt w:val="bullet"/>
+      <w:lvlText w:val=""/>
+      <w:lvlJc w:val="left"/>
+      <w:pPr>
+        <w:ind w:left="5040" w:hanging="360"/>
+      </w:pPr>
+      <w:rPr>
+        <w:rFonts w:ascii="Symbol" w:hAnsi="Symbol" w:hint="default"/>
+      </w:rPr>
+    </w:lvl>
+    <w:lvl w:ilvl="7" w:tplc="042A0003" w:tentative="1">
+      <w:start w:val="1"/>
+      <w:numFmt w:val="bullet"/>
+      <w:lvlText w:val="o"/>
+      <w:lvlJc w:val="left"/>
+      <w:pPr>
+        <w:ind w:left="5760" w:hanging="360"/>
+      </w:pPr>
+      <w:rPr>
+        <w:rFonts w:ascii="Courier New" w:hAnsi="Courier New" w:cs="Courier New" w:hint="default"/>
+      </w:rPr>
+    </w:lvl>
+    <w:lvl w:ilvl="8" w:tplc="042A0005" w:tentative="1">
+      <w:start w:val="1"/>
+      <w:numFmt w:val="bullet"/>
+      <w:lvlText w:val=""/>
+      <w:lvlJc w:val="left"/>
+      <w:pPr>
+        <w:ind w:left="6480" w:hanging="360"/>
+      </w:pPr>
+      <w:rPr>
+        <w:rFonts w:ascii="Wingdings" w:hAnsi="Wingdings" w:hint="default"/>
+      </w:rPr>
+    </w:lvl>
+  </w:abstractNum>
+  <w:num w:numId="1" w16cid:durableId="384374941">
+    <w:abstractNumId w:val="0"/>
+  </w:num>
+</w:numbering>
 </file>
 
 <file path=word/styles.xml><?xml version="1.0" encoding="utf-8"?>

--- a/TVC/Huong Dan VPS tu Git.docx
+++ b/TVC/Huong Dan VPS tu Git.docx
@@ -279,7 +279,25 @@
           <w:lang w:val="en-US"/>
         </w:rPr>
         <w:lastRenderedPageBreak/>
-        <w:t xml:space="preserve">Tạo thêm 1 acc user đăng ảnh riêng </w:t>
+        <w:t xml:space="preserve">Dấu chấm ở login phần nhập passcode cho hiện </w:t>
+      </w:r>
+      <w:r>
+        <w:rPr>
+          <w:lang w:val="en-US"/>
+        </w:rPr>
+        <w:t>sticker trái tim</w:t>
+      </w:r>
+      <w:r>
+        <w:rPr>
+          <w:lang w:val="en-US"/>
+        </w:rPr>
+        <w:t xml:space="preserve"> (lấy ảnh sticker trong folder)</w:t>
+      </w:r>
+      <w:r>
+        <w:rPr>
+          <w:lang w:val="en-US"/>
+        </w:rPr>
+        <w:t xml:space="preserve"> hiệu ứng pháo hoa khi nhập vào</w:t>
       </w:r>
     </w:p>
     <w:p>
@@ -297,7 +315,7 @@
         <w:rPr>
           <w:lang w:val="en-US"/>
         </w:rPr>
-        <w:t>ảnh header máy tính: max-height and height = 650px</w:t>
+        <w:t xml:space="preserve">Tạo thêm 1 acc user đăng ảnh riêng </w:t>
       </w:r>
     </w:p>
     <w:p>
@@ -315,7 +333,7 @@
         <w:rPr>
           <w:lang w:val="en-US"/>
         </w:rPr>
-        <w:t>navigation chỉnh z-index = 20 thành z-index = 10</w:t>
+        <w:t>ảnh header máy tính: max-height and height = 650px</w:t>
       </w:r>
     </w:p>
     <w:p>
@@ -333,7 +351,7 @@
         <w:rPr>
           <w:lang w:val="en-US"/>
         </w:rPr>
-        <w:t>sticker bottom z-index = 10</w:t>
+        <w:t>navigation chỉnh z-index = 20 thành z-index = 10</w:t>
       </w:r>
     </w:p>
     <w:p>
@@ -351,7 +369,7 @@
         <w:rPr>
           <w:lang w:val="en-US"/>
         </w:rPr>
-        <w:t>Nút share album, nút tải cả album</w:t>
+        <w:t>sticker bottom z-index = 10</w:t>
       </w:r>
     </w:p>
     <w:p>
@@ -369,7 +387,7 @@
         <w:rPr>
           <w:lang w:val="en-US"/>
         </w:rPr>
-        <w:t>Lọc list album và list ảnh trong album theo khung thời gian</w:t>
+        <w:t>Nút share album, nút tải cả album</w:t>
       </w:r>
     </w:p>
     <w:p>
@@ -387,7 +405,7 @@
         <w:rPr>
           <w:lang w:val="en-US"/>
         </w:rPr>
-        <w:t>Làm thư tay có bìa thư ngoài và trang thư (gent ảnh trong GPT)</w:t>
+        <w:t>Lọc list album và list ảnh trong album theo khung thời gian</w:t>
       </w:r>
     </w:p>
     <w:p>
@@ -405,7 +423,7 @@
         <w:rPr>
           <w:lang w:val="en-US"/>
         </w:rPr>
-        <w:t>Cho hiện nút bấm xem và tải trên điện thoại trong thư tay</w:t>
+        <w:t>Làm thư tay có bìa thư ngoài và trang thư (gent ảnh trong GPT)</w:t>
       </w:r>
     </w:p>
     <w:p>
@@ -423,7 +441,7 @@
         <w:rPr>
           <w:lang w:val="en-US"/>
         </w:rPr>
-        <w:t>Cho tải ảnh bìa Sự kiện</w:t>
+        <w:t>Cho hiện nút bấm xem và tải trên điện thoại trong thư tay</w:t>
       </w:r>
     </w:p>
     <w:p>
@@ -441,13 +459,7 @@
         <w:rPr>
           <w:lang w:val="en-US"/>
         </w:rPr>
-        <w:t>Check lại nút Link, nút tải, nút xem, nút share, nút Link gg chưa bo tròn</w:t>
-      </w:r>
-      <w:r>
-        <w:rPr>
-          <w:lang w:val="en-US"/>
-        </w:rPr>
-        <w:t>, Video</w:t>
+        <w:t>Cho tải ảnh bìa Sự kiện</w:t>
       </w:r>
     </w:p>
     <w:p>
@@ -465,25 +477,13 @@
         <w:rPr>
           <w:lang w:val="en-US"/>
         </w:rPr>
-        <w:t>Cho hiện nút cấp quyền Voice</w:t>
-      </w:r>
-      <w:r>
-        <w:rPr>
-          <w:lang w:val="en-US"/>
-        </w:rPr>
-        <w:t xml:space="preserve"> (check hoạt động)</w:t>
-      </w:r>
-      <w:r>
-        <w:rPr>
-          <w:lang w:val="en-US"/>
-        </w:rPr>
-        <w:t>, t</w:t>
-      </w:r>
-      <w:r>
-        <w:rPr>
-          <w:lang w:val="en-US"/>
-        </w:rPr>
-        <w:t>ắt trang không an toàn</w:t>
+        <w:t>Check lại nút Link, nút tải, nút xem, nút share, nút Link gg chưa bo tròn</w:t>
+      </w:r>
+      <w:r>
+        <w:rPr>
+          <w:lang w:val="en-US"/>
+        </w:rPr>
+        <w:t>, Video</w:t>
       </w:r>
     </w:p>
     <w:p>
@@ -501,6 +501,42 @@
         <w:rPr>
           <w:lang w:val="en-US"/>
         </w:rPr>
+        <w:t>Cho hiện nút cấp quyền Voice</w:t>
+      </w:r>
+      <w:r>
+        <w:rPr>
+          <w:lang w:val="en-US"/>
+        </w:rPr>
+        <w:t xml:space="preserve"> (check hoạt động)</w:t>
+      </w:r>
+      <w:r>
+        <w:rPr>
+          <w:lang w:val="en-US"/>
+        </w:rPr>
+        <w:t>, t</w:t>
+      </w:r>
+      <w:r>
+        <w:rPr>
+          <w:lang w:val="en-US"/>
+        </w:rPr>
+        <w:t>ắt trang không an toàn</w:t>
+      </w:r>
+    </w:p>
+    <w:p>
+      <w:pPr>
+        <w:pStyle w:val="ListParagraph"/>
+        <w:numPr>
+          <w:ilvl w:val="0"/>
+          <w:numId w:val="1"/>
+        </w:numPr>
+        <w:rPr>
+          <w:lang w:val="en-US"/>
+        </w:rPr>
+      </w:pPr>
+      <w:r>
+        <w:rPr>
+          <w:lang w:val="en-US"/>
+        </w:rPr>
         <w:t>Nghiên cứu nhạc nền (cho t</w:t>
       </w:r>
       <w:r>
@@ -512,6 +548,24 @@
     </w:p>
     <w:p>
       <w:pPr>
+        <w:pStyle w:val="ListParagraph"/>
+        <w:numPr>
+          <w:ilvl w:val="0"/>
+          <w:numId w:val="1"/>
+        </w:numPr>
+        <w:rPr>
+          <w:lang w:val="en-US"/>
+        </w:rPr>
+      </w:pPr>
+      <w:r>
+        <w:rPr>
+          <w:lang w:val="en-US"/>
+        </w:rPr>
+        <w:t>Hướng fix web không an toàn</w:t>
+      </w:r>
+    </w:p>
+    <w:p>
+      <w:pPr>
         <w:ind w:left="360"/>
         <w:rPr>
           <w:lang w:val="en-US"/>
@@ -533,12 +587,265 @@
           <w:lang w:val="en-US"/>
         </w:rPr>
       </w:pPr>
-      <w:r>
-        <w:rPr>
-          <w:lang w:val="en-US"/>
-        </w:rPr>
-        <w:t>https://shopee.vn/Qu%C3%A0-Sinh-Nh%E1%BA%ADt-Cho-N%E1%BB%AF-B%E1%BA%A1n-Th%C3%A2n-%C4%90ai-Massage-B%E1%BB%A5ng-Kinh-Nguy%E1%BB%87t-Zlife-ZK806-Ch%C6%B0%E1%BB%9Dm-B%E1%BB%A5ng-Gi%E1%BA%A3m-%C4%90au-Nhanh-i.152810519.20055886063?extraParams=%7B%22display_model_id%22%3A243688886726%2C%22model_selection_logic%22%3A3%7D</w:t>
-      </w:r>
+      <w:hyperlink r:id="rId7" w:history="1">
+        <w:r>
+          <w:rPr>
+            <w:rStyle w:val="Hyperlink"/>
+            <w:lang w:val="en-US"/>
+          </w:rPr>
+          <w:t>https://shopee.vn/Qu%C3%A0-Sinh-Nh%E1%BA%ADt-Cho-N%E1%BB%AF-B%E1%BA%A1n-Th%C3%A2n-%C4%90ai-Massage-B%E1%BB%A5ng-Kinh-Nguy%E1%BB%87t-Zlife-ZK806-Ch%C6%B0%E1%BB%9Dm-B%E1%BB%A5ng-Gi%E1%BA%A3m-%C4%90au-Nhanh-i.152810519.20055886063?extraParams=%7B%22display_model_id%22%3A243688886726%2C%22model_selection_logic%22%3A3%7D</w:t>
+        </w:r>
+      </w:hyperlink>
+    </w:p>
+    <w:p>
+      <w:pPr>
+        <w:ind w:left="360"/>
+        <w:rPr>
+          <w:lang w:val="en-US"/>
+        </w:rPr>
+      </w:pPr>
+    </w:p>
+    <w:p>
+      <w:pPr>
+        <w:pStyle w:val="ListParagraph"/>
+        <w:numPr>
+          <w:ilvl w:val="0"/>
+          <w:numId w:val="1"/>
+        </w:numPr>
+        <w:rPr>
+          <w:lang w:val="en-US"/>
+        </w:rPr>
+      </w:pPr>
+      <w:r>
+        <w:rPr>
+          <w:lang w:val="en-US"/>
+        </w:rPr>
+        <w:t xml:space="preserve">Dấu chấm ở login phần nhập passcode cho hiện </w:t>
+      </w:r>
+      <w:r>
+        <w:rPr>
+          <w:lang w:val="en-US"/>
+        </w:rPr>
+        <w:t>sticker trái tim (lấy ảnh sticker trong folder) hiệu ứng pháo hoa khi nhập vào</w:t>
+      </w:r>
+    </w:p>
+    <w:p>
+      <w:pPr>
+        <w:pStyle w:val="ListParagraph"/>
+        <w:numPr>
+          <w:ilvl w:val="0"/>
+          <w:numId w:val="1"/>
+        </w:numPr>
+        <w:rPr>
+          <w:lang w:val="en-US"/>
+        </w:rPr>
+      </w:pPr>
+      <w:r>
+        <w:rPr>
+          <w:lang w:val="en-US"/>
+        </w:rPr>
+        <w:t>ảnh header máy tính: max-height and height = 650px</w:t>
+      </w:r>
+    </w:p>
+    <w:p>
+      <w:pPr>
+        <w:pStyle w:val="ListParagraph"/>
+        <w:numPr>
+          <w:ilvl w:val="0"/>
+          <w:numId w:val="1"/>
+        </w:numPr>
+        <w:rPr>
+          <w:lang w:val="en-US"/>
+        </w:rPr>
+      </w:pPr>
+      <w:r>
+        <w:rPr>
+          <w:lang w:val="en-US"/>
+        </w:rPr>
+        <w:t>navigation chỉnh z-index = 20 thành z-index = 10</w:t>
+      </w:r>
+    </w:p>
+    <w:p>
+      <w:pPr>
+        <w:pStyle w:val="NormalWeb"/>
+        <w:numPr>
+          <w:ilvl w:val="0"/>
+          <w:numId w:val="1"/>
+        </w:numPr>
+      </w:pPr>
+      <w:r>
+        <w:rPr>
+          <w:lang w:val="en-US"/>
+        </w:rPr>
+        <w:t xml:space="preserve">sticker </w:t>
+      </w:r>
+      <w:r>
+        <w:t>footer_bear_love_forever.png</w:t>
+      </w:r>
+      <w:r>
+        <w:rPr>
+          <w:lang w:val="en-US"/>
+        </w:rPr>
+        <w:t xml:space="preserve"> </w:t>
+      </w:r>
+      <w:r>
+        <w:rPr>
+          <w:lang w:val="en-US"/>
+        </w:rPr>
+        <w:t>z-index = 10</w:t>
+      </w:r>
+    </w:p>
+    <w:p>
+      <w:pPr>
+        <w:pStyle w:val="ListParagraph"/>
+        <w:numPr>
+          <w:ilvl w:val="0"/>
+          <w:numId w:val="1"/>
+        </w:numPr>
+        <w:rPr>
+          <w:lang w:val="en-US"/>
+        </w:rPr>
+      </w:pPr>
+      <w:r>
+        <w:rPr>
+          <w:lang w:val="en-US"/>
+        </w:rPr>
+        <w:t>Nút share album, nút tải cả album</w:t>
+      </w:r>
+    </w:p>
+    <w:p>
+      <w:pPr>
+        <w:pStyle w:val="ListParagraph"/>
+        <w:numPr>
+          <w:ilvl w:val="0"/>
+          <w:numId w:val="1"/>
+        </w:numPr>
+        <w:rPr>
+          <w:lang w:val="en-US"/>
+        </w:rPr>
+      </w:pPr>
+      <w:r>
+        <w:rPr>
+          <w:lang w:val="en-US"/>
+        </w:rPr>
+        <w:t>Lọc list album và list ảnh trong album theo khung thời gian</w:t>
+      </w:r>
+    </w:p>
+    <w:p>
+      <w:pPr>
+        <w:pStyle w:val="ListParagraph"/>
+        <w:numPr>
+          <w:ilvl w:val="0"/>
+          <w:numId w:val="1"/>
+        </w:numPr>
+        <w:rPr>
+          <w:lang w:val="en-US"/>
+        </w:rPr>
+      </w:pPr>
+      <w:r>
+        <w:rPr>
+          <w:lang w:val="en-US"/>
+        </w:rPr>
+        <w:t>Đổi nền trang chi tiết thư th</w:t>
+      </w:r>
+      <w:r>
+        <w:rPr>
+          <w:lang w:val="en-US"/>
+        </w:rPr>
+        <w:t xml:space="preserve">ành nền của lá thư (tạo cảm giác như đang đọc thư thật), bạn có thể lấy </w:t>
+      </w:r>
+      <w:r>
+        <w:rPr>
+          <w:lang w:val="en-US"/>
+        </w:rPr>
+        <w:t>note_paper_maiiuanhxa_pin_heart</w:t>
+      </w:r>
+      <w:r>
+        <w:rPr>
+          <w:lang w:val="en-US"/>
+        </w:rPr>
+        <w:t xml:space="preserve"> và </w:t>
+      </w:r>
+      <w:r>
+        <w:rPr>
+          <w:lang w:val="en-US"/>
+        </w:rPr>
+        <w:t>note_paper_plain_stack</w:t>
+      </w:r>
+      <w:r>
+        <w:rPr>
+          <w:lang w:val="en-US"/>
+        </w:rPr>
+        <w:t xml:space="preserve"> làm nền lá thư (nhớ căn chỉnh cho các nội dung và tiêu đề các thứ trong trang chi tiết thư đều trong lá thư)</w:t>
+      </w:r>
+    </w:p>
+    <w:p>
+      <w:pPr>
+        <w:pStyle w:val="ListParagraph"/>
+        <w:numPr>
+          <w:ilvl w:val="0"/>
+          <w:numId w:val="1"/>
+        </w:numPr>
+        <w:rPr>
+          <w:lang w:val="en-US"/>
+        </w:rPr>
+      </w:pPr>
+      <w:r>
+        <w:rPr>
+          <w:lang w:val="en-US"/>
+        </w:rPr>
+        <w:t>Cho</w:t>
+      </w:r>
+      <w:r>
+        <w:rPr>
+          <w:lang w:val="en-US"/>
+        </w:rPr>
+        <w:t xml:space="preserve"> nút</w:t>
+      </w:r>
+      <w:r>
+        <w:rPr>
+          <w:lang w:val="en-US"/>
+        </w:rPr>
+        <w:t xml:space="preserve"> tải ảnh trên lá th</w:t>
+      </w:r>
+      <w:r>
+        <w:rPr>
+          <w:lang w:val="en-US"/>
+        </w:rPr>
+        <w:t>ư (trên mobile chưa có nút tải ảnh và bấm vào mở xem ảnh lớn như ảnh của album)</w:t>
+      </w:r>
+    </w:p>
+    <w:p>
+      <w:pPr>
+        <w:pStyle w:val="ListParagraph"/>
+        <w:numPr>
+          <w:ilvl w:val="0"/>
+          <w:numId w:val="1"/>
+        </w:numPr>
+        <w:rPr>
+          <w:lang w:val="en-US"/>
+        </w:rPr>
+      </w:pPr>
+      <w:r>
+        <w:rPr>
+          <w:lang w:val="en-US"/>
+        </w:rPr>
+        <w:t>Cho hiện nút cấp quyền Voice</w:t>
+      </w:r>
+      <w:r>
+        <w:rPr>
+          <w:lang w:val="en-US"/>
+        </w:rPr>
+        <w:t xml:space="preserve"> (check hoạt động)</w:t>
+      </w:r>
+    </w:p>
+    <w:p>
+      <w:pPr>
+        <w:ind w:left="360"/>
+        <w:rPr>
+          <w:lang w:val="en-US"/>
+        </w:rPr>
+      </w:pPr>
     </w:p>
     <w:sectPr>
       <w:pgSz w:w="11907" w:h="16840" w:code="9"/>
@@ -1610,6 +1917,24 @@
       <w:shd w:val="clear" w:color="auto" w:fill="E1DFDD"/>
     </w:rPr>
   </w:style>
+  <w:style w:type="paragraph" w:styleId="NormalWeb">
+    <w:name w:val="Normal (Web)"/>
+    <w:basedOn w:val="Normal"/>
+    <w:uiPriority w:val="99"/>
+    <w:unhideWhenUsed/>
+    <w:rsid w:val="00DE0EB9"/>
+    <w:pPr>
+      <w:spacing w:before="100" w:beforeAutospacing="1" w:after="100" w:afterAutospacing="1" w:line="240" w:lineRule="auto"/>
+    </w:pPr>
+    <w:rPr>
+      <w:rFonts w:ascii="Times New Roman" w:eastAsia="Times New Roman" w:hAnsi="Times New Roman" w:cs="Times New Roman"/>
+      <w:kern w:val="0"/>
+      <w:sz w:val="24"/>
+      <w:szCs w:val="24"/>
+      <w:lang w:eastAsia="vi-VN" w:bidi="ar-SA"/>
+      <w14:ligatures w14:val="none"/>
+    </w:rPr>
+  </w:style>
 </w:styles>
 </file>
 

--- a/TVC/Huong Dan VPS tu Git.docx
+++ b/TVC/Huong Dan VPS tu Git.docx
@@ -2,6 +2,26 @@
 <file path=word/document.xml><?xml version="1.0" encoding="utf-8"?>
 <w:document xmlns:wpc="http://schemas.microsoft.com/office/word/2010/wordprocessingCanvas" xmlns:cx="http://schemas.microsoft.com/office/drawing/2014/chartex" xmlns:cx1="http://schemas.microsoft.com/office/drawing/2015/9/8/chartex" xmlns:cx2="http://schemas.microsoft.com/office/drawing/2015/10/21/chartex" xmlns:cx3="http://schemas.microsoft.com/office/drawing/2016/5/9/chartex" xmlns:cx4="http://schemas.microsoft.com/office/drawing/2016/5/10/chartex" xmlns:cx5="http://schemas.microsoft.com/office/drawing/2016/5/11/chartex" xmlns:cx6="http://schemas.microsoft.com/office/drawing/2016/5/12/chartex" xmlns:cx7="http://schemas.microsoft.com/office/drawing/2016/5/13/chartex" xmlns:cx8="http://schemas.microsoft.com/office/drawing/2016/5/14/chartex" xmlns:mc="http://schemas.openxmlformats.org/markup-compatibility/2006" xmlns:aink="http://schemas.microsoft.com/office/drawing/2016/ink" xmlns:am3d="http://schemas.microsoft.com/office/drawing/2017/model3d" xmlns:o="urn:schemas-microsoft-com:office:office" xmlns:oel="http://schemas.microsoft.com/office/2019/extlst" xmlns:r="http://schemas.openxmlformats.org/officeDocument/2006/relationships" xmlns:m="http://schemas.openxmlformats.org/officeDocument/2006/math" xmlns:v="urn:schemas-microsoft-com:vml" xmlns:wp14="http://schemas.microsoft.com/office/word/2010/wordprocessingDrawing" xmlns:wp="http://schemas.openxmlformats.org/drawingml/2006/wordprocessingDrawing" xmlns:w10="urn:schemas-microsoft-com:office:word" xmlns:w="http://schemas.openxmlformats.org/wordprocessingml/2006/main" xmlns:w14="http://schemas.microsoft.com/office/word/2010/wordml" xmlns:w15="http://schemas.microsoft.com/office/word/2012/wordml" xmlns:w16cei="http://schemas.microsoft.com/office/word/2026/wordml/cei" xmlns:w16cex="http://schemas.microsoft.com/office/word/2018/wordml/cex" xmlns:w16cid="http://schemas.microsoft.com/office/word/2016/wordml/cid" xmlns:w16="http://schemas.microsoft.com/office/word/2018/wordml" xmlns:w16du="http://schemas.microsoft.com/office/word/2023/wordml/word16du" xmlns:w16sdtdh="http://schemas.microsoft.com/office/word/2020/wordml/sdtdatahash" xmlns:w16sdtfl="http://schemas.microsoft.com/office/word/2024/wordml/sdtformatlock" xmlns:w16se="http://schemas.microsoft.com/office/word/2015/wordml/symex" xmlns:wpg="http://schemas.microsoft.com/office/word/2010/wordprocessingGroup" xmlns:wpi="http://schemas.microsoft.com/office/word/2010/wordprocessingInk" xmlns:wne="http://schemas.microsoft.com/office/word/2006/wordml" xmlns:wps="http://schemas.microsoft.com/office/word/2010/wordprocessingShape" mc:Ignorable="w14 w15 w16se w16cid w16 w16cex w16sdtdh w16sdtfl w16du wp14">
   <w:body>
+    <w:p>
+      <w:pPr>
+        <w:rPr>
+          <w:lang w:val="en-US"/>
+        </w:rPr>
+      </w:pPr>
+      <w:r>
+        <w:rPr>
+          <w:lang w:val="en-US"/>
+        </w:rPr>
+        <w:t xml:space="preserve">AVI MJPEG CUSTOM 128-160 20fps </w:t>
+      </w:r>
+    </w:p>
+    <w:p>
+      <w:pPr>
+        <w:rPr>
+          <w:lang w:val="en-US"/>
+        </w:rPr>
+      </w:pPr>
+    </w:p>
     <w:p>
       <w:r>
         <w:t>./update.sh</w:t>
@@ -278,7 +298,6 @@
         <w:rPr>
           <w:lang w:val="en-US"/>
         </w:rPr>
-        <w:lastRenderedPageBreak/>
         <w:t xml:space="preserve">Dấu chấm ở login phần nhập passcode cho hiện </w:t>
       </w:r>
       <w:r>
@@ -841,9 +860,455 @@
     </w:p>
     <w:p>
       <w:pPr>
-        <w:ind w:left="360"/>
-        <w:rPr>
-          <w:lang w:val="en-US"/>
+        <w:rPr>
+          <w:lang w:val="en-US"/>
+        </w:rPr>
+      </w:pPr>
+    </w:p>
+    <w:p>
+      <w:pPr>
+        <w:rPr>
+          <w:lang w:val="en-US"/>
+        </w:rPr>
+      </w:pPr>
+    </w:p>
+    <w:p>
+      <w:pPr>
+        <w:pStyle w:val="ListParagraph"/>
+        <w:numPr>
+          <w:ilvl w:val="0"/>
+          <w:numId w:val="1"/>
+        </w:numPr>
+        <w:rPr>
+          <w:lang w:val="en-US"/>
+        </w:rPr>
+      </w:pPr>
+      <w:r>
+        <w:rPr>
+          <w:lang w:val="en-US"/>
+        </w:rPr>
+        <w:t xml:space="preserve">Nút chấm đen khi người dùng nhập ở ô passcode đổi thành sticker </w:t>
+      </w:r>
+      <w:r>
+        <w:rPr>
+          <w:lang w:val="en-US"/>
+        </w:rPr>
+        <w:t>heart_badge_album_corner</w:t>
+      </w:r>
+    </w:p>
+    <w:p>
+      <w:pPr>
+        <w:pStyle w:val="ListParagraph"/>
+        <w:numPr>
+          <w:ilvl w:val="0"/>
+          <w:numId w:val="1"/>
+        </w:numPr>
+        <w:rPr>
+          <w:lang w:val="en-US"/>
+        </w:rPr>
+      </w:pPr>
+      <w:r>
+        <w:rPr>
+          <w:lang w:val="en-US"/>
+        </w:rPr>
+        <w:lastRenderedPageBreak/>
+        <w:t>Phần Chi tiết của lá th</w:t>
+      </w:r>
+      <w:r>
+        <w:rPr>
+          <w:lang w:val="en-US"/>
+        </w:rPr>
+        <w:t xml:space="preserve">ư (khu vực trong ảnh mà tôi đã gửi). lúc tạo thư tay bạn cho người dùng chọn nền của lá thư là </w:t>
+      </w:r>
+      <w:r>
+        <w:rPr>
+          <w:lang w:val="en-US"/>
+        </w:rPr>
+        <w:t>note_paper_maiiuanhxa_pin_heart</w:t>
+      </w:r>
+      <w:r>
+        <w:rPr>
+          <w:lang w:val="en-US"/>
+        </w:rPr>
+        <w:t xml:space="preserve"> hoặc </w:t>
+      </w:r>
+      <w:r>
+        <w:rPr>
+          <w:lang w:val="en-US"/>
+        </w:rPr>
+        <w:t>note_paper_plain_stack</w:t>
+      </w:r>
+      <w:r>
+        <w:rPr>
+          <w:lang w:val="en-US"/>
+        </w:rPr>
+        <w:t xml:space="preserve">. </w:t>
+      </w:r>
+    </w:p>
+    <w:p>
+      <w:pPr>
+        <w:pStyle w:val="ListParagraph"/>
+        <w:numPr>
+          <w:ilvl w:val="0"/>
+          <w:numId w:val="1"/>
+        </w:numPr>
+        <w:rPr>
+          <w:lang w:val="en-US"/>
+        </w:rPr>
+      </w:pPr>
+      <w:r>
+        <w:rPr>
+          <w:lang w:val="en-US"/>
+        </w:rPr>
+        <w:t>Ở bộ lọc tìm kiếm album và ảnh, bạn cho người dùng chọn khoảng thời gian lọc trên lịch</w:t>
+      </w:r>
+      <w:r>
+        <w:rPr>
+          <w:lang w:val="en-US"/>
+        </w:rPr>
+        <w:t xml:space="preserve"> nhé. Làm cho chức năng hoạt động</w:t>
+      </w:r>
+    </w:p>
+    <w:p>
+      <w:pPr>
+        <w:rPr>
+          <w:lang w:val="en-US"/>
+        </w:rPr>
+      </w:pPr>
+    </w:p>
+    <w:p>
+      <w:pPr>
+        <w:rPr>
+          <w:lang w:val="en-US"/>
+        </w:rPr>
+      </w:pPr>
+      <w:r>
+        <w:rPr>
+          <w:lang w:val="en-US"/>
+        </w:rPr>
+        <w:t>----------------30/07-----------------</w:t>
+      </w:r>
+    </w:p>
+    <w:p>
+      <w:pPr>
+        <w:pStyle w:val="ListParagraph"/>
+        <w:numPr>
+          <w:ilvl w:val="0"/>
+          <w:numId w:val="1"/>
+        </w:numPr>
+        <w:rPr>
+          <w:lang w:val="en-US"/>
+        </w:rPr>
+      </w:pPr>
+      <w:r>
+        <w:rPr>
+          <w:lang w:val="en-US"/>
+        </w:rPr>
+        <w:t>Bộ lọc album trên điện thoại cho qua mép bên trái (hiện tại đang mép bên phải)</w:t>
+      </w:r>
+    </w:p>
+    <w:p>
+      <w:pPr>
+        <w:pStyle w:val="ListParagraph"/>
+        <w:rPr>
+          <w:lang w:val="en-US"/>
+        </w:rPr>
+      </w:pPr>
+    </w:p>
+    <w:p>
+      <w:pPr>
+        <w:pStyle w:val="ListParagraph"/>
+        <w:numPr>
+          <w:ilvl w:val="0"/>
+          <w:numId w:val="1"/>
+        </w:numPr>
+        <w:rPr>
+          <w:lang w:val="en-US"/>
+        </w:rPr>
+      </w:pPr>
+      <w:r>
+        <w:rPr>
+          <w:lang w:val="en-US"/>
+        </w:rPr>
+        <w:t>Thêm search bằng tên cho album và ảnh</w:t>
+      </w:r>
+    </w:p>
+    <w:p>
+      <w:pPr>
+        <w:pStyle w:val="ListParagraph"/>
+        <w:rPr>
+          <w:lang w:val="en-US"/>
+        </w:rPr>
+      </w:pPr>
+    </w:p>
+    <w:p>
+      <w:pPr>
+        <w:pStyle w:val="ListParagraph"/>
+        <w:numPr>
+          <w:ilvl w:val="0"/>
+          <w:numId w:val="1"/>
+        </w:numPr>
+        <w:rPr>
+          <w:color w:val="EE0000"/>
+          <w:lang w:val="en-US"/>
+        </w:rPr>
+      </w:pPr>
+      <w:r>
+        <w:rPr>
+          <w:color w:val="EE0000"/>
+          <w:lang w:val="en-US"/>
+        </w:rPr>
+        <w:t xml:space="preserve">Nút thêm ảnh vào album bạn thay bằng sticker </w:t>
+      </w:r>
+      <w:r>
+        <w:rPr>
+          <w:color w:val="EE0000"/>
+          <w:lang w:val="en-US"/>
+        </w:rPr>
+        <w:t>sticker-add-pictures</w:t>
+      </w:r>
+      <w:r>
+        <w:rPr>
+          <w:color w:val="EE0000"/>
+          <w:lang w:val="en-US"/>
+        </w:rPr>
+        <w:t xml:space="preserve"> </w:t>
+      </w:r>
+      <w:r>
+        <w:rPr>
+          <w:color w:val="EE0000"/>
+          <w:lang w:val="en-US"/>
+        </w:rPr>
+        <w:t>nhé, căn chỉnh lại cho đẹp nút</w:t>
+      </w:r>
+    </w:p>
+    <w:p>
+      <w:pPr>
+        <w:pStyle w:val="ListParagraph"/>
+        <w:rPr>
+          <w:lang w:val="en-US"/>
+        </w:rPr>
+      </w:pPr>
+    </w:p>
+    <w:p>
+      <w:pPr>
+        <w:pStyle w:val="ListParagraph"/>
+        <w:numPr>
+          <w:ilvl w:val="0"/>
+          <w:numId w:val="1"/>
+        </w:numPr>
+        <w:rPr>
+          <w:lang w:val="en-US"/>
+        </w:rPr>
+      </w:pPr>
+      <w:r>
+        <w:rPr>
+          <w:lang w:val="en-US"/>
+        </w:rPr>
+        <w:t>Cho thêm video vào album</w:t>
+      </w:r>
+    </w:p>
+    <w:p>
+      <w:pPr>
+        <w:pStyle w:val="ListParagraph"/>
+        <w:rPr>
+          <w:lang w:val="en-US"/>
+        </w:rPr>
+      </w:pPr>
+    </w:p>
+    <w:p>
+      <w:pPr>
+        <w:pStyle w:val="ListParagraph"/>
+        <w:numPr>
+          <w:ilvl w:val="0"/>
+          <w:numId w:val="1"/>
+        </w:numPr>
+        <w:rPr>
+          <w:color w:val="EE0000"/>
+          <w:lang w:val="en-US"/>
+        </w:rPr>
+      </w:pPr>
+      <w:r>
+        <w:rPr>
+          <w:color w:val="EE0000"/>
+          <w:lang w:val="en-US"/>
+        </w:rPr>
+        <w:t>Check voice hoạt động</w:t>
+      </w:r>
+      <w:r>
+        <w:rPr>
+          <w:color w:val="EE0000"/>
+          <w:lang w:val="en-US"/>
+        </w:rPr>
+        <w:t xml:space="preserve"> (tự động bật quyền cho voice hoạt động, bạn tìm cách đi)</w:t>
+      </w:r>
+    </w:p>
+    <w:p>
+      <w:pPr>
+        <w:pStyle w:val="ListParagraph"/>
+        <w:rPr>
+          <w:lang w:val="en-US"/>
+        </w:rPr>
+      </w:pPr>
+    </w:p>
+    <w:p>
+      <w:pPr>
+        <w:pStyle w:val="ListParagraph"/>
+        <w:numPr>
+          <w:ilvl w:val="0"/>
+          <w:numId w:val="1"/>
+        </w:numPr>
+        <w:rPr>
+          <w:b/>
+          <w:bCs/>
+        </w:rPr>
+      </w:pPr>
+      <w:r>
+        <w:rPr>
+          <w:lang w:val="en-US"/>
+        </w:rPr>
+        <w:t>Ngoại trừ Tiêu đề và Nội dung thư</w:t>
+      </w:r>
+      <w:r>
+        <w:rPr>
+          <w:lang w:val="en-US"/>
+        </w:rPr>
+        <w:t xml:space="preserve"> </w:t>
+      </w:r>
+      <w:r>
+        <w:rPr>
+          <w:lang w:val="en-US"/>
+        </w:rPr>
+        <w:t xml:space="preserve">của Thư tay </w:t>
+      </w:r>
+      <w:r>
+        <w:rPr>
+          <w:lang w:val="en-US"/>
+        </w:rPr>
+        <w:t xml:space="preserve">và </w:t>
+      </w:r>
+      <w:r>
+        <w:rPr>
+          <w:b/>
+          <w:bCs/>
+        </w:rPr>
+        <w:t>Cuong &lt;3 Vy's Home</w:t>
+      </w:r>
+      <w:r>
+        <w:rPr>
+          <w:b/>
+          <w:bCs/>
+          <w:lang w:val="en-US"/>
+        </w:rPr>
+        <w:t xml:space="preserve"> trong trang chính giữ nguyên </w:t>
+      </w:r>
+      <w:r>
+        <w:rPr>
+          <w:lang w:val="en-US"/>
+        </w:rPr>
+        <w:t xml:space="preserve">là font </w:t>
+      </w:r>
+      <w:r>
+        <w:t>Corinthia</w:t>
+      </w:r>
+      <w:r>
+        <w:rPr>
+          <w:lang w:val="en-US"/>
+        </w:rPr>
+        <w:t xml:space="preserve"> vietnamese</w:t>
+      </w:r>
+      <w:r>
+        <w:rPr>
+          <w:lang w:val="en-US"/>
+        </w:rPr>
+        <w:t xml:space="preserve"> thì bạn check lại tất cả các trường khác trong web đều</w:t>
+      </w:r>
+      <w:r>
+        <w:rPr>
+          <w:lang w:val="en-US"/>
+        </w:rPr>
+        <w:t xml:space="preserve"> chỉnh lại</w:t>
+      </w:r>
+      <w:r>
+        <w:rPr>
+          <w:lang w:val="en-US"/>
+        </w:rPr>
+        <w:t xml:space="preserve"> là </w:t>
+      </w:r>
+      <w:r>
+        <w:t>font Itim Vietnamese</w:t>
+      </w:r>
+    </w:p>
+    <w:p>
+      <w:pPr>
+        <w:pStyle w:val="ListParagraph"/>
+        <w:numPr>
+          <w:ilvl w:val="0"/>
+          <w:numId w:val="1"/>
+        </w:numPr>
+        <w:rPr>
+          <w:b/>
+          <w:bCs/>
+        </w:rPr>
+      </w:pPr>
+      <w:r>
+        <w:rPr>
+          <w:b/>
+          <w:bCs/>
+        </w:rPr>
+        <w:t>Cho người dùng chọn background thư tay lúc tạo thư tay sau đó Để background của &lt;div class="absolute inset-0 bg-cover bg-center opacity-30 rounded-2xl pointer-events-none" style="background-image: url(&amp;quot;/assets-new-design/note_paper_plain_stack.png&amp;quot;);"&gt;&lt;/div&gt; thành background đó nhé (các nền background tôi đã gửi bạn</w:t>
+      </w:r>
+      <w:r>
+        <w:rPr>
+          <w:b/>
+          <w:bCs/>
+        </w:rPr>
+        <w:t>, lưu ý cho hiện background rõ ràng luôn nhé, không làm mờ hoặc ẩn)</w:t>
+      </w:r>
+    </w:p>
+    <w:p>
+      <w:pPr>
+        <w:pStyle w:val="ListParagraph"/>
+        <w:rPr>
+          <w:b/>
+          <w:bCs/>
+        </w:rPr>
+      </w:pPr>
+    </w:p>
+    <w:p>
+      <w:pPr>
+        <w:pStyle w:val="ListParagraph"/>
+        <w:numPr>
+          <w:ilvl w:val="0"/>
+          <w:numId w:val="1"/>
+        </w:numPr>
+        <w:rPr>
+          <w:b/>
+          <w:bCs/>
+        </w:rPr>
+      </w:pPr>
+      <w:r>
+        <w:rPr>
+          <w:b/>
+          <w:bCs/>
+        </w:rPr>
+        <w:t>Thêm nút xem ảnh vào thư tay (trên laptop và điện thoại)</w:t>
+      </w:r>
+    </w:p>
+    <w:p>
+      <w:pPr>
+        <w:pStyle w:val="ListParagraph"/>
+        <w:rPr>
+          <w:b/>
+          <w:bCs/>
+        </w:rPr>
+      </w:pPr>
+    </w:p>
+    <w:p>
+      <w:pPr>
+        <w:rPr>
+          <w:b/>
+          <w:bCs/>
         </w:rPr>
       </w:pPr>
     </w:p>
@@ -1405,7 +1870,6 @@
     <w:next w:val="Normal"/>
     <w:link w:val="Heading2Char"/>
     <w:uiPriority w:val="9"/>
-    <w:semiHidden/>
     <w:unhideWhenUsed/>
     <w:qFormat/>
     <w:rsid w:val="00C573A9"/>
@@ -1622,7 +2086,6 @@
     <w:basedOn w:val="DefaultParagraphFont"/>
     <w:link w:val="Heading2"/>
     <w:uiPriority w:val="9"/>
-    <w:semiHidden/>
     <w:rsid w:val="00C573A9"/>
     <w:rPr>
       <w:rFonts w:asciiTheme="majorHAnsi" w:eastAsiaTheme="majorEastAsia" w:hAnsiTheme="majorHAnsi" w:cstheme="majorBidi"/>

--- a/TVC/Huong Dan VPS tu Git.docx
+++ b/TVC/Huong Dan VPS tu Git.docx
@@ -2,26 +2,6 @@
 <file path=word/document.xml><?xml version="1.0" encoding="utf-8"?>
 <w:document xmlns:wpc="http://schemas.microsoft.com/office/word/2010/wordprocessingCanvas" xmlns:cx="http://schemas.microsoft.com/office/drawing/2014/chartex" xmlns:cx1="http://schemas.microsoft.com/office/drawing/2015/9/8/chartex" xmlns:cx2="http://schemas.microsoft.com/office/drawing/2015/10/21/chartex" xmlns:cx3="http://schemas.microsoft.com/office/drawing/2016/5/9/chartex" xmlns:cx4="http://schemas.microsoft.com/office/drawing/2016/5/10/chartex" xmlns:cx5="http://schemas.microsoft.com/office/drawing/2016/5/11/chartex" xmlns:cx6="http://schemas.microsoft.com/office/drawing/2016/5/12/chartex" xmlns:cx7="http://schemas.microsoft.com/office/drawing/2016/5/13/chartex" xmlns:cx8="http://schemas.microsoft.com/office/drawing/2016/5/14/chartex" xmlns:mc="http://schemas.openxmlformats.org/markup-compatibility/2006" xmlns:aink="http://schemas.microsoft.com/office/drawing/2016/ink" xmlns:am3d="http://schemas.microsoft.com/office/drawing/2017/model3d" xmlns:o="urn:schemas-microsoft-com:office:office" xmlns:oel="http://schemas.microsoft.com/office/2019/extlst" xmlns:r="http://schemas.openxmlformats.org/officeDocument/2006/relationships" xmlns:m="http://schemas.openxmlformats.org/officeDocument/2006/math" xmlns:v="urn:schemas-microsoft-com:vml" xmlns:wp14="http://schemas.microsoft.com/office/word/2010/wordprocessingDrawing" xmlns:wp="http://schemas.openxmlformats.org/drawingml/2006/wordprocessingDrawing" xmlns:w10="urn:schemas-microsoft-com:office:word" xmlns:w="http://schemas.openxmlformats.org/wordprocessingml/2006/main" xmlns:w14="http://schemas.microsoft.com/office/word/2010/wordml" xmlns:w15="http://schemas.microsoft.com/office/word/2012/wordml" xmlns:w16cei="http://schemas.microsoft.com/office/word/2026/wordml/cei" xmlns:w16cex="http://schemas.microsoft.com/office/word/2018/wordml/cex" xmlns:w16cid="http://schemas.microsoft.com/office/word/2016/wordml/cid" xmlns:w16="http://schemas.microsoft.com/office/word/2018/wordml" xmlns:w16du="http://schemas.microsoft.com/office/word/2023/wordml/word16du" xmlns:w16sdtdh="http://schemas.microsoft.com/office/word/2020/wordml/sdtdatahash" xmlns:w16sdtfl="http://schemas.microsoft.com/office/word/2024/wordml/sdtformatlock" xmlns:w16se="http://schemas.microsoft.com/office/word/2015/wordml/symex" xmlns:wpg="http://schemas.microsoft.com/office/word/2010/wordprocessingGroup" xmlns:wpi="http://schemas.microsoft.com/office/word/2010/wordprocessingInk" xmlns:wne="http://schemas.microsoft.com/office/word/2006/wordml" xmlns:wps="http://schemas.microsoft.com/office/word/2010/wordprocessingShape" mc:Ignorable="w14 w15 w16se w16cid w16 w16cex w16sdtdh w16sdtfl w16du wp14">
   <w:body>
-    <w:p>
-      <w:pPr>
-        <w:rPr>
-          <w:lang w:val="en-US"/>
-        </w:rPr>
-      </w:pPr>
-      <w:r>
-        <w:rPr>
-          <w:lang w:val="en-US"/>
-        </w:rPr>
-        <w:t xml:space="preserve">AVI MJPEG CUSTOM 128-160 20fps </w:t>
-      </w:r>
-    </w:p>
-    <w:p>
-      <w:pPr>
-        <w:rPr>
-          <w:lang w:val="en-US"/>
-        </w:rPr>
-      </w:pPr>
-    </w:p>
     <w:p>
       <w:r>
         <w:t>./update.sh</w:t>
@@ -231,6 +211,11 @@
       </w:r>
     </w:p>
     <w:p>
+      <w:pPr>
+        <w:rPr>
+          <w:lang w:val="en-US"/>
+        </w:rPr>
+      </w:pPr>
       <w:r>
         <w:t>pm2 save</w:t>
       </w:r>
@@ -250,6 +235,33 @@
       </w:pPr>
     </w:p>
     <w:p>
+      <w:pPr>
+        <w:rPr>
+          <w:lang w:val="en-US"/>
+        </w:rPr>
+      </w:pPr>
+      <w:r>
+        <w:rPr>
+          <w:lang w:val="en-US"/>
+        </w:rPr>
+        <w:t xml:space="preserve">AVI MJPEG CUSTOM 128-160 20fps </w:t>
+      </w:r>
+    </w:p>
+    <w:p>
+      <w:pPr>
+        <w:rPr>
+          <w:lang w:val="en-US"/>
+        </w:rPr>
+      </w:pPr>
+    </w:p>
+    <w:p>
+      <w:pPr>
+        <w:rPr>
+          <w:lang w:val="en-US"/>
+        </w:rPr>
+      </w:pPr>
+    </w:p>
+    <w:p>
       <w:r>
         <w:t>QUY TRINH DUNG</w:t>
       </w:r>
@@ -266,6 +278,7 @@
     </w:p>
     <w:p>
       <w:r>
+        <w:lastRenderedPageBreak/>
         <w:t>cd ~/couple-photo-album git pull pnpm install pnpm build pm2 restart couple-photo-album</w:t>
       </w:r>
     </w:p>
@@ -887,6 +900,7 @@
         <w:rPr>
           <w:lang w:val="en-US"/>
         </w:rPr>
+        <w:lastRenderedPageBreak/>
         <w:t xml:space="preserve">Nút chấm đen khi người dùng nhập ở ô passcode đổi thành sticker </w:t>
       </w:r>
       <w:r>
@@ -911,7 +925,6 @@
         <w:rPr>
           <w:lang w:val="en-US"/>
         </w:rPr>
-        <w:lastRenderedPageBreak/>
         <w:t>Phần Chi tiết của lá th</w:t>
       </w:r>
       <w:r>
@@ -1301,8 +1314,559 @@
         <w:rPr>
           <w:b/>
           <w:bCs/>
-        </w:rPr>
-      </w:pPr>
+          <w:lang w:val="en-US"/>
+        </w:rPr>
+      </w:pPr>
+    </w:p>
+    <w:p>
+      <w:pPr>
+        <w:pStyle w:val="ListParagraph"/>
+        <w:rPr>
+          <w:b/>
+          <w:bCs/>
+          <w:lang w:val="en-US"/>
+        </w:rPr>
+      </w:pPr>
+    </w:p>
+    <w:p>
+      <w:pPr>
+        <w:pStyle w:val="ListParagraph"/>
+        <w:numPr>
+          <w:ilvl w:val="0"/>
+          <w:numId w:val="1"/>
+        </w:numPr>
+        <w:rPr>
+          <w:rFonts w:ascii="Calibri" w:hAnsi="Calibri" w:cs="Calibri"/>
+          <w:b/>
+          <w:bCs/>
+          <w:sz w:val="21"/>
+          <w:szCs w:val="21"/>
+        </w:rPr>
+      </w:pPr>
+      <w:r>
+        <w:rPr>
+          <w:b/>
+          <w:bCs/>
+          <w:lang w:val="en-US"/>
+        </w:rPr>
+        <w:t xml:space="preserve">Bạn chưa đổi thành </w:t>
+      </w:r>
+      <w:r>
+        <w:rPr>
+          <w:b/>
+          <w:bCs/>
+        </w:rPr>
+        <w:t>Font Itim Vietnamese</w:t>
+      </w:r>
+      <w:r>
+        <w:rPr>
+          <w:b/>
+          <w:bCs/>
+          <w:lang w:val="en-US"/>
+        </w:rPr>
+        <w:t xml:space="preserve"> cho toàn bộ các tiêu đề </w:t>
+      </w:r>
+      <w:r>
+        <w:rPr>
+          <w:b/>
+          <w:bCs/>
+          <w:lang w:val="en-US"/>
+        </w:rPr>
+        <w:t xml:space="preserve">như </w:t>
+      </w:r>
+      <w:r>
+        <w:rPr>
+          <w:b/>
+          <w:bCs/>
+        </w:rPr>
+        <w:t>Tao Album Moi</w:t>
+      </w:r>
+      <w:r>
+        <w:rPr>
+          <w:b/>
+          <w:bCs/>
+          <w:lang w:val="en-US"/>
+        </w:rPr>
+        <w:t xml:space="preserve">, </w:t>
+      </w:r>
+      <w:r>
+        <w:rPr>
+          <w:b/>
+          <w:bCs/>
+        </w:rPr>
+        <w:t>Ten Album</w:t>
+      </w:r>
+      <w:r>
+        <w:rPr>
+          <w:rFonts w:ascii="Comic Sans MS" w:hAnsi="Comic Sans MS"/>
+          <w:b/>
+          <w:bCs/>
+          <w:sz w:val="21"/>
+          <w:szCs w:val="21"/>
+          <w:lang w:val="en-US"/>
+        </w:rPr>
+        <w:t xml:space="preserve">, </w:t>
+      </w:r>
+      <w:r>
+        <w:rPr>
+          <w:rFonts w:ascii="Comic Sans MS" w:hAnsi="Comic Sans MS"/>
+          <w:b/>
+          <w:bCs/>
+          <w:sz w:val="21"/>
+          <w:szCs w:val="21"/>
+        </w:rPr>
+        <w:t>Mo Ta (Tuy Chon)</w:t>
+      </w:r>
+      <w:r>
+        <w:rPr>
+          <w:rFonts w:ascii="Comic Sans MS" w:hAnsi="Comic Sans MS"/>
+          <w:b/>
+          <w:bCs/>
+          <w:sz w:val="21"/>
+          <w:szCs w:val="21"/>
+          <w:lang w:val="en-US"/>
+        </w:rPr>
+        <w:t xml:space="preserve">, </w:t>
+      </w:r>
+      <w:r>
+        <w:rPr>
+          <w:rFonts w:ascii="Comic Sans MS" w:hAnsi="Comic Sans MS"/>
+          <w:b/>
+          <w:bCs/>
+          <w:sz w:val="21"/>
+          <w:szCs w:val="21"/>
+        </w:rPr>
+        <w:t>Viet Thu Tay</w:t>
+      </w:r>
+      <w:r>
+        <w:rPr>
+          <w:rFonts w:ascii="Comic Sans MS" w:hAnsi="Comic Sans MS"/>
+          <w:b/>
+          <w:bCs/>
+          <w:sz w:val="21"/>
+          <w:szCs w:val="21"/>
+          <w:lang w:val="en-US"/>
+        </w:rPr>
+        <w:t xml:space="preserve">, </w:t>
+      </w:r>
+      <w:r>
+        <w:rPr>
+          <w:rFonts w:ascii="Comic Sans MS" w:hAnsi="Comic Sans MS"/>
+          <w:b/>
+          <w:bCs/>
+          <w:sz w:val="21"/>
+          <w:szCs w:val="21"/>
+        </w:rPr>
+        <w:t>Tieu De</w:t>
+      </w:r>
+      <w:r>
+        <w:rPr>
+          <w:rFonts w:ascii="Comic Sans MS" w:hAnsi="Comic Sans MS"/>
+          <w:b/>
+          <w:bCs/>
+          <w:sz w:val="21"/>
+          <w:szCs w:val="21"/>
+          <w:lang w:val="en-US"/>
+        </w:rPr>
+        <w:t xml:space="preserve">, </w:t>
+      </w:r>
+      <w:r>
+        <w:rPr>
+          <w:rFonts w:ascii="Comic Sans MS" w:hAnsi="Comic Sans MS"/>
+          <w:b/>
+          <w:bCs/>
+          <w:sz w:val="21"/>
+          <w:szCs w:val="21"/>
+        </w:rPr>
+        <w:t>Noi Dung Thu</w:t>
+      </w:r>
+      <w:r>
+        <w:rPr>
+          <w:rFonts w:ascii="Comic Sans MS" w:hAnsi="Comic Sans MS"/>
+          <w:b/>
+          <w:bCs/>
+          <w:sz w:val="21"/>
+          <w:szCs w:val="21"/>
+          <w:lang w:val="en-US"/>
+        </w:rPr>
+        <w:t xml:space="preserve">, </w:t>
+      </w:r>
+      <w:r>
+        <w:rPr>
+          <w:rFonts w:ascii="Comic Sans MS" w:hAnsi="Comic Sans MS"/>
+          <w:b/>
+          <w:bCs/>
+          <w:sz w:val="21"/>
+          <w:szCs w:val="21"/>
+        </w:rPr>
+        <w:t>Hen Ngay Mo Thu (Tuy Chon)</w:t>
+      </w:r>
+      <w:r>
+        <w:rPr>
+          <w:rFonts w:ascii="Comic Sans MS" w:hAnsi="Comic Sans MS"/>
+          <w:b/>
+          <w:bCs/>
+          <w:sz w:val="21"/>
+          <w:szCs w:val="21"/>
+          <w:lang w:val="en-US"/>
+        </w:rPr>
+        <w:t>, Huy, Gui Th</w:t>
+      </w:r>
+      <w:r>
+        <w:rPr>
+          <w:rFonts w:ascii="Calibri" w:hAnsi="Calibri" w:cs="Calibri"/>
+          <w:b/>
+          <w:bCs/>
+          <w:sz w:val="21"/>
+          <w:szCs w:val="21"/>
+        </w:rPr>
+        <w:t>ư</w:t>
+      </w:r>
+      <w:r>
+        <w:rPr>
+          <w:rFonts w:ascii="Calibri" w:hAnsi="Calibri" w:cs="Calibri"/>
+          <w:b/>
+          <w:bCs/>
+          <w:sz w:val="21"/>
+          <w:szCs w:val="21"/>
+          <w:lang w:val="en-US"/>
+        </w:rPr>
+        <w:t xml:space="preserve"> , Huy, Tao, </w:t>
+      </w:r>
+      <w:r>
+        <w:rPr>
+          <w:rFonts w:ascii="Calibri" w:hAnsi="Calibri" w:cs="Calibri"/>
+          <w:b/>
+          <w:bCs/>
+          <w:sz w:val="21"/>
+          <w:szCs w:val="21"/>
+        </w:rPr>
+        <w:t>Tao Su Kien Moi</w:t>
+      </w:r>
+      <w:r>
+        <w:rPr>
+          <w:rFonts w:ascii="Calibri" w:hAnsi="Calibri" w:cs="Calibri"/>
+          <w:b/>
+          <w:bCs/>
+          <w:sz w:val="21"/>
+          <w:szCs w:val="21"/>
+          <w:lang w:val="en-US"/>
+        </w:rPr>
+        <w:t xml:space="preserve">, </w:t>
+      </w:r>
+      <w:r>
+        <w:rPr>
+          <w:rFonts w:ascii="Calibri" w:hAnsi="Calibri" w:cs="Calibri"/>
+          <w:b/>
+          <w:bCs/>
+          <w:sz w:val="21"/>
+          <w:szCs w:val="21"/>
+        </w:rPr>
+        <w:t>Ten Su Kien</w:t>
+      </w:r>
+      <w:r>
+        <w:rPr>
+          <w:rFonts w:ascii="Calibri" w:hAnsi="Calibri" w:cs="Calibri"/>
+          <w:b/>
+          <w:bCs/>
+          <w:sz w:val="21"/>
+          <w:szCs w:val="21"/>
+          <w:lang w:val="en-US"/>
+        </w:rPr>
+        <w:t xml:space="preserve">, </w:t>
+      </w:r>
+      <w:r>
+        <w:rPr>
+          <w:rFonts w:ascii="Calibri" w:hAnsi="Calibri" w:cs="Calibri"/>
+          <w:b/>
+          <w:bCs/>
+          <w:sz w:val="21"/>
+          <w:szCs w:val="21"/>
+        </w:rPr>
+        <w:t>Mo Ta (Tuy Chon)</w:t>
+      </w:r>
+      <w:r>
+        <w:rPr>
+          <w:rFonts w:ascii="Calibri" w:hAnsi="Calibri" w:cs="Calibri"/>
+          <w:b/>
+          <w:bCs/>
+          <w:sz w:val="21"/>
+          <w:szCs w:val="21"/>
+          <w:lang w:val="en-US"/>
+        </w:rPr>
+        <w:t xml:space="preserve">, Form thêm sự kiện mới, Form tạo album mới, Form viết thư tay </w:t>
+      </w:r>
+      <w:r>
+        <w:rPr>
+          <w:rFonts w:ascii="Comic Sans MS" w:hAnsi="Comic Sans MS"/>
+          <w:b/>
+          <w:bCs/>
+          <w:sz w:val="21"/>
+          <w:szCs w:val="21"/>
+        </w:rPr>
+        <w:t>Che Do Hien Thi</w:t>
+      </w:r>
+      <w:r>
+        <w:rPr>
+          <w:rFonts w:ascii="Comic Sans MS" w:hAnsi="Comic Sans MS"/>
+          <w:b/>
+          <w:bCs/>
+          <w:sz w:val="21"/>
+          <w:szCs w:val="21"/>
+          <w:lang w:val="en-US"/>
+        </w:rPr>
+        <w:t xml:space="preserve">, </w:t>
+      </w:r>
+      <w:r>
+        <w:rPr>
+          <w:rFonts w:ascii="Comic Sans MS" w:hAnsi="Comic Sans MS"/>
+          <w:b/>
+          <w:bCs/>
+          <w:sz w:val="21"/>
+          <w:szCs w:val="21"/>
+        </w:rPr>
+        <w:t xml:space="preserve">Thêm </w:t>
+      </w:r>
+      <w:r>
+        <w:rPr>
+          <w:rFonts w:ascii="Calibri" w:hAnsi="Calibri" w:cs="Calibri"/>
+          <w:b/>
+          <w:bCs/>
+          <w:sz w:val="21"/>
+          <w:szCs w:val="21"/>
+        </w:rPr>
+        <w:t>Ả</w:t>
+      </w:r>
+      <w:r>
+        <w:rPr>
+          <w:rFonts w:ascii="Comic Sans MS" w:hAnsi="Comic Sans MS"/>
+          <w:b/>
+          <w:bCs/>
+          <w:sz w:val="21"/>
+          <w:szCs w:val="21"/>
+        </w:rPr>
+        <w:t>nh M</w:t>
+      </w:r>
+      <w:r>
+        <w:rPr>
+          <w:rFonts w:ascii="Calibri" w:hAnsi="Calibri" w:cs="Calibri"/>
+          <w:b/>
+          <w:bCs/>
+          <w:sz w:val="21"/>
+          <w:szCs w:val="21"/>
+        </w:rPr>
+        <w:t>ớ</w:t>
+      </w:r>
+      <w:r>
+        <w:rPr>
+          <w:rFonts w:ascii="Comic Sans MS" w:hAnsi="Comic Sans MS"/>
+          <w:b/>
+          <w:bCs/>
+          <w:sz w:val="21"/>
+          <w:szCs w:val="21"/>
+        </w:rPr>
+        <w:t>i</w:t>
+      </w:r>
+      <w:r>
+        <w:rPr>
+          <w:rFonts w:ascii="Comic Sans MS" w:hAnsi="Comic Sans MS"/>
+          <w:b/>
+          <w:bCs/>
+          <w:sz w:val="21"/>
+          <w:szCs w:val="21"/>
+          <w:lang w:val="en-US"/>
+        </w:rPr>
+        <w:t xml:space="preserve">, </w:t>
+      </w:r>
+      <w:r>
+        <w:rPr>
+          <w:rFonts w:ascii="Comic Sans MS" w:hAnsi="Comic Sans MS"/>
+          <w:b/>
+          <w:bCs/>
+          <w:sz w:val="21"/>
+          <w:szCs w:val="21"/>
+        </w:rPr>
+        <w:t>Kéo th</w:t>
+      </w:r>
+      <w:r>
+        <w:rPr>
+          <w:rFonts w:ascii="Calibri" w:hAnsi="Calibri" w:cs="Calibri"/>
+          <w:b/>
+          <w:bCs/>
+          <w:sz w:val="21"/>
+          <w:szCs w:val="21"/>
+        </w:rPr>
+        <w:t>ả</w:t>
+      </w:r>
+      <w:r>
+        <w:rPr>
+          <w:rFonts w:ascii="Comic Sans MS" w:hAnsi="Comic Sans MS"/>
+          <w:b/>
+          <w:bCs/>
+          <w:sz w:val="21"/>
+          <w:szCs w:val="21"/>
+        </w:rPr>
+        <w:t xml:space="preserve"> </w:t>
+      </w:r>
+      <w:r>
+        <w:rPr>
+          <w:rFonts w:ascii="Calibri" w:hAnsi="Calibri" w:cs="Calibri"/>
+          <w:b/>
+          <w:bCs/>
+          <w:sz w:val="21"/>
+          <w:szCs w:val="21"/>
+        </w:rPr>
+        <w:t>ả</w:t>
+      </w:r>
+      <w:r>
+        <w:rPr>
+          <w:rFonts w:ascii="Comic Sans MS" w:hAnsi="Comic Sans MS"/>
+          <w:b/>
+          <w:bCs/>
+          <w:sz w:val="21"/>
+          <w:szCs w:val="21"/>
+        </w:rPr>
+        <w:t>nh vào đây ho</w:t>
+      </w:r>
+      <w:r>
+        <w:rPr>
+          <w:rFonts w:ascii="Calibri" w:hAnsi="Calibri" w:cs="Calibri"/>
+          <w:b/>
+          <w:bCs/>
+          <w:sz w:val="21"/>
+          <w:szCs w:val="21"/>
+        </w:rPr>
+        <w:t>ặ</w:t>
+      </w:r>
+      <w:r>
+        <w:rPr>
+          <w:rFonts w:ascii="Comic Sans MS" w:hAnsi="Comic Sans MS"/>
+          <w:b/>
+          <w:bCs/>
+          <w:sz w:val="21"/>
+          <w:szCs w:val="21"/>
+        </w:rPr>
+        <w:t>c nh</w:t>
+      </w:r>
+      <w:r>
+        <w:rPr>
+          <w:rFonts w:ascii="Calibri" w:hAnsi="Calibri" w:cs="Calibri"/>
+          <w:b/>
+          <w:bCs/>
+          <w:sz w:val="21"/>
+          <w:szCs w:val="21"/>
+        </w:rPr>
+        <w:t>ấ</w:t>
+      </w:r>
+      <w:r>
+        <w:rPr>
+          <w:rFonts w:ascii="Comic Sans MS" w:hAnsi="Comic Sans MS"/>
+          <w:b/>
+          <w:bCs/>
+          <w:sz w:val="21"/>
+          <w:szCs w:val="21"/>
+        </w:rPr>
+        <w:t>p đ</w:t>
+      </w:r>
+      <w:r>
+        <w:rPr>
+          <w:rFonts w:ascii="Calibri" w:hAnsi="Calibri" w:cs="Calibri"/>
+          <w:b/>
+          <w:bCs/>
+          <w:sz w:val="21"/>
+          <w:szCs w:val="21"/>
+        </w:rPr>
+        <w:t>ể</w:t>
+      </w:r>
+      <w:r>
+        <w:rPr>
+          <w:rFonts w:ascii="Comic Sans MS" w:hAnsi="Comic Sans MS"/>
+          <w:b/>
+          <w:bCs/>
+          <w:sz w:val="21"/>
+          <w:szCs w:val="21"/>
+        </w:rPr>
+        <w:t xml:space="preserve"> ch</w:t>
+      </w:r>
+      <w:r>
+        <w:rPr>
+          <w:rFonts w:ascii="Calibri" w:hAnsi="Calibri" w:cs="Calibri"/>
+          <w:b/>
+          <w:bCs/>
+          <w:sz w:val="21"/>
+          <w:szCs w:val="21"/>
+        </w:rPr>
+        <w:t>ọ</w:t>
+      </w:r>
+      <w:r>
+        <w:rPr>
+          <w:rFonts w:ascii="Comic Sans MS" w:hAnsi="Comic Sans MS"/>
+          <w:b/>
+          <w:bCs/>
+          <w:sz w:val="21"/>
+          <w:szCs w:val="21"/>
+        </w:rPr>
+        <w:t>n</w:t>
+      </w:r>
+      <w:r>
+        <w:rPr>
+          <w:rFonts w:ascii="Comic Sans MS" w:hAnsi="Comic Sans MS"/>
+          <w:b/>
+          <w:bCs/>
+          <w:sz w:val="21"/>
+          <w:szCs w:val="21"/>
+          <w:lang w:val="en-US"/>
+        </w:rPr>
+        <w:t xml:space="preserve"> và </w:t>
+      </w:r>
+      <w:r>
+        <w:rPr>
+          <w:b/>
+          <w:bCs/>
+        </w:rPr>
+        <w:t>Dia diem(tuy chon)</w:t>
+      </w:r>
+      <w:r>
+        <w:rPr>
+          <w:b/>
+          <w:bCs/>
+        </w:rPr>
+        <w:t xml:space="preserve"> BẠN CHO HIỆN CHỮ ĐEN XÁM BÌNH THƯỜNG THEO WEB NHÉ</w:t>
+      </w:r>
+    </w:p>
+    <w:p>
+      <w:pPr>
+        <w:pStyle w:val="ListParagraph"/>
+        <w:numPr>
+          <w:ilvl w:val="0"/>
+          <w:numId w:val="1"/>
+        </w:numPr>
+        <w:rPr>
+          <w:b/>
+          <w:bCs/>
+        </w:rPr>
+      </w:pPr>
+      <w:r>
+        <w:rPr>
+          <w:b/>
+          <w:bCs/>
+        </w:rPr>
+        <w:t xml:space="preserve">Ở chức năng chọn nền thư, sau khi người dùng chọn và lưu thư xong, bạn cho nền hiển thị ở </w:t>
+      </w:r>
+      <w:r>
+        <w:rPr>
+          <w:b/>
+          <w:bCs/>
+        </w:rPr>
+        <w:t>&lt;div class="absolute inset-0 bg-cover bg-center rounded-2xl pointer-events-none" style="background-image: url(&amp;quot;/assets-new-design/note_paper_plain_stack.png&amp;quot;);"&gt;&lt;/div&gt;</w:t>
+      </w:r>
+      <w:r>
+        <w:rPr>
+          <w:b/>
+          <w:bCs/>
+        </w:rPr>
+        <w:t xml:space="preserve"> thay đổi background-image theo nền thư mà người dùng đã chọn, bỏ các background white bên ngoài đi chỉ cho hiển thị nền là nền thư mà người dùng đã chọn</w:t>
+      </w:r>
     </w:p>
     <w:p>
       <w:pPr>
@@ -1892,7 +2456,6 @@
     <w:next w:val="Normal"/>
     <w:link w:val="Heading3Char"/>
     <w:uiPriority w:val="9"/>
-    <w:semiHidden/>
     <w:unhideWhenUsed/>
     <w:qFormat/>
     <w:rsid w:val="00C573A9"/>
@@ -2044,7 +2607,6 @@
   <w:style w:type="character" w:default="1" w:styleId="DefaultParagraphFont">
     <w:name w:val="Default Paragraph Font"/>
     <w:uiPriority w:val="1"/>
-    <w:semiHidden/>
     <w:unhideWhenUsed/>
   </w:style>
   <w:style w:type="table" w:default="1" w:styleId="TableNormal">
@@ -2099,7 +2661,6 @@
     <w:basedOn w:val="DefaultParagraphFont"/>
     <w:link w:val="Heading3"/>
     <w:uiPriority w:val="9"/>
-    <w:semiHidden/>
     <w:rsid w:val="00C573A9"/>
     <w:rPr>
       <w:rFonts w:eastAsiaTheme="majorEastAsia" w:cstheme="majorBidi"/>

--- a/TVC/Huong Dan VPS tu Git.docx
+++ b/TVC/Huong Dan VPS tu Git.docx
@@ -233,6 +233,47 @@
           <w:lang w:val="en-US"/>
         </w:rPr>
       </w:pPr>
+      <w:r>
+        <w:rPr>
+          <w:lang w:val="en-US"/>
+        </w:rPr>
+        <w:t>mp4 sang avi</w:t>
+      </w:r>
+    </w:p>
+    <w:p>
+      <w:pPr>
+        <w:rPr>
+          <w:lang w:val="en-US"/>
+        </w:rPr>
+      </w:pPr>
+      <w:r>
+        <w:rPr>
+          <w:lang w:val="en-US"/>
+        </w:rPr>
+        <w:t>Video : codec: mjpeg , kích thước : 128x160, tốc độ khung hình : 20fps</w:t>
+      </w:r>
+    </w:p>
+    <w:p>
+      <w:pPr>
+        <w:rPr>
+          <w:lang w:val="en-US"/>
+        </w:rPr>
+      </w:pPr>
+      <w:r>
+        <w:rPr>
+          <w:lang w:val="en-US"/>
+        </w:rPr>
+        <w:t xml:space="preserve">Âm thanh : có codec là </w:t>
+      </w:r>
+      <w:r>
+        <w:t>PCM_S16BE (Không nén)</w:t>
+      </w:r>
+      <w:r>
+        <w:rPr>
+          <w:lang w:val="en-US"/>
+        </w:rPr>
+        <w:t>, tần số là 22050Hz</w:t>
+      </w:r>
     </w:p>
     <w:p>
       <w:pPr>
@@ -268,6 +309,7 @@
     </w:p>
     <w:p>
       <w:r>
+        <w:lastRenderedPageBreak/>
         <w:t>git add . git commit -m "..." git push</w:t>
       </w:r>
     </w:p>
@@ -278,7 +320,6 @@
     </w:p>
     <w:p>
       <w:r>
-        <w:lastRenderedPageBreak/>
         <w:t>cd ~/couple-photo-album git pull pnpm install pnpm build pm2 restart couple-photo-album</w:t>
       </w:r>
     </w:p>
@@ -900,7 +941,6 @@
         <w:rPr>
           <w:lang w:val="en-US"/>
         </w:rPr>
-        <w:lastRenderedPageBreak/>
         <w:t xml:space="preserve">Nút chấm đen khi người dùng nhập ở ô passcode đổi thành sticker </w:t>
       </w:r>
       <w:r>
@@ -1314,17 +1354,15 @@
         <w:rPr>
           <w:b/>
           <w:bCs/>
-          <w:lang w:val="en-US"/>
-        </w:rPr>
-      </w:pPr>
-    </w:p>
-    <w:p>
-      <w:pPr>
-        <w:pStyle w:val="ListParagraph"/>
-        <w:rPr>
-          <w:b/>
-          <w:bCs/>
-          <w:lang w:val="en-US"/>
+        </w:rPr>
+      </w:pPr>
+    </w:p>
+    <w:p>
+      <w:pPr>
+        <w:pStyle w:val="ListParagraph"/>
+        <w:rPr>
+          <w:b/>
+          <w:bCs/>
         </w:rPr>
       </w:pPr>
     </w:p>
@@ -1347,7 +1385,6 @@
         <w:rPr>
           <w:b/>
           <w:bCs/>
-          <w:lang w:val="en-US"/>
         </w:rPr>
         <w:t xml:space="preserve">Bạn chưa đổi thành </w:t>
       </w:r>
@@ -1362,7 +1399,6 @@
         <w:rPr>
           <w:b/>
           <w:bCs/>
-          <w:lang w:val="en-US"/>
         </w:rPr>
         <w:t xml:space="preserve"> cho toàn bộ các tiêu đề </w:t>
       </w:r>
@@ -1370,7 +1406,6 @@
         <w:rPr>
           <w:b/>
           <w:bCs/>
-          <w:lang w:val="en-US"/>
         </w:rPr>
         <w:t xml:space="preserve">như </w:t>
       </w:r>
@@ -1385,7 +1420,6 @@
         <w:rPr>
           <w:b/>
           <w:bCs/>
-          <w:lang w:val="en-US"/>
         </w:rPr>
         <w:t xml:space="preserve">, </w:t>
       </w:r>
@@ -1403,7 +1437,6 @@
           <w:bCs/>
           <w:sz w:val="21"/>
           <w:szCs w:val="21"/>
-          <w:lang w:val="en-US"/>
         </w:rPr>
         <w:t xml:space="preserve">, </w:t>
       </w:r>
@@ -1424,7 +1457,6 @@
           <w:bCs/>
           <w:sz w:val="21"/>
           <w:szCs w:val="21"/>
-          <w:lang w:val="en-US"/>
         </w:rPr>
         <w:t xml:space="preserve">, </w:t>
       </w:r>
@@ -1445,7 +1477,6 @@
           <w:bCs/>
           <w:sz w:val="21"/>
           <w:szCs w:val="21"/>
-          <w:lang w:val="en-US"/>
         </w:rPr>
         <w:t xml:space="preserve">, </w:t>
       </w:r>
@@ -1466,7 +1497,6 @@
           <w:bCs/>
           <w:sz w:val="21"/>
           <w:szCs w:val="21"/>
-          <w:lang w:val="en-US"/>
         </w:rPr>
         <w:t xml:space="preserve">, </w:t>
       </w:r>
@@ -1487,7 +1517,6 @@
           <w:bCs/>
           <w:sz w:val="21"/>
           <w:szCs w:val="21"/>
-          <w:lang w:val="en-US"/>
         </w:rPr>
         <w:t xml:space="preserve">, </w:t>
       </w:r>
@@ -1508,7 +1537,6 @@
           <w:bCs/>
           <w:sz w:val="21"/>
           <w:szCs w:val="21"/>
-          <w:lang w:val="en-US"/>
         </w:rPr>
         <w:t>, Huy, Gui Th</w:t>
       </w:r>
@@ -1529,7 +1557,6 @@
           <w:bCs/>
           <w:sz w:val="21"/>
           <w:szCs w:val="21"/>
-          <w:lang w:val="en-US"/>
         </w:rPr>
         <w:t xml:space="preserve"> , Huy, Tao, </w:t>
       </w:r>
@@ -1550,7 +1577,6 @@
           <w:bCs/>
           <w:sz w:val="21"/>
           <w:szCs w:val="21"/>
-          <w:lang w:val="en-US"/>
         </w:rPr>
         <w:t xml:space="preserve">, </w:t>
       </w:r>
@@ -1571,7 +1597,6 @@
           <w:bCs/>
           <w:sz w:val="21"/>
           <w:szCs w:val="21"/>
-          <w:lang w:val="en-US"/>
         </w:rPr>
         <w:t xml:space="preserve">, </w:t>
       </w:r>
@@ -1592,7 +1617,6 @@
           <w:bCs/>
           <w:sz w:val="21"/>
           <w:szCs w:val="21"/>
-          <w:lang w:val="en-US"/>
         </w:rPr>
         <w:t xml:space="preserve">, Form thêm sự kiện mới, Form tạo album mới, Form viết thư tay </w:t>
       </w:r>
@@ -1613,7 +1637,6 @@
           <w:bCs/>
           <w:sz w:val="21"/>
           <w:szCs w:val="21"/>
-          <w:lang w:val="en-US"/>
         </w:rPr>
         <w:t xml:space="preserve">, </w:t>
       </w:r>
@@ -1674,7 +1697,6 @@
           <w:bCs/>
           <w:sz w:val="21"/>
           <w:szCs w:val="21"/>
-          <w:lang w:val="en-US"/>
         </w:rPr>
         <w:t xml:space="preserve">, </w:t>
       </w:r>
@@ -1815,7 +1837,6 @@
           <w:bCs/>
           <w:sz w:val="21"/>
           <w:szCs w:val="21"/>
-          <w:lang w:val="en-US"/>
         </w:rPr>
         <w:t xml:space="preserve"> và </w:t>
       </w:r>
@@ -1824,57 +1845,255 @@
           <w:b/>
           <w:bCs/>
         </w:rPr>
-        <w:t>Dia diem(tuy chon)</w:t>
-      </w:r>
-      <w:r>
-        <w:rPr>
-          <w:b/>
-          <w:bCs/>
-        </w:rPr>
-        <w:t xml:space="preserve"> BẠN CHO HIỆN CHỮ ĐEN XÁM BÌNH THƯỜNG THEO WEB NHÉ</w:t>
-      </w:r>
-    </w:p>
-    <w:p>
-      <w:pPr>
-        <w:pStyle w:val="ListParagraph"/>
-        <w:numPr>
-          <w:ilvl w:val="0"/>
-          <w:numId w:val="1"/>
-        </w:numPr>
-        <w:rPr>
-          <w:b/>
-          <w:bCs/>
-        </w:rPr>
-      </w:pPr>
-      <w:r>
-        <w:rPr>
-          <w:b/>
-          <w:bCs/>
-        </w:rPr>
-        <w:t xml:space="preserve">Ở chức năng chọn nền thư, sau khi người dùng chọn và lưu thư xong, bạn cho nền hiển thị ở </w:t>
-      </w:r>
-      <w:r>
-        <w:rPr>
-          <w:b/>
-          <w:bCs/>
-        </w:rPr>
-        <w:t>&lt;div class="absolute inset-0 bg-cover bg-center rounded-2xl pointer-events-none" style="background-image: url(&amp;quot;/assets-new-design/note_paper_plain_stack.png&amp;quot;);"&gt;&lt;/div&gt;</w:t>
-      </w:r>
-      <w:r>
-        <w:rPr>
-          <w:b/>
-          <w:bCs/>
-        </w:rPr>
-        <w:t xml:space="preserve"> thay đổi background-image theo nền thư mà người dùng đã chọn, bỏ các background white bên ngoài đi chỉ cho hiển thị nền là nền thư mà người dùng đã chọn</w:t>
-      </w:r>
-    </w:p>
-    <w:p>
-      <w:pPr>
-        <w:rPr>
-          <w:b/>
-          <w:bCs/>
-        </w:rPr>
-      </w:pPr>
+        <w:t>Dia diem(tuy chon) BẠN CHO HIỆN CHỮ ĐEN XÁM BÌNH THƯỜNG THEO WEB NHÉ</w:t>
+      </w:r>
+    </w:p>
+    <w:p>
+      <w:pPr>
+        <w:pStyle w:val="ListParagraph"/>
+        <w:numPr>
+          <w:ilvl w:val="0"/>
+          <w:numId w:val="1"/>
+        </w:numPr>
+        <w:rPr>
+          <w:b/>
+          <w:bCs/>
+        </w:rPr>
+      </w:pPr>
+      <w:r>
+        <w:rPr>
+          <w:b/>
+          <w:bCs/>
+        </w:rPr>
+        <w:t>Ở chức năng chọn nền thư, sau khi người dùng chọn và lưu thư xong, bạn cho nền hiển thị ở &lt;div class="absolute inset-0 bg-cover bg-center rounded-2xl pointer-events-none" style="background-image: url(&amp;quot;/assets-new-design/note_paper_plain_stack.png&amp;quot;);"&gt;&lt;/div&gt; thay đổi background-image theo nền thư mà người dùng đã chọn, bỏ các background white bên ngoài đi chỉ cho hiển thị nền là nền thư mà người dùng đã chọn</w:t>
+      </w:r>
+    </w:p>
+    <w:p>
+      <w:pPr>
+        <w:rPr>
+          <w:b/>
+          <w:bCs/>
+        </w:rPr>
+      </w:pPr>
+    </w:p>
+    <w:p>
+      <w:pPr>
+        <w:rPr>
+          <w:b/>
+          <w:bCs/>
+        </w:rPr>
+      </w:pPr>
+    </w:p>
+    <w:p>
+      <w:pPr>
+        <w:pStyle w:val="ListParagraph"/>
+        <w:numPr>
+          <w:ilvl w:val="0"/>
+          <w:numId w:val="1"/>
+        </w:numPr>
+        <w:rPr>
+          <w:b/>
+          <w:bCs/>
+        </w:rPr>
+      </w:pPr>
+      <w:r>
+        <w:rPr>
+          <w:b/>
+          <w:bCs/>
+        </w:rPr>
+        <w:t>Chức năng share bạn làm cho link riêng mỗi album đi, khi người dùng bấm vào link đó chỉ hiển thị những ảnh trong album đó thôi, không thấy các chức năng khác ngoài album ảnh (như nút Quay lại, thư tay, sự kiện, nút bánh mì,…)</w:t>
+      </w:r>
+    </w:p>
+    <w:p>
+      <w:pPr>
+        <w:pStyle w:val="ListParagraph"/>
+        <w:numPr>
+          <w:ilvl w:val="0"/>
+          <w:numId w:val="1"/>
+        </w:numPr>
+        <w:rPr>
+          <w:b/>
+          <w:bCs/>
+        </w:rPr>
+      </w:pPr>
+      <w:r>
+        <w:rPr>
+          <w:b/>
+          <w:bCs/>
+        </w:rPr>
+        <w:t xml:space="preserve">Nền của album bạn bỏ Giấy trơn với trái tim đi, nền mặc định nếu người dùng chưa set thì bạn chọn Nền 3 nhé (bỏ bo tròn góc và các thứ làm ẩn đi background nhé, cho hiện full ảnh nền background)không cần làm nền trắng để chữ hiện rõ đâu, bạn cứ cho chữ hiện lên backround là được). </w:t>
+      </w:r>
+    </w:p>
+    <w:p>
+      <w:pPr>
+        <w:pStyle w:val="ListParagraph"/>
+        <w:numPr>
+          <w:ilvl w:val="0"/>
+          <w:numId w:val="1"/>
+        </w:numPr>
+        <w:rPr>
+          <w:b/>
+          <w:bCs/>
+        </w:rPr>
+      </w:pPr>
+      <w:r>
+        <w:rPr>
+          <w:b/>
+          <w:bCs/>
+        </w:rPr>
+        <w:t>bạn hỏi lại tôi xác nhận xong hẵn làm</w:t>
+      </w:r>
+    </w:p>
+    <w:p>
+      <w:pPr>
+        <w:rPr>
+          <w:b/>
+          <w:bCs/>
+        </w:rPr>
+      </w:pPr>
+    </w:p>
+    <w:p>
+      <w:pPr>
+        <w:pStyle w:val="ListParagraph"/>
+        <w:numPr>
+          <w:ilvl w:val="0"/>
+          <w:numId w:val="1"/>
+        </w:numPr>
+        <w:rPr>
+          <w:b/>
+          <w:bCs/>
+        </w:rPr>
+      </w:pPr>
+      <w:r>
+        <w:rPr>
+          <w:b/>
+          <w:bCs/>
+        </w:rPr>
+        <w:t xml:space="preserve">Cho form login cách cạnh bên phải 100px, login card cho chiều dài dài hơn, và chiều cao ngắn lại </w:t>
+      </w:r>
+    </w:p>
+    <w:p>
+      <w:pPr>
+        <w:pStyle w:val="ListParagraph"/>
+        <w:rPr>
+          <w:b/>
+          <w:bCs/>
+        </w:rPr>
+      </w:pPr>
+    </w:p>
+    <w:p>
+      <w:pPr>
+        <w:pStyle w:val="ListParagraph"/>
+        <w:numPr>
+          <w:ilvl w:val="0"/>
+          <w:numId w:val="1"/>
+        </w:numPr>
+        <w:rPr>
+          <w:b/>
+          <w:bCs/>
+        </w:rPr>
+      </w:pPr>
+      <w:r>
+        <w:rPr>
+          <w:b/>
+          <w:bCs/>
+        </w:rPr>
+        <w:t>4 feature boxes bên trá</w:t>
+      </w:r>
+      <w:r>
+        <w:rPr>
+          <w:b/>
+          <w:bCs/>
+          <w:lang w:val="en-US"/>
+        </w:rPr>
+        <w:t>i cách login card 20px thôi</w:t>
+      </w:r>
+    </w:p>
+    <w:p>
+      <w:pPr>
+        <w:pStyle w:val="ListParagraph"/>
+        <w:rPr>
+          <w:b/>
+          <w:bCs/>
+        </w:rPr>
+      </w:pPr>
+    </w:p>
+    <w:p>
+      <w:pPr>
+        <w:pStyle w:val="ListParagraph"/>
+        <w:numPr>
+          <w:ilvl w:val="0"/>
+          <w:numId w:val="1"/>
+        </w:numPr>
+        <w:rPr>
+          <w:b/>
+          <w:bCs/>
+        </w:rPr>
+      </w:pPr>
+      <w:r>
+        <w:rPr>
+          <w:b/>
+          <w:bCs/>
+        </w:rPr>
+        <w:t>Thanh footer với 3 mục</w:t>
+      </w:r>
+      <w:r>
+        <w:rPr>
+          <w:b/>
+          <w:bCs/>
+        </w:rPr>
+        <w:t xml:space="preserve"> không cần full width cho nằm dưới form login, cách form login 20px và cách cạnh dưới 20px, chiều dài của thanh footer này bằng chiều dài từ cạnh phải form login đến cạnh trái của 3 frature boxes. Nền của thanh footer là hiệu ứng kính mờ xuyên thấu</w:t>
+      </w:r>
+    </w:p>
+    <w:p>
+      <w:pPr>
+        <w:pStyle w:val="ListParagraph"/>
+        <w:rPr>
+          <w:b/>
+          <w:bCs/>
+        </w:rPr>
+      </w:pPr>
+    </w:p>
+    <w:p>
+      <w:pPr>
+        <w:pStyle w:val="ListParagraph"/>
+        <w:numPr>
+          <w:ilvl w:val="0"/>
+          <w:numId w:val="1"/>
+        </w:numPr>
+        <w:rPr>
+          <w:b/>
+          <w:bCs/>
+        </w:rPr>
+      </w:pPr>
+      <w:r>
+        <w:rPr>
+          <w:b/>
+          <w:bCs/>
+        </w:rPr>
+        <w:t>Slogan góc trái dưới - Hộp "KỶ LUẬT - ĐỒNG TÂM / SẴN SÀNG - CHIẾN THẮNG"</w:t>
+      </w:r>
+      <w:r>
+        <w:rPr>
+          <w:b/>
+          <w:bCs/>
+        </w:rPr>
+        <w:t xml:space="preserve"> bạn cho 3 ngôi sao nằm dưới chữ </w:t>
+      </w:r>
+      <w:r>
+        <w:rPr>
+          <w:b/>
+          <w:bCs/>
+        </w:rPr>
+        <w:t>KỶ LUẬT - ĐỒNG TÂM / SẴN SÀNG - CHIẾN THẮNG</w:t>
+      </w:r>
+      <w:r>
+        <w:rPr>
+          <w:b/>
+          <w:bCs/>
+        </w:rPr>
+        <w:t xml:space="preserve"> cho kẻ gạch mỏng 2 bên của 3 ngôi sao nhé. cho nền hiệu ứng kính mờ xuyên thấu </w:t>
+      </w:r>
     </w:p>
     <w:sectPr>
       <w:pgSz w:w="11907" w:h="16840" w:code="9"/>

--- a/TVC/Huong Dan VPS tu Git.docx
+++ b/TVC/Huong Dan VPS tu Git.docx
@@ -521,6 +521,118 @@
     </w:lvl>
   </w:abstractNum>
   <w:abstractNum w:abstractNumId="1" w15:restartNumberingAfterBreak="0">
+    <w:nsid w:val="486B6E52"/>
+    <w:multiLevelType w:val="hybridMultilevel"/>
+    <w:tmpl w:val="E3749D2C"/>
+    <w:lvl w:ilvl="0" w:tplc="52F034D2">
+      <w:numFmt w:val="bullet"/>
+      <w:lvlText w:val="-"/>
+      <w:lvlJc w:val="left"/>
+      <w:pPr>
+        <w:ind w:left="720" w:hanging="360"/>
+      </w:pPr>
+      <w:rPr>
+        <w:rFonts w:ascii="Arial" w:eastAsiaTheme="minorHAnsi" w:hAnsi="Arial" w:cs="Arial" w:hint="default"/>
+      </w:rPr>
+    </w:lvl>
+    <w:lvl w:ilvl="1" w:tplc="042A0003" w:tentative="1">
+      <w:start w:val="1"/>
+      <w:numFmt w:val="bullet"/>
+      <w:lvlText w:val="o"/>
+      <w:lvlJc w:val="left"/>
+      <w:pPr>
+        <w:ind w:left="1440" w:hanging="360"/>
+      </w:pPr>
+      <w:rPr>
+        <w:rFonts w:ascii="Courier New" w:hAnsi="Courier New" w:cs="Courier New" w:hint="default"/>
+      </w:rPr>
+    </w:lvl>
+    <w:lvl w:ilvl="2" w:tplc="042A0005" w:tentative="1">
+      <w:start w:val="1"/>
+      <w:numFmt w:val="bullet"/>
+      <w:lvlText w:val=""/>
+      <w:lvlJc w:val="left"/>
+      <w:pPr>
+        <w:ind w:left="2160" w:hanging="360"/>
+      </w:pPr>
+      <w:rPr>
+        <w:rFonts w:ascii="Wingdings" w:hAnsi="Wingdings" w:hint="default"/>
+      </w:rPr>
+    </w:lvl>
+    <w:lvl w:ilvl="3" w:tplc="042A0001" w:tentative="1">
+      <w:start w:val="1"/>
+      <w:numFmt w:val="bullet"/>
+      <w:lvlText w:val=""/>
+      <w:lvlJc w:val="left"/>
+      <w:pPr>
+        <w:ind w:left="2880" w:hanging="360"/>
+      </w:pPr>
+      <w:rPr>
+        <w:rFonts w:ascii="Symbol" w:hAnsi="Symbol" w:hint="default"/>
+      </w:rPr>
+    </w:lvl>
+    <w:lvl w:ilvl="4" w:tplc="042A0003" w:tentative="1">
+      <w:start w:val="1"/>
+      <w:numFmt w:val="bullet"/>
+      <w:lvlText w:val="o"/>
+      <w:lvlJc w:val="left"/>
+      <w:pPr>
+        <w:ind w:left="3600" w:hanging="360"/>
+      </w:pPr>
+      <w:rPr>
+        <w:rFonts w:ascii="Courier New" w:hAnsi="Courier New" w:cs="Courier New" w:hint="default"/>
+      </w:rPr>
+    </w:lvl>
+    <w:lvl w:ilvl="5" w:tplc="042A0005" w:tentative="1">
+      <w:start w:val="1"/>
+      <w:numFmt w:val="bullet"/>
+      <w:lvlText w:val=""/>
+      <w:lvlJc w:val="left"/>
+      <w:pPr>
+        <w:ind w:left="4320" w:hanging="360"/>
+      </w:pPr>
+      <w:rPr>
+        <w:rFonts w:ascii="Wingdings" w:hAnsi="Wingdings" w:hint="default"/>
+      </w:rPr>
+    </w:lvl>
+    <w:lvl w:ilvl="6" w:tplc="042A0001" w:tentative="1">
+      <w:start w:val="1"/>
+      <w:numFmt w:val="bullet"/>
+      <w:lvlText w:val=""/>
+      <w:lvlJc w:val="left"/>
+      <w:pPr>
+        <w:ind w:left="5040" w:hanging="360"/>
+      </w:pPr>
+      <w:rPr>
+        <w:rFonts w:ascii="Symbol" w:hAnsi="Symbol" w:hint="default"/>
+      </w:rPr>
+    </w:lvl>
+    <w:lvl w:ilvl="7" w:tplc="042A0003" w:tentative="1">
+      <w:start w:val="1"/>
+      <w:numFmt w:val="bullet"/>
+      <w:lvlText w:val="o"/>
+      <w:lvlJc w:val="left"/>
+      <w:pPr>
+        <w:ind w:left="5760" w:hanging="360"/>
+      </w:pPr>
+      <w:rPr>
+        <w:rFonts w:ascii="Courier New" w:hAnsi="Courier New" w:cs="Courier New" w:hint="default"/>
+      </w:rPr>
+    </w:lvl>
+    <w:lvl w:ilvl="8" w:tplc="042A0005" w:tentative="1">
+      <w:start w:val="1"/>
+      <w:numFmt w:val="bullet"/>
+      <w:lvlText w:val=""/>
+      <w:lvlJc w:val="left"/>
+      <w:pPr>
+        <w:ind w:left="6480" w:hanging="360"/>
+      </w:pPr>
+      <w:rPr>
+        <w:rFonts w:ascii="Wingdings" w:hAnsi="Wingdings" w:hint="default"/>
+      </w:rPr>
+    </w:lvl>
+  </w:abstractNum>
+  <w:abstractNum w:abstractNumId="2" w15:restartNumberingAfterBreak="0">
     <w:nsid w:val="6C3035F6"/>
     <w:multiLevelType w:val="hybridMultilevel"/>
     <w:tmpl w:val="35FED57A"/>
@@ -636,6 +748,9 @@
     <w:abstractNumId w:val="0"/>
   </w:num>
   <w:num w:numId="2" w16cid:durableId="1078746876">
+    <w:abstractNumId w:val="2"/>
+  </w:num>
+  <w:num w:numId="3" w16cid:durableId="821895294">
     <w:abstractNumId w:val="1"/>
   </w:num>
 </w:numbering>
@@ -1242,6 +1357,7 @@
   <w:style w:type="character" w:default="1" w:styleId="DefaultParagraphFont">
     <w:name w:val="Default Paragraph Font"/>
     <w:uiPriority w:val="1"/>
+    <w:semiHidden/>
     <w:unhideWhenUsed/>
   </w:style>
   <w:style w:type="table" w:default="1" w:styleId="TableNormal">

--- a/TVC/Huong Dan VPS tu Git.docx
+++ b/TVC/Huong Dan VPS tu Git.docx
@@ -385,14 +385,6 @@
           <w:b/>
           <w:bCs/>
           <w:lang w:val="en-US"/>
-        </w:rPr>
-      </w:pPr>
-    </w:p>
-    <w:p>
-      <w:pPr>
-        <w:rPr>
-          <w:b/>
-          <w:bCs/>
         </w:rPr>
       </w:pPr>
     </w:p>
@@ -521,6 +513,118 @@
     </w:lvl>
   </w:abstractNum>
   <w:abstractNum w:abstractNumId="1" w15:restartNumberingAfterBreak="0">
+    <w:nsid w:val="328C57C9"/>
+    <w:multiLevelType w:val="hybridMultilevel"/>
+    <w:tmpl w:val="FDF41D2C"/>
+    <w:lvl w:ilvl="0" w:tplc="9B1601B0">
+      <w:numFmt w:val="bullet"/>
+      <w:lvlText w:val="-"/>
+      <w:lvlJc w:val="left"/>
+      <w:pPr>
+        <w:ind w:left="720" w:hanging="360"/>
+      </w:pPr>
+      <w:rPr>
+        <w:rFonts w:ascii="Arial" w:eastAsiaTheme="minorHAnsi" w:hAnsi="Arial" w:cs="Arial" w:hint="default"/>
+      </w:rPr>
+    </w:lvl>
+    <w:lvl w:ilvl="1" w:tplc="042A0003">
+      <w:start w:val="1"/>
+      <w:numFmt w:val="bullet"/>
+      <w:lvlText w:val="o"/>
+      <w:lvlJc w:val="left"/>
+      <w:pPr>
+        <w:ind w:left="1440" w:hanging="360"/>
+      </w:pPr>
+      <w:rPr>
+        <w:rFonts w:ascii="Courier New" w:hAnsi="Courier New" w:cs="Courier New" w:hint="default"/>
+      </w:rPr>
+    </w:lvl>
+    <w:lvl w:ilvl="2" w:tplc="042A0005" w:tentative="1">
+      <w:start w:val="1"/>
+      <w:numFmt w:val="bullet"/>
+      <w:lvlText w:val=""/>
+      <w:lvlJc w:val="left"/>
+      <w:pPr>
+        <w:ind w:left="2160" w:hanging="360"/>
+      </w:pPr>
+      <w:rPr>
+        <w:rFonts w:ascii="Wingdings" w:hAnsi="Wingdings" w:hint="default"/>
+      </w:rPr>
+    </w:lvl>
+    <w:lvl w:ilvl="3" w:tplc="042A0001" w:tentative="1">
+      <w:start w:val="1"/>
+      <w:numFmt w:val="bullet"/>
+      <w:lvlText w:val=""/>
+      <w:lvlJc w:val="left"/>
+      <w:pPr>
+        <w:ind w:left="2880" w:hanging="360"/>
+      </w:pPr>
+      <w:rPr>
+        <w:rFonts w:ascii="Symbol" w:hAnsi="Symbol" w:hint="default"/>
+      </w:rPr>
+    </w:lvl>
+    <w:lvl w:ilvl="4" w:tplc="042A0003" w:tentative="1">
+      <w:start w:val="1"/>
+      <w:numFmt w:val="bullet"/>
+      <w:lvlText w:val="o"/>
+      <w:lvlJc w:val="left"/>
+      <w:pPr>
+        <w:ind w:left="3600" w:hanging="360"/>
+      </w:pPr>
+      <w:rPr>
+        <w:rFonts w:ascii="Courier New" w:hAnsi="Courier New" w:cs="Courier New" w:hint="default"/>
+      </w:rPr>
+    </w:lvl>
+    <w:lvl w:ilvl="5" w:tplc="042A0005" w:tentative="1">
+      <w:start w:val="1"/>
+      <w:numFmt w:val="bullet"/>
+      <w:lvlText w:val=""/>
+      <w:lvlJc w:val="left"/>
+      <w:pPr>
+        <w:ind w:left="4320" w:hanging="360"/>
+      </w:pPr>
+      <w:rPr>
+        <w:rFonts w:ascii="Wingdings" w:hAnsi="Wingdings" w:hint="default"/>
+      </w:rPr>
+    </w:lvl>
+    <w:lvl w:ilvl="6" w:tplc="042A0001" w:tentative="1">
+      <w:start w:val="1"/>
+      <w:numFmt w:val="bullet"/>
+      <w:lvlText w:val=""/>
+      <w:lvlJc w:val="left"/>
+      <w:pPr>
+        <w:ind w:left="5040" w:hanging="360"/>
+      </w:pPr>
+      <w:rPr>
+        <w:rFonts w:ascii="Symbol" w:hAnsi="Symbol" w:hint="default"/>
+      </w:rPr>
+    </w:lvl>
+    <w:lvl w:ilvl="7" w:tplc="042A0003" w:tentative="1">
+      <w:start w:val="1"/>
+      <w:numFmt w:val="bullet"/>
+      <w:lvlText w:val="o"/>
+      <w:lvlJc w:val="left"/>
+      <w:pPr>
+        <w:ind w:left="5760" w:hanging="360"/>
+      </w:pPr>
+      <w:rPr>
+        <w:rFonts w:ascii="Courier New" w:hAnsi="Courier New" w:cs="Courier New" w:hint="default"/>
+      </w:rPr>
+    </w:lvl>
+    <w:lvl w:ilvl="8" w:tplc="042A0005" w:tentative="1">
+      <w:start w:val="1"/>
+      <w:numFmt w:val="bullet"/>
+      <w:lvlText w:val=""/>
+      <w:lvlJc w:val="left"/>
+      <w:pPr>
+        <w:ind w:left="6480" w:hanging="360"/>
+      </w:pPr>
+      <w:rPr>
+        <w:rFonts w:ascii="Wingdings" w:hAnsi="Wingdings" w:hint="default"/>
+      </w:rPr>
+    </w:lvl>
+  </w:abstractNum>
+  <w:abstractNum w:abstractNumId="2" w15:restartNumberingAfterBreak="0">
     <w:nsid w:val="486B6E52"/>
     <w:multiLevelType w:val="hybridMultilevel"/>
     <w:tmpl w:val="E3749D2C"/>
@@ -632,7 +736,7 @@
       </w:rPr>
     </w:lvl>
   </w:abstractNum>
-  <w:abstractNum w:abstractNumId="2" w15:restartNumberingAfterBreak="0">
+  <w:abstractNum w:abstractNumId="3" w15:restartNumberingAfterBreak="0">
     <w:nsid w:val="6C3035F6"/>
     <w:multiLevelType w:val="hybridMultilevel"/>
     <w:tmpl w:val="35FED57A"/>
@@ -748,9 +852,12 @@
     <w:abstractNumId w:val="0"/>
   </w:num>
   <w:num w:numId="2" w16cid:durableId="1078746876">
+    <w:abstractNumId w:val="3"/>
+  </w:num>
+  <w:num w:numId="3" w16cid:durableId="821895294">
     <w:abstractNumId w:val="2"/>
   </w:num>
-  <w:num w:numId="3" w16cid:durableId="821895294">
+  <w:num w:numId="4" w16cid:durableId="1379166466">
     <w:abstractNumId w:val="1"/>
   </w:num>
 </w:numbering>

--- a/TVC/Huong Dan VPS tu Git.docx
+++ b/TVC/Huong Dan VPS tu Git.docx
@@ -346,6 +346,13 @@
       <w:r>
         <w:t>cd ~/couple-photo-album git pull pnpm install pnpm build pm2 restart couple-photo-album</w:t>
       </w:r>
+    </w:p>
+    <w:p>
+      <w:pPr>
+        <w:rPr>
+          <w:lang w:val="en-US"/>
+        </w:rPr>
+      </w:pPr>
     </w:p>
     <w:p>
       <w:pPr>
@@ -848,6 +855,118 @@
       </w:rPr>
     </w:lvl>
   </w:abstractNum>
+  <w:abstractNum w:abstractNumId="4" w15:restartNumberingAfterBreak="0">
+    <w:nsid w:val="6DEF3DF3"/>
+    <w:multiLevelType w:val="hybridMultilevel"/>
+    <w:tmpl w:val="9A180ACC"/>
+    <w:lvl w:ilvl="0" w:tplc="798EB260">
+      <w:numFmt w:val="bullet"/>
+      <w:lvlText w:val="-"/>
+      <w:lvlJc w:val="left"/>
+      <w:pPr>
+        <w:ind w:left="720" w:hanging="360"/>
+      </w:pPr>
+      <w:rPr>
+        <w:rFonts w:ascii="Arial" w:eastAsiaTheme="minorHAnsi" w:hAnsi="Arial" w:cs="Arial" w:hint="default"/>
+      </w:rPr>
+    </w:lvl>
+    <w:lvl w:ilvl="1" w:tplc="042A0003" w:tentative="1">
+      <w:start w:val="1"/>
+      <w:numFmt w:val="bullet"/>
+      <w:lvlText w:val="o"/>
+      <w:lvlJc w:val="left"/>
+      <w:pPr>
+        <w:ind w:left="1440" w:hanging="360"/>
+      </w:pPr>
+      <w:rPr>
+        <w:rFonts w:ascii="Courier New" w:hAnsi="Courier New" w:cs="Courier New" w:hint="default"/>
+      </w:rPr>
+    </w:lvl>
+    <w:lvl w:ilvl="2" w:tplc="042A0005" w:tentative="1">
+      <w:start w:val="1"/>
+      <w:numFmt w:val="bullet"/>
+      <w:lvlText w:val=""/>
+      <w:lvlJc w:val="left"/>
+      <w:pPr>
+        <w:ind w:left="2160" w:hanging="360"/>
+      </w:pPr>
+      <w:rPr>
+        <w:rFonts w:ascii="Wingdings" w:hAnsi="Wingdings" w:hint="default"/>
+      </w:rPr>
+    </w:lvl>
+    <w:lvl w:ilvl="3" w:tplc="042A0001" w:tentative="1">
+      <w:start w:val="1"/>
+      <w:numFmt w:val="bullet"/>
+      <w:lvlText w:val=""/>
+      <w:lvlJc w:val="left"/>
+      <w:pPr>
+        <w:ind w:left="2880" w:hanging="360"/>
+      </w:pPr>
+      <w:rPr>
+        <w:rFonts w:ascii="Symbol" w:hAnsi="Symbol" w:hint="default"/>
+      </w:rPr>
+    </w:lvl>
+    <w:lvl w:ilvl="4" w:tplc="042A0003" w:tentative="1">
+      <w:start w:val="1"/>
+      <w:numFmt w:val="bullet"/>
+      <w:lvlText w:val="o"/>
+      <w:lvlJc w:val="left"/>
+      <w:pPr>
+        <w:ind w:left="3600" w:hanging="360"/>
+      </w:pPr>
+      <w:rPr>
+        <w:rFonts w:ascii="Courier New" w:hAnsi="Courier New" w:cs="Courier New" w:hint="default"/>
+      </w:rPr>
+    </w:lvl>
+    <w:lvl w:ilvl="5" w:tplc="042A0005" w:tentative="1">
+      <w:start w:val="1"/>
+      <w:numFmt w:val="bullet"/>
+      <w:lvlText w:val=""/>
+      <w:lvlJc w:val="left"/>
+      <w:pPr>
+        <w:ind w:left="4320" w:hanging="360"/>
+      </w:pPr>
+      <w:rPr>
+        <w:rFonts w:ascii="Wingdings" w:hAnsi="Wingdings" w:hint="default"/>
+      </w:rPr>
+    </w:lvl>
+    <w:lvl w:ilvl="6" w:tplc="042A0001" w:tentative="1">
+      <w:start w:val="1"/>
+      <w:numFmt w:val="bullet"/>
+      <w:lvlText w:val=""/>
+      <w:lvlJc w:val="left"/>
+      <w:pPr>
+        <w:ind w:left="5040" w:hanging="360"/>
+      </w:pPr>
+      <w:rPr>
+        <w:rFonts w:ascii="Symbol" w:hAnsi="Symbol" w:hint="default"/>
+      </w:rPr>
+    </w:lvl>
+    <w:lvl w:ilvl="7" w:tplc="042A0003" w:tentative="1">
+      <w:start w:val="1"/>
+      <w:numFmt w:val="bullet"/>
+      <w:lvlText w:val="o"/>
+      <w:lvlJc w:val="left"/>
+      <w:pPr>
+        <w:ind w:left="5760" w:hanging="360"/>
+      </w:pPr>
+      <w:rPr>
+        <w:rFonts w:ascii="Courier New" w:hAnsi="Courier New" w:cs="Courier New" w:hint="default"/>
+      </w:rPr>
+    </w:lvl>
+    <w:lvl w:ilvl="8" w:tplc="042A0005" w:tentative="1">
+      <w:start w:val="1"/>
+      <w:numFmt w:val="bullet"/>
+      <w:lvlText w:val=""/>
+      <w:lvlJc w:val="left"/>
+      <w:pPr>
+        <w:ind w:left="6480" w:hanging="360"/>
+      </w:pPr>
+      <w:rPr>
+        <w:rFonts w:ascii="Wingdings" w:hAnsi="Wingdings" w:hint="default"/>
+      </w:rPr>
+    </w:lvl>
+  </w:abstractNum>
   <w:num w:numId="1" w16cid:durableId="384374941">
     <w:abstractNumId w:val="0"/>
   </w:num>
@@ -859,6 +978,9 @@
   </w:num>
   <w:num w:numId="4" w16cid:durableId="1379166466">
     <w:abstractNumId w:val="1"/>
+  </w:num>
+  <w:num w:numId="5" w16cid:durableId="2145586781">
+    <w:abstractNumId w:val="4"/>
   </w:num>
 </w:numbering>
 </file>

--- a/TVC/Huong Dan VPS tu Git.docx
+++ b/TVC/Huong Dan VPS tu Git.docx
@@ -346,45 +346,6 @@
       <w:r>
         <w:t>cd ~/couple-photo-album git pull pnpm install pnpm build pm2 restart couple-photo-album</w:t>
       </w:r>
-    </w:p>
-    <w:p>
-      <w:pPr>
-        <w:rPr>
-          <w:lang w:val="en-US"/>
-        </w:rPr>
-      </w:pPr>
-    </w:p>
-    <w:p>
-      <w:pPr>
-        <w:rPr>
-          <w:lang w:val="en-US"/>
-        </w:rPr>
-      </w:pPr>
-    </w:p>
-    <w:p>
-      <w:pPr>
-        <w:rPr>
-          <w:lang w:val="en-US"/>
-        </w:rPr>
-      </w:pPr>
-    </w:p>
-    <w:p>
-      <w:pPr>
-        <w:rPr>
-          <w:b/>
-          <w:bCs/>
-          <w:lang w:val="en-US"/>
-        </w:rPr>
-      </w:pPr>
-    </w:p>
-    <w:p>
-      <w:pPr>
-        <w:rPr>
-          <w:b/>
-          <w:bCs/>
-          <w:lang w:val="en-US"/>
-        </w:rPr>
-      </w:pPr>
     </w:p>
     <w:p>
       <w:pPr>
@@ -744,6 +705,118 @@
     </w:lvl>
   </w:abstractNum>
   <w:abstractNum w:abstractNumId="3" w15:restartNumberingAfterBreak="0">
+    <w:nsid w:val="69F932DA"/>
+    <w:multiLevelType w:val="hybridMultilevel"/>
+    <w:tmpl w:val="DD28E4CC"/>
+    <w:lvl w:ilvl="0" w:tplc="3092BBAA">
+      <w:numFmt w:val="bullet"/>
+      <w:lvlText w:val="-"/>
+      <w:lvlJc w:val="left"/>
+      <w:pPr>
+        <w:ind w:left="720" w:hanging="360"/>
+      </w:pPr>
+      <w:rPr>
+        <w:rFonts w:ascii="Arial" w:eastAsiaTheme="minorHAnsi" w:hAnsi="Arial" w:cs="Arial" w:hint="default"/>
+      </w:rPr>
+    </w:lvl>
+    <w:lvl w:ilvl="1" w:tplc="042A0003" w:tentative="1">
+      <w:start w:val="1"/>
+      <w:numFmt w:val="bullet"/>
+      <w:lvlText w:val="o"/>
+      <w:lvlJc w:val="left"/>
+      <w:pPr>
+        <w:ind w:left="1440" w:hanging="360"/>
+      </w:pPr>
+      <w:rPr>
+        <w:rFonts w:ascii="Courier New" w:hAnsi="Courier New" w:cs="Courier New" w:hint="default"/>
+      </w:rPr>
+    </w:lvl>
+    <w:lvl w:ilvl="2" w:tplc="042A0005" w:tentative="1">
+      <w:start w:val="1"/>
+      <w:numFmt w:val="bullet"/>
+      <w:lvlText w:val=""/>
+      <w:lvlJc w:val="left"/>
+      <w:pPr>
+        <w:ind w:left="2160" w:hanging="360"/>
+      </w:pPr>
+      <w:rPr>
+        <w:rFonts w:ascii="Wingdings" w:hAnsi="Wingdings" w:hint="default"/>
+      </w:rPr>
+    </w:lvl>
+    <w:lvl w:ilvl="3" w:tplc="042A0001" w:tentative="1">
+      <w:start w:val="1"/>
+      <w:numFmt w:val="bullet"/>
+      <w:lvlText w:val=""/>
+      <w:lvlJc w:val="left"/>
+      <w:pPr>
+        <w:ind w:left="2880" w:hanging="360"/>
+      </w:pPr>
+      <w:rPr>
+        <w:rFonts w:ascii="Symbol" w:hAnsi="Symbol" w:hint="default"/>
+      </w:rPr>
+    </w:lvl>
+    <w:lvl w:ilvl="4" w:tplc="042A0003" w:tentative="1">
+      <w:start w:val="1"/>
+      <w:numFmt w:val="bullet"/>
+      <w:lvlText w:val="o"/>
+      <w:lvlJc w:val="left"/>
+      <w:pPr>
+        <w:ind w:left="3600" w:hanging="360"/>
+      </w:pPr>
+      <w:rPr>
+        <w:rFonts w:ascii="Courier New" w:hAnsi="Courier New" w:cs="Courier New" w:hint="default"/>
+      </w:rPr>
+    </w:lvl>
+    <w:lvl w:ilvl="5" w:tplc="042A0005" w:tentative="1">
+      <w:start w:val="1"/>
+      <w:numFmt w:val="bullet"/>
+      <w:lvlText w:val=""/>
+      <w:lvlJc w:val="left"/>
+      <w:pPr>
+        <w:ind w:left="4320" w:hanging="360"/>
+      </w:pPr>
+      <w:rPr>
+        <w:rFonts w:ascii="Wingdings" w:hAnsi="Wingdings" w:hint="default"/>
+      </w:rPr>
+    </w:lvl>
+    <w:lvl w:ilvl="6" w:tplc="042A0001" w:tentative="1">
+      <w:start w:val="1"/>
+      <w:numFmt w:val="bullet"/>
+      <w:lvlText w:val=""/>
+      <w:lvlJc w:val="left"/>
+      <w:pPr>
+        <w:ind w:left="5040" w:hanging="360"/>
+      </w:pPr>
+      <w:rPr>
+        <w:rFonts w:ascii="Symbol" w:hAnsi="Symbol" w:hint="default"/>
+      </w:rPr>
+    </w:lvl>
+    <w:lvl w:ilvl="7" w:tplc="042A0003" w:tentative="1">
+      <w:start w:val="1"/>
+      <w:numFmt w:val="bullet"/>
+      <w:lvlText w:val="o"/>
+      <w:lvlJc w:val="left"/>
+      <w:pPr>
+        <w:ind w:left="5760" w:hanging="360"/>
+      </w:pPr>
+      <w:rPr>
+        <w:rFonts w:ascii="Courier New" w:hAnsi="Courier New" w:cs="Courier New" w:hint="default"/>
+      </w:rPr>
+    </w:lvl>
+    <w:lvl w:ilvl="8" w:tplc="042A0005" w:tentative="1">
+      <w:start w:val="1"/>
+      <w:numFmt w:val="bullet"/>
+      <w:lvlText w:val=""/>
+      <w:lvlJc w:val="left"/>
+      <w:pPr>
+        <w:ind w:left="6480" w:hanging="360"/>
+      </w:pPr>
+      <w:rPr>
+        <w:rFonts w:ascii="Wingdings" w:hAnsi="Wingdings" w:hint="default"/>
+      </w:rPr>
+    </w:lvl>
+  </w:abstractNum>
+  <w:abstractNum w:abstractNumId="4" w15:restartNumberingAfterBreak="0">
     <w:nsid w:val="6C3035F6"/>
     <w:multiLevelType w:val="hybridMultilevel"/>
     <w:tmpl w:val="35FED57A"/>
@@ -855,7 +928,7 @@
       </w:rPr>
     </w:lvl>
   </w:abstractNum>
-  <w:abstractNum w:abstractNumId="4" w15:restartNumberingAfterBreak="0">
+  <w:abstractNum w:abstractNumId="5" w15:restartNumberingAfterBreak="0">
     <w:nsid w:val="6DEF3DF3"/>
     <w:multiLevelType w:val="hybridMultilevel"/>
     <w:tmpl w:val="9A180ACC"/>
@@ -971,7 +1044,7 @@
     <w:abstractNumId w:val="0"/>
   </w:num>
   <w:num w:numId="2" w16cid:durableId="1078746876">
-    <w:abstractNumId w:val="3"/>
+    <w:abstractNumId w:val="4"/>
   </w:num>
   <w:num w:numId="3" w16cid:durableId="821895294">
     <w:abstractNumId w:val="2"/>
@@ -980,7 +1053,10 @@
     <w:abstractNumId w:val="1"/>
   </w:num>
   <w:num w:numId="5" w16cid:durableId="2145586781">
-    <w:abstractNumId w:val="4"/>
+    <w:abstractNumId w:val="5"/>
+  </w:num>
+  <w:num w:numId="6" w16cid:durableId="1758597688">
+    <w:abstractNumId w:val="3"/>
   </w:num>
 </w:numbering>
 </file>

--- a/TVC/Huong Dan VPS tu Git.docx
+++ b/TVC/Huong Dan VPS tu Git.docx
@@ -346,6 +346,15 @@
       <w:r>
         <w:t>cd ~/couple-photo-album git pull pnpm install pnpm build pm2 restart couple-photo-album</w:t>
       </w:r>
+    </w:p>
+    <w:p>
+      <w:pPr>
+        <w:rPr>
+          <w:b/>
+          <w:bCs/>
+          <w:lang w:val="en-US"/>
+        </w:rPr>
+      </w:pPr>
     </w:p>
     <w:p>
       <w:pPr>
@@ -369,6 +378,118 @@
 <file path=word/numbering.xml><?xml version="1.0" encoding="utf-8"?>
 <w:numbering xmlns:wpc="http://schemas.microsoft.com/office/word/2010/wordprocessingCanvas" xmlns:cx="http://schemas.microsoft.com/office/drawing/2014/chartex" xmlns:cx1="http://schemas.microsoft.com/office/drawing/2015/9/8/chartex" xmlns:cx2="http://schemas.microsoft.com/office/drawing/2015/10/21/chartex" xmlns:cx3="http://schemas.microsoft.com/office/drawing/2016/5/9/chartex" xmlns:cx4="http://schemas.microsoft.com/office/drawing/2016/5/10/chartex" xmlns:cx5="http://schemas.microsoft.com/office/drawing/2016/5/11/chartex" xmlns:cx6="http://schemas.microsoft.com/office/drawing/2016/5/12/chartex" xmlns:cx7="http://schemas.microsoft.com/office/drawing/2016/5/13/chartex" xmlns:cx8="http://schemas.microsoft.com/office/drawing/2016/5/14/chartex" xmlns:mc="http://schemas.openxmlformats.org/markup-compatibility/2006" xmlns:aink="http://schemas.microsoft.com/office/drawing/2016/ink" xmlns:am3d="http://schemas.microsoft.com/office/drawing/2017/model3d" xmlns:o="urn:schemas-microsoft-com:office:office" xmlns:oel="http://schemas.microsoft.com/office/2019/extlst" xmlns:r="http://schemas.openxmlformats.org/officeDocument/2006/relationships" xmlns:m="http://schemas.openxmlformats.org/officeDocument/2006/math" xmlns:v="urn:schemas-microsoft-com:vml" xmlns:wp14="http://schemas.microsoft.com/office/word/2010/wordprocessingDrawing" xmlns:wp="http://schemas.openxmlformats.org/drawingml/2006/wordprocessingDrawing" xmlns:w10="urn:schemas-microsoft-com:office:word" xmlns:w="http://schemas.openxmlformats.org/wordprocessingml/2006/main" xmlns:w14="http://schemas.microsoft.com/office/word/2010/wordml" xmlns:w15="http://schemas.microsoft.com/office/word/2012/wordml" xmlns:w16cei="http://schemas.microsoft.com/office/word/2026/wordml/cei" xmlns:w16cex="http://schemas.microsoft.com/office/word/2018/wordml/cex" xmlns:w16cid="http://schemas.microsoft.com/office/word/2016/wordml/cid" xmlns:w16="http://schemas.microsoft.com/office/word/2018/wordml" xmlns:w16du="http://schemas.microsoft.com/office/word/2023/wordml/word16du" xmlns:w16sdtdh="http://schemas.microsoft.com/office/word/2020/wordml/sdtdatahash" xmlns:w16sdtfl="http://schemas.microsoft.com/office/word/2024/wordml/sdtformatlock" xmlns:w16se="http://schemas.microsoft.com/office/word/2015/wordml/symex" xmlns:wpg="http://schemas.microsoft.com/office/word/2010/wordprocessingGroup" xmlns:wpi="http://schemas.microsoft.com/office/word/2010/wordprocessingInk" xmlns:wne="http://schemas.microsoft.com/office/word/2006/wordml" xmlns:wps="http://schemas.microsoft.com/office/word/2010/wordprocessingShape" mc:Ignorable="w14 w15 w16se w16cid w16 w16cex w16sdtdh w16sdtfl w16du wp14">
   <w:abstractNum w:abstractNumId="0" w15:restartNumberingAfterBreak="0">
+    <w:nsid w:val="13D03F54"/>
+    <w:multiLevelType w:val="hybridMultilevel"/>
+    <w:tmpl w:val="AD7284AC"/>
+    <w:lvl w:ilvl="0" w:tplc="FAB6E3B8">
+      <w:numFmt w:val="bullet"/>
+      <w:lvlText w:val="-"/>
+      <w:lvlJc w:val="left"/>
+      <w:pPr>
+        <w:ind w:left="720" w:hanging="360"/>
+      </w:pPr>
+      <w:rPr>
+        <w:rFonts w:ascii="Arial" w:eastAsiaTheme="minorHAnsi" w:hAnsi="Arial" w:cs="Arial" w:hint="default"/>
+      </w:rPr>
+    </w:lvl>
+    <w:lvl w:ilvl="1" w:tplc="042A0003" w:tentative="1">
+      <w:start w:val="1"/>
+      <w:numFmt w:val="bullet"/>
+      <w:lvlText w:val="o"/>
+      <w:lvlJc w:val="left"/>
+      <w:pPr>
+        <w:ind w:left="1440" w:hanging="360"/>
+      </w:pPr>
+      <w:rPr>
+        <w:rFonts w:ascii="Courier New" w:hAnsi="Courier New" w:cs="Courier New" w:hint="default"/>
+      </w:rPr>
+    </w:lvl>
+    <w:lvl w:ilvl="2" w:tplc="042A0005" w:tentative="1">
+      <w:start w:val="1"/>
+      <w:numFmt w:val="bullet"/>
+      <w:lvlText w:val=""/>
+      <w:lvlJc w:val="left"/>
+      <w:pPr>
+        <w:ind w:left="2160" w:hanging="360"/>
+      </w:pPr>
+      <w:rPr>
+        <w:rFonts w:ascii="Wingdings" w:hAnsi="Wingdings" w:hint="default"/>
+      </w:rPr>
+    </w:lvl>
+    <w:lvl w:ilvl="3" w:tplc="042A0001" w:tentative="1">
+      <w:start w:val="1"/>
+      <w:numFmt w:val="bullet"/>
+      <w:lvlText w:val=""/>
+      <w:lvlJc w:val="left"/>
+      <w:pPr>
+        <w:ind w:left="2880" w:hanging="360"/>
+      </w:pPr>
+      <w:rPr>
+        <w:rFonts w:ascii="Symbol" w:hAnsi="Symbol" w:hint="default"/>
+      </w:rPr>
+    </w:lvl>
+    <w:lvl w:ilvl="4" w:tplc="042A0003" w:tentative="1">
+      <w:start w:val="1"/>
+      <w:numFmt w:val="bullet"/>
+      <w:lvlText w:val="o"/>
+      <w:lvlJc w:val="left"/>
+      <w:pPr>
+        <w:ind w:left="3600" w:hanging="360"/>
+      </w:pPr>
+      <w:rPr>
+        <w:rFonts w:ascii="Courier New" w:hAnsi="Courier New" w:cs="Courier New" w:hint="default"/>
+      </w:rPr>
+    </w:lvl>
+    <w:lvl w:ilvl="5" w:tplc="042A0005" w:tentative="1">
+      <w:start w:val="1"/>
+      <w:numFmt w:val="bullet"/>
+      <w:lvlText w:val=""/>
+      <w:lvlJc w:val="left"/>
+      <w:pPr>
+        <w:ind w:left="4320" w:hanging="360"/>
+      </w:pPr>
+      <w:rPr>
+        <w:rFonts w:ascii="Wingdings" w:hAnsi="Wingdings" w:hint="default"/>
+      </w:rPr>
+    </w:lvl>
+    <w:lvl w:ilvl="6" w:tplc="042A0001" w:tentative="1">
+      <w:start w:val="1"/>
+      <w:numFmt w:val="bullet"/>
+      <w:lvlText w:val=""/>
+      <w:lvlJc w:val="left"/>
+      <w:pPr>
+        <w:ind w:left="5040" w:hanging="360"/>
+      </w:pPr>
+      <w:rPr>
+        <w:rFonts w:ascii="Symbol" w:hAnsi="Symbol" w:hint="default"/>
+      </w:rPr>
+    </w:lvl>
+    <w:lvl w:ilvl="7" w:tplc="042A0003" w:tentative="1">
+      <w:start w:val="1"/>
+      <w:numFmt w:val="bullet"/>
+      <w:lvlText w:val="o"/>
+      <w:lvlJc w:val="left"/>
+      <w:pPr>
+        <w:ind w:left="5760" w:hanging="360"/>
+      </w:pPr>
+      <w:rPr>
+        <w:rFonts w:ascii="Courier New" w:hAnsi="Courier New" w:cs="Courier New" w:hint="default"/>
+      </w:rPr>
+    </w:lvl>
+    <w:lvl w:ilvl="8" w:tplc="042A0005" w:tentative="1">
+      <w:start w:val="1"/>
+      <w:numFmt w:val="bullet"/>
+      <w:lvlText w:val=""/>
+      <w:lvlJc w:val="left"/>
+      <w:pPr>
+        <w:ind w:left="6480" w:hanging="360"/>
+      </w:pPr>
+      <w:rPr>
+        <w:rFonts w:ascii="Wingdings" w:hAnsi="Wingdings" w:hint="default"/>
+      </w:rPr>
+    </w:lvl>
+  </w:abstractNum>
+  <w:abstractNum w:abstractNumId="1" w15:restartNumberingAfterBreak="0">
     <w:nsid w:val="2CCF3457"/>
     <w:multiLevelType w:val="hybridMultilevel"/>
     <w:tmpl w:val="849840EA"/>
@@ -480,7 +601,7 @@
       </w:rPr>
     </w:lvl>
   </w:abstractNum>
-  <w:abstractNum w:abstractNumId="1" w15:restartNumberingAfterBreak="0">
+  <w:abstractNum w:abstractNumId="2" w15:restartNumberingAfterBreak="0">
     <w:nsid w:val="328C57C9"/>
     <w:multiLevelType w:val="hybridMultilevel"/>
     <w:tmpl w:val="FDF41D2C"/>
@@ -592,7 +713,7 @@
       </w:rPr>
     </w:lvl>
   </w:abstractNum>
-  <w:abstractNum w:abstractNumId="2" w15:restartNumberingAfterBreak="0">
+  <w:abstractNum w:abstractNumId="3" w15:restartNumberingAfterBreak="0">
     <w:nsid w:val="486B6E52"/>
     <w:multiLevelType w:val="hybridMultilevel"/>
     <w:tmpl w:val="E3749D2C"/>
@@ -704,7 +825,7 @@
       </w:rPr>
     </w:lvl>
   </w:abstractNum>
-  <w:abstractNum w:abstractNumId="3" w15:restartNumberingAfterBreak="0">
+  <w:abstractNum w:abstractNumId="4" w15:restartNumberingAfterBreak="0">
     <w:nsid w:val="69F932DA"/>
     <w:multiLevelType w:val="hybridMultilevel"/>
     <w:tmpl w:val="DD28E4CC"/>
@@ -816,7 +937,7 @@
       </w:rPr>
     </w:lvl>
   </w:abstractNum>
-  <w:abstractNum w:abstractNumId="4" w15:restartNumberingAfterBreak="0">
+  <w:abstractNum w:abstractNumId="5" w15:restartNumberingAfterBreak="0">
     <w:nsid w:val="6C3035F6"/>
     <w:multiLevelType w:val="hybridMultilevel"/>
     <w:tmpl w:val="35FED57A"/>
@@ -928,7 +1049,7 @@
       </w:rPr>
     </w:lvl>
   </w:abstractNum>
-  <w:abstractNum w:abstractNumId="5" w15:restartNumberingAfterBreak="0">
+  <w:abstractNum w:abstractNumId="6" w15:restartNumberingAfterBreak="0">
     <w:nsid w:val="6DEF3DF3"/>
     <w:multiLevelType w:val="hybridMultilevel"/>
     <w:tmpl w:val="9A180ACC"/>
@@ -1041,22 +1162,25 @@
     </w:lvl>
   </w:abstractNum>
   <w:num w:numId="1" w16cid:durableId="384374941">
-    <w:abstractNumId w:val="0"/>
+    <w:abstractNumId w:val="1"/>
   </w:num>
   <w:num w:numId="2" w16cid:durableId="1078746876">
+    <w:abstractNumId w:val="5"/>
+  </w:num>
+  <w:num w:numId="3" w16cid:durableId="821895294">
+    <w:abstractNumId w:val="3"/>
+  </w:num>
+  <w:num w:numId="4" w16cid:durableId="1379166466">
+    <w:abstractNumId w:val="2"/>
+  </w:num>
+  <w:num w:numId="5" w16cid:durableId="2145586781">
+    <w:abstractNumId w:val="6"/>
+  </w:num>
+  <w:num w:numId="6" w16cid:durableId="1758597688">
     <w:abstractNumId w:val="4"/>
   </w:num>
-  <w:num w:numId="3" w16cid:durableId="821895294">
-    <w:abstractNumId w:val="2"/>
-  </w:num>
-  <w:num w:numId="4" w16cid:durableId="1379166466">
-    <w:abstractNumId w:val="1"/>
-  </w:num>
-  <w:num w:numId="5" w16cid:durableId="2145586781">
-    <w:abstractNumId w:val="5"/>
-  </w:num>
-  <w:num w:numId="6" w16cid:durableId="1758597688">
-    <w:abstractNumId w:val="3"/>
+  <w:num w:numId="7" w16cid:durableId="1251353635">
+    <w:abstractNumId w:val="0"/>
   </w:num>
 </w:numbering>
 </file>
@@ -1662,7 +1786,6 @@
   <w:style w:type="character" w:default="1" w:styleId="DefaultParagraphFont">
     <w:name w:val="Default Paragraph Font"/>
     <w:uiPriority w:val="1"/>
-    <w:semiHidden/>
     <w:unhideWhenUsed/>
   </w:style>
   <w:style w:type="table" w:default="1" w:styleId="TableNormal">

--- a/TVC/Huong Dan VPS tu Git.docx
+++ b/TVC/Huong Dan VPS tu Git.docx
@@ -12,6 +12,41 @@
         <w:rPr>
           <w:lang w:val="en-US"/>
         </w:rPr>
+        <w:t xml:space="preserve">Link: </w:t>
+      </w:r>
+      <w:hyperlink r:id="rId5" w:history="1">
+        <w:r>
+          <w:rPr>
+            <w:rStyle w:val="Hyperlink"/>
+            <w:lang w:val="en-US"/>
+          </w:rPr>
+          <w:t>https://github.com/cuongtadonald/military-management.git</w:t>
+        </w:r>
+      </w:hyperlink>
+    </w:p>
+    <w:p>
+      <w:pPr>
+        <w:rPr>
+          <w:lang w:val="en-US"/>
+        </w:rPr>
+      </w:pPr>
+      <w:r>
+        <w:rPr>
+          <w:lang w:val="en-US"/>
+        </w:rPr>
+        <w:t>Branch: main</w:t>
+      </w:r>
+    </w:p>
+    <w:p>
+      <w:pPr>
+        <w:rPr>
+          <w:lang w:val="en-US"/>
+        </w:rPr>
+      </w:pPr>
+      <w:r>
+        <w:rPr>
+          <w:lang w:val="en-US"/>
+        </w:rPr>
         <w:t>http://localhost:3000/shared/f82c51f508953a224efafd13c6471bda7b4a7221524aca9a209f7512670e8afe</w:t>
       </w:r>
     </w:p>
@@ -143,7 +178,7 @@
           <w:lang w:val="en-US"/>
         </w:rPr>
       </w:pPr>
-      <w:hyperlink r:id="rId5" w:tgtFrame="_blank" w:history="1">
+      <w:hyperlink r:id="rId6" w:tgtFrame="_blank" w:history="1">
         <w:r>
           <w:rPr>
             <w:rStyle w:val="Hyperlink"/>
@@ -174,7 +209,7 @@
       <w:r>
         <w:t xml:space="preserve">ssh </w:t>
       </w:r>
-      <w:hyperlink r:id="rId6" w:history="1">
+      <w:hyperlink r:id="rId7" w:history="1">
         <w:r>
           <w:rPr>
             <w:rStyle w:val="Hyperlink"/>
@@ -283,6 +318,7 @@
         <w:rPr>
           <w:lang w:val="en-US"/>
         </w:rPr>
+        <w:lastRenderedPageBreak/>
         <w:t xml:space="preserve">Âm thanh : có codec là </w:t>
       </w:r>
       <w:r>
@@ -321,6 +357,28 @@
           <w:lang w:val="en-US"/>
         </w:rPr>
       </w:pPr>
+      <w:hyperlink r:id="rId8" w:history="1">
+        <w:r>
+          <w:rPr>
+            <w:rStyle w:val="Hyperlink"/>
+            <w:lang w:val="en-US"/>
+          </w:rPr>
+          <w:t>https://viet69z.me/dua-em-di-du-lich-ma-troi-mua-o-phong-ngam-bien-chi-an-voi-chich-em-72622/</w:t>
+        </w:r>
+      </w:hyperlink>
+    </w:p>
+    <w:p>
+      <w:pPr>
+        <w:rPr>
+          <w:lang w:val="en-US"/>
+        </w:rPr>
+      </w:pPr>
+      <w:r>
+        <w:rPr>
+          <w:lang w:val="en-US"/>
+        </w:rPr>
+        <w:t>https://viet69z.me/luc-moi-yeu-chich-em-hon-hit-tinh-cam-qua-chia-tay-anh-lai-dang-len-mang-cho-anh-em-xem-72583/</w:t>
+      </w:r>
     </w:p>
     <w:p>
       <w:r>

--- a/TVC/Huong Dan VPS tu Git.docx
+++ b/TVC/Huong Dan VPS tu Git.docx
@@ -352,6 +352,224 @@
       </w:pPr>
     </w:p>
     <w:p>
+      <w:r>
+        <w:t>QUY TRINH DUNG</w:t>
+      </w:r>
+    </w:p>
+    <w:p>
+      <w:r>
+        <w:t>git add . git commit -m "..." git push</w:t>
+      </w:r>
+    </w:p>
+    <w:p>
+      <w:r>
+        <w:t>ON VPS:</w:t>
+      </w:r>
+    </w:p>
+    <w:p>
+      <w:pPr>
+        <w:rPr>
+          <w:lang w:val="en-US"/>
+        </w:rPr>
+      </w:pPr>
+      <w:r>
+        <w:t>cd ~/couple-photo-album git pull pnpm install pnpm build pm2 restart couple-photo-album</w:t>
+      </w:r>
+    </w:p>
+    <w:p>
+      <w:pPr>
+        <w:tabs>
+          <w:tab w:val="left" w:pos="2944"/>
+        </w:tabs>
+        <w:rPr>
+          <w:lang w:val="en-US"/>
+        </w:rPr>
+      </w:pPr>
+      <w:r>
+        <w:rPr>
+          <w:lang w:val="en-US"/>
+        </w:rPr>
+        <w:tab/>
+      </w:r>
+    </w:p>
+    <w:p>
+      <w:pPr>
+        <w:tabs>
+          <w:tab w:val="left" w:pos="2944"/>
+        </w:tabs>
+        <w:rPr>
+          <w:lang w:val="en-US"/>
+        </w:rPr>
+      </w:pPr>
+    </w:p>
+    <w:p>
+      <w:pPr>
+        <w:tabs>
+          <w:tab w:val="left" w:pos="2944"/>
+        </w:tabs>
+        <w:rPr>
+          <w:lang w:val="en-US"/>
+        </w:rPr>
+      </w:pPr>
+    </w:p>
+    <w:p>
+      <w:pPr>
+        <w:tabs>
+          <w:tab w:val="left" w:pos="2944"/>
+        </w:tabs>
+        <w:rPr>
+          <w:lang w:val="en-US"/>
+        </w:rPr>
+      </w:pPr>
+    </w:p>
+    <w:p>
+      <w:pPr>
+        <w:tabs>
+          <w:tab w:val="left" w:pos="2944"/>
+        </w:tabs>
+        <w:rPr>
+          <w:lang w:val="en-US"/>
+        </w:rPr>
+      </w:pPr>
+    </w:p>
+    <w:p>
+      <w:pPr>
+        <w:tabs>
+          <w:tab w:val="left" w:pos="2944"/>
+        </w:tabs>
+        <w:rPr>
+          <w:lang w:val="en-US"/>
+        </w:rPr>
+      </w:pPr>
+    </w:p>
+    <w:p>
+      <w:pPr>
+        <w:tabs>
+          <w:tab w:val="left" w:pos="2944"/>
+        </w:tabs>
+        <w:rPr>
+          <w:lang w:val="en-US"/>
+        </w:rPr>
+      </w:pPr>
+    </w:p>
+    <w:p>
+      <w:pPr>
+        <w:tabs>
+          <w:tab w:val="left" w:pos="2944"/>
+        </w:tabs>
+        <w:rPr>
+          <w:lang w:val="en-US"/>
+        </w:rPr>
+      </w:pPr>
+    </w:p>
+    <w:p>
+      <w:pPr>
+        <w:tabs>
+          <w:tab w:val="left" w:pos="2944"/>
+        </w:tabs>
+        <w:rPr>
+          <w:lang w:val="en-US"/>
+        </w:rPr>
+      </w:pPr>
+    </w:p>
+    <w:p>
+      <w:pPr>
+        <w:tabs>
+          <w:tab w:val="left" w:pos="2944"/>
+        </w:tabs>
+        <w:rPr>
+          <w:lang w:val="en-US"/>
+        </w:rPr>
+      </w:pPr>
+    </w:p>
+    <w:p>
+      <w:pPr>
+        <w:tabs>
+          <w:tab w:val="left" w:pos="2944"/>
+        </w:tabs>
+        <w:rPr>
+          <w:lang w:val="en-US"/>
+        </w:rPr>
+      </w:pPr>
+    </w:p>
+    <w:p>
+      <w:pPr>
+        <w:tabs>
+          <w:tab w:val="left" w:pos="2944"/>
+        </w:tabs>
+        <w:rPr>
+          <w:lang w:val="en-US"/>
+        </w:rPr>
+      </w:pPr>
+    </w:p>
+    <w:p>
+      <w:pPr>
+        <w:tabs>
+          <w:tab w:val="left" w:pos="2944"/>
+        </w:tabs>
+        <w:rPr>
+          <w:lang w:val="en-US"/>
+        </w:rPr>
+      </w:pPr>
+    </w:p>
+    <w:p>
+      <w:pPr>
+        <w:tabs>
+          <w:tab w:val="left" w:pos="2944"/>
+        </w:tabs>
+        <w:rPr>
+          <w:lang w:val="en-US"/>
+        </w:rPr>
+      </w:pPr>
+    </w:p>
+    <w:p>
+      <w:pPr>
+        <w:tabs>
+          <w:tab w:val="left" w:pos="2944"/>
+        </w:tabs>
+        <w:rPr>
+          <w:lang w:val="en-US"/>
+        </w:rPr>
+      </w:pPr>
+    </w:p>
+    <w:p>
+      <w:pPr>
+        <w:tabs>
+          <w:tab w:val="left" w:pos="2944"/>
+        </w:tabs>
+        <w:rPr>
+          <w:lang w:val="en-US"/>
+        </w:rPr>
+      </w:pPr>
+    </w:p>
+    <w:p>
+      <w:pPr>
+        <w:tabs>
+          <w:tab w:val="left" w:pos="2944"/>
+        </w:tabs>
+        <w:rPr>
+          <w:lang w:val="en-US"/>
+        </w:rPr>
+      </w:pPr>
+    </w:p>
+    <w:p>
+      <w:pPr>
+        <w:tabs>
+          <w:tab w:val="left" w:pos="2944"/>
+        </w:tabs>
+        <w:rPr>
+          <w:lang w:val="en-US"/>
+        </w:rPr>
+      </w:pPr>
+    </w:p>
+    <w:p>
+      <w:pPr>
+        <w:rPr>
+          <w:lang w:val="en-US"/>
+        </w:rPr>
+      </w:pPr>
+    </w:p>
+    <w:p>
       <w:pPr>
         <w:rPr>
           <w:lang w:val="en-US"/>
@@ -363,47 +581,9 @@
             <w:rStyle w:val="Hyperlink"/>
             <w:lang w:val="en-US"/>
           </w:rPr>
-          <w:t>https://viet69z.me/dua-em-di-du-lich-ma-troi-mua-o-phong-ngam-bien-chi-an-voi-chich-em-72622/</w:t>
+          <w:t>https://www.tube8.fr/porn-video/257746941/</w:t>
         </w:r>
       </w:hyperlink>
-    </w:p>
-    <w:p>
-      <w:pPr>
-        <w:rPr>
-          <w:lang w:val="en-US"/>
-        </w:rPr>
-      </w:pPr>
-      <w:r>
-        <w:rPr>
-          <w:lang w:val="en-US"/>
-        </w:rPr>
-        <w:t>https://viet69z.me/luc-moi-yeu-chich-em-hon-hit-tinh-cam-qua-chia-tay-anh-lai-dang-len-mang-cho-anh-em-xem-72583/</w:t>
-      </w:r>
-    </w:p>
-    <w:p>
-      <w:r>
-        <w:t>QUY TRINH DUNG</w:t>
-      </w:r>
-    </w:p>
-    <w:p>
-      <w:r>
-        <w:t>git add . git commit -m "..." git push</w:t>
-      </w:r>
-    </w:p>
-    <w:p>
-      <w:r>
-        <w:t>ON VPS:</w:t>
-      </w:r>
-    </w:p>
-    <w:p>
-      <w:pPr>
-        <w:rPr>
-          <w:lang w:val="en-US"/>
-        </w:rPr>
-      </w:pPr>
-      <w:r>
-        <w:t>cd ~/couple-photo-album git pull pnpm install pnpm build pm2 restart couple-photo-album</w:t>
-      </w:r>
     </w:p>
     <w:p>
       <w:pPr>
@@ -1844,6 +2024,7 @@
   <w:style w:type="character" w:default="1" w:styleId="DefaultParagraphFont">
     <w:name w:val="Default Paragraph Font"/>
     <w:uiPriority w:val="1"/>
+    <w:semiHidden/>
     <w:unhideWhenUsed/>
   </w:style>
   <w:style w:type="table" w:default="1" w:styleId="TableNormal">

--- a/TVC/Huong Dan VPS tu Git.docx
+++ b/TVC/Huong Dan VPS tu Git.docx
@@ -564,6 +564,36 @@
     </w:p>
     <w:p>
       <w:pPr>
+        <w:tabs>
+          <w:tab w:val="left" w:pos="2944"/>
+        </w:tabs>
+        <w:rPr>
+          <w:lang w:val="en-US"/>
+        </w:rPr>
+      </w:pPr>
+    </w:p>
+    <w:p>
+      <w:pPr>
+        <w:tabs>
+          <w:tab w:val="left" w:pos="2944"/>
+        </w:tabs>
+        <w:rPr>
+          <w:lang w:val="en-US"/>
+        </w:rPr>
+      </w:pPr>
+    </w:p>
+    <w:p>
+      <w:pPr>
+        <w:tabs>
+          <w:tab w:val="left" w:pos="2944"/>
+        </w:tabs>
+        <w:rPr>
+          <w:lang w:val="en-US"/>
+        </w:rPr>
+      </w:pPr>
+    </w:p>
+    <w:p>
+      <w:pPr>
         <w:rPr>
           <w:lang w:val="en-US"/>
         </w:rPr>
@@ -588,6 +618,19 @@
     <w:p>
       <w:pPr>
         <w:rPr>
+          <w:lang w:val="en-US"/>
+        </w:rPr>
+      </w:pPr>
+      <w:r>
+        <w:rPr>
+          <w:lang w:val="en-US"/>
+        </w:rPr>
+        <w:t>https://www.tube8.fr/porn-video/196339361/</w:t>
+      </w:r>
+    </w:p>
+    <w:p>
+      <w:pPr>
+        <w:rPr>
           <w:b/>
           <w:bCs/>
           <w:lang w:val="en-US"/>
@@ -602,6 +645,397 @@
           <w:lang w:val="en-US"/>
         </w:rPr>
       </w:pPr>
+    </w:p>
+    <w:p>
+      <w:pPr>
+        <w:rPr>
+          <w:lang w:val="en-US"/>
+        </w:rPr>
+      </w:pPr>
+    </w:p>
+    <w:p>
+      <w:pPr>
+        <w:rPr>
+          <w:lang w:val="en-US"/>
+        </w:rPr>
+      </w:pPr>
+    </w:p>
+    <w:p>
+      <w:pPr>
+        <w:rPr>
+          <w:lang w:val="en-US"/>
+        </w:rPr>
+      </w:pPr>
+    </w:p>
+    <w:p>
+      <w:pPr>
+        <w:rPr>
+          <w:lang w:val="en-US"/>
+        </w:rPr>
+      </w:pPr>
+    </w:p>
+    <w:p>
+      <w:pPr>
+        <w:rPr>
+          <w:lang w:val="en-US"/>
+        </w:rPr>
+      </w:pPr>
+    </w:p>
+    <w:p>
+      <w:pPr>
+        <w:rPr>
+          <w:lang w:val="en-US"/>
+        </w:rPr>
+      </w:pPr>
+    </w:p>
+    <w:p>
+      <w:pPr>
+        <w:rPr>
+          <w:lang w:val="en-US"/>
+        </w:rPr>
+      </w:pPr>
+    </w:p>
+    <w:p>
+      <w:pPr>
+        <w:rPr>
+          <w:lang w:val="en-US"/>
+        </w:rPr>
+      </w:pPr>
+    </w:p>
+    <w:p>
+      <w:pPr>
+        <w:rPr>
+          <w:lang w:val="en-US"/>
+        </w:rPr>
+      </w:pPr>
+    </w:p>
+    <w:p>
+      <w:pPr>
+        <w:rPr>
+          <w:lang w:val="en-US"/>
+        </w:rPr>
+      </w:pPr>
+    </w:p>
+    <w:p>
+      <w:pPr>
+        <w:rPr>
+          <w:lang w:val="en-US"/>
+        </w:rPr>
+      </w:pPr>
+    </w:p>
+    <w:p>
+      <w:pPr>
+        <w:rPr>
+          <w:lang w:val="en-US"/>
+        </w:rPr>
+      </w:pPr>
+    </w:p>
+    <w:p>
+      <w:pPr>
+        <w:rPr>
+          <w:lang w:val="en-US"/>
+        </w:rPr>
+      </w:pPr>
+    </w:p>
+    <w:p>
+      <w:pPr>
+        <w:rPr>
+          <w:lang w:val="en-US"/>
+        </w:rPr>
+      </w:pPr>
+    </w:p>
+    <w:p>
+      <w:pPr>
+        <w:rPr>
+          <w:lang w:val="en-US"/>
+        </w:rPr>
+      </w:pPr>
+    </w:p>
+    <w:p>
+      <w:pPr>
+        <w:rPr>
+          <w:lang w:val="en-US"/>
+        </w:rPr>
+      </w:pPr>
+    </w:p>
+    <w:p>
+      <w:pPr>
+        <w:rPr>
+          <w:lang w:val="en-US"/>
+        </w:rPr>
+      </w:pPr>
+    </w:p>
+    <w:p>
+      <w:pPr>
+        <w:rPr>
+          <w:lang w:val="en-US"/>
+        </w:rPr>
+      </w:pPr>
+    </w:p>
+    <w:p>
+      <w:pPr>
+        <w:rPr>
+          <w:lang w:val="en-US"/>
+        </w:rPr>
+      </w:pPr>
+    </w:p>
+    <w:p>
+      <w:pPr>
+        <w:rPr>
+          <w:lang w:val="en-US"/>
+        </w:rPr>
+      </w:pPr>
+    </w:p>
+    <w:p>
+      <w:pPr>
+        <w:rPr>
+          <w:lang w:val="en-US"/>
+        </w:rPr>
+      </w:pPr>
+    </w:p>
+    <w:p>
+      <w:pPr>
+        <w:rPr>
+          <w:lang w:val="en-US"/>
+        </w:rPr>
+      </w:pPr>
+    </w:p>
+    <w:p>
+      <w:pPr>
+        <w:rPr>
+          <w:lang w:val="en-US"/>
+        </w:rPr>
+      </w:pPr>
+    </w:p>
+    <w:p>
+      <w:pPr>
+        <w:rPr>
+          <w:lang w:val="en-US"/>
+        </w:rPr>
+      </w:pPr>
+    </w:p>
+    <w:p>
+      <w:pPr>
+        <w:rPr>
+          <w:lang w:val="en-US"/>
+        </w:rPr>
+      </w:pPr>
+    </w:p>
+    <w:p>
+      <w:pPr>
+        <w:rPr>
+          <w:lang w:val="en-US"/>
+        </w:rPr>
+      </w:pPr>
+    </w:p>
+    <w:p>
+      <w:pPr>
+        <w:rPr>
+          <w:b/>
+          <w:bCs/>
+          <w:lang w:val="en-US"/>
+        </w:rPr>
+      </w:pPr>
+    </w:p>
+    <w:p>
+      <w:pPr>
+        <w:tabs>
+          <w:tab w:val="left" w:pos="1064"/>
+        </w:tabs>
+        <w:rPr>
+          <w:lang w:val="en-US"/>
+        </w:rPr>
+      </w:pPr>
+      <w:r>
+        <w:rPr>
+          <w:lang w:val="en-US"/>
+        </w:rPr>
+        <w:tab/>
+      </w:r>
+    </w:p>
+    <w:p>
+      <w:pPr>
+        <w:tabs>
+          <w:tab w:val="left" w:pos="1064"/>
+        </w:tabs>
+        <w:rPr>
+          <w:lang w:val="en-US"/>
+        </w:rPr>
+      </w:pPr>
+    </w:p>
+    <w:p>
+      <w:pPr>
+        <w:rPr>
+          <w:lang w:val="en-US"/>
+        </w:rPr>
+      </w:pPr>
+      <w:r>
+        <w:rPr>
+          <w:lang w:val="en-US"/>
+        </w:rPr>
+        <w:br w:type="page"/>
+      </w:r>
+    </w:p>
+    <w:p>
+      <w:pPr>
+        <w:tabs>
+          <w:tab w:val="left" w:pos="1064"/>
+        </w:tabs>
+        <w:rPr>
+          <w:lang w:val="en-US"/>
+        </w:rPr>
+      </w:pPr>
+      <w:hyperlink r:id="rId9" w:history="1">
+        <w:r>
+          <w:rPr>
+            <w:rStyle w:val="Hyperlink"/>
+            <w:lang w:val="en-US"/>
+          </w:rPr>
+          <w:t>https://viet69z.me/len-lut-chich-em-luc-con-ngu-anh-con-goi-video-cho-nhom-ban-vao-xem-cung-72480/</w:t>
+        </w:r>
+      </w:hyperlink>
+    </w:p>
+    <w:p>
+      <w:pPr>
+        <w:tabs>
+          <w:tab w:val="left" w:pos="1064"/>
+        </w:tabs>
+        <w:rPr>
+          <w:lang w:val="en-US"/>
+        </w:rPr>
+      </w:pPr>
+    </w:p>
+    <w:p>
+      <w:pPr>
+        <w:tabs>
+          <w:tab w:val="left" w:pos="1064"/>
+        </w:tabs>
+        <w:rPr>
+          <w:lang w:val="en-US"/>
+        </w:rPr>
+      </w:pPr>
+      <w:hyperlink r:id="rId10" w:history="1">
+        <w:r>
+          <w:rPr>
+            <w:rStyle w:val="Hyperlink"/>
+            <w:lang w:val="en-US"/>
+          </w:rPr>
+          <w:t>https://viet69z.me/chich-be-sinh-vien-2k5-mong-to-vu-sieu-pham-non-to-hong-hao-71931/</w:t>
+        </w:r>
+      </w:hyperlink>
+    </w:p>
+    <w:p>
+      <w:pPr>
+        <w:tabs>
+          <w:tab w:val="left" w:pos="1064"/>
+        </w:tabs>
+        <w:rPr>
+          <w:lang w:val="en-US"/>
+        </w:rPr>
+      </w:pPr>
+    </w:p>
+    <w:p>
+      <w:pPr>
+        <w:tabs>
+          <w:tab w:val="left" w:pos="1064"/>
+        </w:tabs>
+        <w:rPr>
+          <w:lang w:val="en-US"/>
+        </w:rPr>
+      </w:pPr>
+      <w:hyperlink r:id="rId11" w:history="1">
+        <w:r>
+          <w:rPr>
+            <w:rStyle w:val="Hyperlink"/>
+            <w:lang w:val="en-US"/>
+          </w:rPr>
+          <w:t>https://viet69z.me/be-sinh-vien-kinh-can-ngoan-ngoan-len-giuong-em-hoa-than-dam-bu-liem-dieu-luyen-71937/</w:t>
+        </w:r>
+      </w:hyperlink>
+    </w:p>
+    <w:p>
+      <w:pPr>
+        <w:tabs>
+          <w:tab w:val="left" w:pos="1064"/>
+        </w:tabs>
+        <w:rPr>
+          <w:lang w:val="en-US"/>
+        </w:rPr>
+      </w:pPr>
+    </w:p>
+    <w:p>
+      <w:pPr>
+        <w:tabs>
+          <w:tab w:val="left" w:pos="1064"/>
+        </w:tabs>
+        <w:rPr>
+          <w:lang w:val="en-US"/>
+        </w:rPr>
+      </w:pPr>
+      <w:hyperlink r:id="rId12" w:history="1">
+        <w:r>
+          <w:rPr>
+            <w:rStyle w:val="Hyperlink"/>
+            <w:lang w:val="en-US"/>
+          </w:rPr>
+          <w:t>https://viet69z.me/em-nhan-vien-van-phong-trong-bo-do-cong-so-tranh-thu-gio-nghi-trua-ngoai-tinh-71595/</w:t>
+        </w:r>
+      </w:hyperlink>
+    </w:p>
+    <w:p>
+      <w:pPr>
+        <w:tabs>
+          <w:tab w:val="left" w:pos="1064"/>
+        </w:tabs>
+        <w:rPr>
+          <w:lang w:val="en-US"/>
+        </w:rPr>
+      </w:pPr>
+    </w:p>
+    <w:p>
+      <w:pPr>
+        <w:tabs>
+          <w:tab w:val="left" w:pos="1064"/>
+        </w:tabs>
+        <w:rPr>
+          <w:lang w:val="en-US"/>
+        </w:rPr>
+      </w:pPr>
+      <w:hyperlink r:id="rId13" w:history="1">
+        <w:r>
+          <w:rPr>
+            <w:rStyle w:val="Hyperlink"/>
+            <w:lang w:val="en-US"/>
+          </w:rPr>
+          <w:t>https://viet69z.me/song-thu-voi-be-sinh-vien-van-lang-vlu-mong-to-chi-an-voi-chich-suot-ngay-71582/</w:t>
+        </w:r>
+      </w:hyperlink>
+    </w:p>
+    <w:p>
+      <w:pPr>
+        <w:tabs>
+          <w:tab w:val="left" w:pos="1064"/>
+        </w:tabs>
+        <w:rPr>
+          <w:lang w:val="en-US"/>
+        </w:rPr>
+      </w:pPr>
+    </w:p>
+    <w:p>
+      <w:pPr>
+        <w:tabs>
+          <w:tab w:val="left" w:pos="1064"/>
+        </w:tabs>
+        <w:rPr>
+          <w:lang w:val="en-US"/>
+        </w:rPr>
+      </w:pPr>
+      <w:r>
+        <w:rPr>
+          <w:lang w:val="en-US"/>
+        </w:rPr>
+        <w:t>https://viet69z.me/em-gai-goc-hoa-mong-to-chich-tren-ghe-tinh-yeu-anh-tet-do-ca-mong-em-71445/</w:t>
+      </w:r>
     </w:p>
     <w:sectPr>
       <w:pgSz w:w="11907" w:h="16840" w:code="9"/>

--- a/TVC/Huong Dan VPS tu Git.docx
+++ b/TVC/Huong Dan VPS tu Git.docx
@@ -397,9 +397,6 @@
         <w:tabs>
           <w:tab w:val="left" w:pos="2944"/>
         </w:tabs>
-        <w:rPr>
-          <w:lang w:val="en-US"/>
-        </w:rPr>
       </w:pPr>
     </w:p>
     <w:p>
@@ -407,9 +404,6 @@
         <w:tabs>
           <w:tab w:val="left" w:pos="2944"/>
         </w:tabs>
-        <w:rPr>
-          <w:lang w:val="en-US"/>
-        </w:rPr>
       </w:pPr>
     </w:p>
     <w:p>
@@ -417,9 +411,6 @@
         <w:tabs>
           <w:tab w:val="left" w:pos="2944"/>
         </w:tabs>
-        <w:rPr>
-          <w:lang w:val="en-US"/>
-        </w:rPr>
       </w:pPr>
     </w:p>
     <w:p>
@@ -427,9 +418,6 @@
         <w:tabs>
           <w:tab w:val="left" w:pos="2944"/>
         </w:tabs>
-        <w:rPr>
-          <w:lang w:val="en-US"/>
-        </w:rPr>
       </w:pPr>
     </w:p>
     <w:p>
@@ -437,9 +425,6 @@
         <w:tabs>
           <w:tab w:val="left" w:pos="2944"/>
         </w:tabs>
-        <w:rPr>
-          <w:lang w:val="en-US"/>
-        </w:rPr>
       </w:pPr>
     </w:p>
     <w:p>
@@ -447,9 +432,6 @@
         <w:tabs>
           <w:tab w:val="left" w:pos="2944"/>
         </w:tabs>
-        <w:rPr>
-          <w:lang w:val="en-US"/>
-        </w:rPr>
       </w:pPr>
     </w:p>
     <w:p>
@@ -457,9 +439,6 @@
         <w:tabs>
           <w:tab w:val="left" w:pos="2944"/>
         </w:tabs>
-        <w:rPr>
-          <w:lang w:val="en-US"/>
-        </w:rPr>
       </w:pPr>
     </w:p>
     <w:p>
@@ -467,9 +446,6 @@
         <w:tabs>
           <w:tab w:val="left" w:pos="2944"/>
         </w:tabs>
-        <w:rPr>
-          <w:lang w:val="en-US"/>
-        </w:rPr>
       </w:pPr>
     </w:p>
     <w:p>
@@ -477,9 +453,6 @@
         <w:tabs>
           <w:tab w:val="left" w:pos="2944"/>
         </w:tabs>
-        <w:rPr>
-          <w:lang w:val="en-US"/>
-        </w:rPr>
       </w:pPr>
     </w:p>
     <w:p>
@@ -487,9 +460,6 @@
         <w:tabs>
           <w:tab w:val="left" w:pos="2944"/>
         </w:tabs>
-        <w:rPr>
-          <w:lang w:val="en-US"/>
-        </w:rPr>
       </w:pPr>
     </w:p>
     <w:p>
@@ -497,9 +467,6 @@
         <w:tabs>
           <w:tab w:val="left" w:pos="2944"/>
         </w:tabs>
-        <w:rPr>
-          <w:lang w:val="en-US"/>
-        </w:rPr>
       </w:pPr>
     </w:p>
     <w:p>
@@ -507,98 +474,116 @@
         <w:tabs>
           <w:tab w:val="left" w:pos="2944"/>
         </w:tabs>
-        <w:rPr>
-          <w:lang w:val="en-US"/>
+      </w:pPr>
+    </w:p>
+    <w:p/>
+    <w:p>
+      <w:pPr>
+        <w:rPr>
+          <w:b/>
+          <w:bCs/>
+        </w:rPr>
+      </w:pPr>
+    </w:p>
+    <w:p>
+      <w:pPr>
+        <w:rPr>
+          <w:b/>
+          <w:bCs/>
+        </w:rPr>
+      </w:pPr>
+    </w:p>
+    <w:p/>
+    <w:p/>
+    <w:p/>
+    <w:p/>
+    <w:p/>
+    <w:p/>
+    <w:p/>
+    <w:p/>
+    <w:p/>
+    <w:p/>
+    <w:p/>
+    <w:p/>
+    <w:p/>
+    <w:p/>
+    <w:p/>
+    <w:p/>
+    <w:p/>
+    <w:p/>
+    <w:p/>
+    <w:p/>
+    <w:p/>
+    <w:p/>
+    <w:p/>
+    <w:p/>
+    <w:p/>
+    <w:p/>
+    <w:p>
+      <w:pPr>
+        <w:rPr>
+          <w:b/>
+          <w:bCs/>
         </w:rPr>
       </w:pPr>
     </w:p>
     <w:p>
       <w:pPr>
         <w:tabs>
-          <w:tab w:val="left" w:pos="2944"/>
+          <w:tab w:val="left" w:pos="1064"/>
         </w:tabs>
-        <w:rPr>
-          <w:lang w:val="en-US"/>
-        </w:rPr>
-      </w:pPr>
+      </w:pPr>
+      <w:r>
+        <w:tab/>
+      </w:r>
     </w:p>
     <w:p>
       <w:pPr>
         <w:tabs>
-          <w:tab w:val="left" w:pos="2944"/>
+          <w:tab w:val="left" w:pos="1064"/>
         </w:tabs>
-        <w:rPr>
-          <w:lang w:val="en-US"/>
-        </w:rPr>
-      </w:pPr>
+      </w:pPr>
+    </w:p>
+    <w:p>
+      <w:r>
+        <w:br w:type="page"/>
+      </w:r>
     </w:p>
     <w:p>
       <w:pPr>
         <w:tabs>
-          <w:tab w:val="left" w:pos="2944"/>
+          <w:tab w:val="left" w:pos="1064"/>
         </w:tabs>
-        <w:rPr>
-          <w:lang w:val="en-US"/>
-        </w:rPr>
-      </w:pPr>
-    </w:p>
-    <w:p>
-      <w:pPr>
-        <w:tabs>
-          <w:tab w:val="left" w:pos="2944"/>
-        </w:tabs>
-        <w:rPr>
-          <w:lang w:val="en-US"/>
-        </w:rPr>
-      </w:pPr>
-    </w:p>
-    <w:p>
-      <w:pPr>
-        <w:tabs>
-          <w:tab w:val="left" w:pos="2944"/>
-        </w:tabs>
-        <w:rPr>
-          <w:lang w:val="en-US"/>
-        </w:rPr>
-      </w:pPr>
-    </w:p>
-    <w:p>
-      <w:pPr>
-        <w:tabs>
-          <w:tab w:val="left" w:pos="2944"/>
-        </w:tabs>
-        <w:rPr>
-          <w:lang w:val="en-US"/>
-        </w:rPr>
-      </w:pPr>
-    </w:p>
-    <w:p>
-      <w:pPr>
-        <w:tabs>
-          <w:tab w:val="left" w:pos="2944"/>
-        </w:tabs>
-        <w:rPr>
-          <w:lang w:val="en-US"/>
-        </w:rPr>
-      </w:pPr>
-    </w:p>
-    <w:p>
-      <w:pPr>
-        <w:tabs>
-          <w:tab w:val="left" w:pos="2944"/>
-        </w:tabs>
-        <w:rPr>
-          <w:lang w:val="en-US"/>
-        </w:rPr>
-      </w:pPr>
-    </w:p>
-    <w:p>
-      <w:pPr>
-        <w:rPr>
-          <w:lang w:val="en-US"/>
-        </w:rPr>
-      </w:pPr>
-    </w:p>
+      </w:pPr>
+    </w:p>
+    <w:p/>
+    <w:p/>
+    <w:p/>
+    <w:p/>
+    <w:p/>
+    <w:p/>
+    <w:p/>
+    <w:p/>
+    <w:p/>
+    <w:p/>
+    <w:p/>
+    <w:p/>
+    <w:p/>
+    <w:p/>
+    <w:p/>
+    <w:p/>
+    <w:p/>
+    <w:p/>
+    <w:p/>
+    <w:p/>
+    <w:p/>
+    <w:p/>
+    <w:p/>
+    <w:p/>
+    <w:p/>
+    <w:p/>
+    <w:p/>
+    <w:p/>
     <w:p>
       <w:pPr>
         <w:rPr>
@@ -621,421 +606,43 @@
           <w:lang w:val="en-US"/>
         </w:rPr>
       </w:pPr>
-      <w:r>
-        <w:rPr>
-          <w:lang w:val="en-US"/>
-        </w:rPr>
-        <w:t>https://www.tube8.fr/porn-video/196339361/</w:t>
-      </w:r>
-    </w:p>
-    <w:p>
-      <w:pPr>
-        <w:rPr>
-          <w:b/>
-          <w:bCs/>
-          <w:lang w:val="en-US"/>
-        </w:rPr>
-      </w:pPr>
-    </w:p>
-    <w:p>
-      <w:pPr>
-        <w:rPr>
-          <w:b/>
-          <w:bCs/>
-          <w:lang w:val="en-US"/>
-        </w:rPr>
-      </w:pPr>
-    </w:p>
-    <w:p>
-      <w:pPr>
-        <w:rPr>
-          <w:lang w:val="en-US"/>
-        </w:rPr>
-      </w:pPr>
-    </w:p>
-    <w:p>
-      <w:pPr>
-        <w:rPr>
-          <w:lang w:val="en-US"/>
-        </w:rPr>
-      </w:pPr>
-    </w:p>
-    <w:p>
-      <w:pPr>
-        <w:rPr>
-          <w:lang w:val="en-US"/>
-        </w:rPr>
-      </w:pPr>
-    </w:p>
-    <w:p>
-      <w:pPr>
-        <w:rPr>
-          <w:lang w:val="en-US"/>
-        </w:rPr>
-      </w:pPr>
-    </w:p>
-    <w:p>
-      <w:pPr>
-        <w:rPr>
-          <w:lang w:val="en-US"/>
-        </w:rPr>
-      </w:pPr>
-    </w:p>
-    <w:p>
-      <w:pPr>
-        <w:rPr>
-          <w:lang w:val="en-US"/>
-        </w:rPr>
-      </w:pPr>
-    </w:p>
-    <w:p>
-      <w:pPr>
-        <w:rPr>
-          <w:lang w:val="en-US"/>
-        </w:rPr>
-      </w:pPr>
-    </w:p>
-    <w:p>
-      <w:pPr>
-        <w:rPr>
-          <w:lang w:val="en-US"/>
-        </w:rPr>
-      </w:pPr>
-    </w:p>
-    <w:p>
-      <w:pPr>
-        <w:rPr>
-          <w:lang w:val="en-US"/>
-        </w:rPr>
-      </w:pPr>
-    </w:p>
-    <w:p>
-      <w:pPr>
-        <w:rPr>
-          <w:lang w:val="en-US"/>
-        </w:rPr>
-      </w:pPr>
-    </w:p>
-    <w:p>
-      <w:pPr>
-        <w:rPr>
-          <w:lang w:val="en-US"/>
-        </w:rPr>
-      </w:pPr>
-    </w:p>
-    <w:p>
-      <w:pPr>
-        <w:rPr>
-          <w:lang w:val="en-US"/>
-        </w:rPr>
-      </w:pPr>
-    </w:p>
-    <w:p>
-      <w:pPr>
-        <w:rPr>
-          <w:lang w:val="en-US"/>
-        </w:rPr>
-      </w:pPr>
-    </w:p>
-    <w:p>
-      <w:pPr>
-        <w:rPr>
-          <w:lang w:val="en-US"/>
-        </w:rPr>
-      </w:pPr>
-    </w:p>
-    <w:p>
-      <w:pPr>
-        <w:rPr>
-          <w:lang w:val="en-US"/>
-        </w:rPr>
-      </w:pPr>
-    </w:p>
-    <w:p>
-      <w:pPr>
-        <w:rPr>
-          <w:lang w:val="en-US"/>
-        </w:rPr>
-      </w:pPr>
-    </w:p>
-    <w:p>
-      <w:pPr>
-        <w:rPr>
-          <w:lang w:val="en-US"/>
-        </w:rPr>
-      </w:pPr>
-    </w:p>
-    <w:p>
-      <w:pPr>
-        <w:rPr>
-          <w:lang w:val="en-US"/>
-        </w:rPr>
-      </w:pPr>
-    </w:p>
-    <w:p>
-      <w:pPr>
-        <w:rPr>
-          <w:lang w:val="en-US"/>
-        </w:rPr>
-      </w:pPr>
-    </w:p>
-    <w:p>
-      <w:pPr>
-        <w:rPr>
-          <w:lang w:val="en-US"/>
-        </w:rPr>
-      </w:pPr>
-    </w:p>
-    <w:p>
-      <w:pPr>
-        <w:rPr>
-          <w:lang w:val="en-US"/>
-        </w:rPr>
-      </w:pPr>
-    </w:p>
-    <w:p>
-      <w:pPr>
-        <w:rPr>
-          <w:lang w:val="en-US"/>
-        </w:rPr>
-      </w:pPr>
-    </w:p>
-    <w:p>
-      <w:pPr>
-        <w:rPr>
-          <w:lang w:val="en-US"/>
-        </w:rPr>
-      </w:pPr>
-    </w:p>
-    <w:p>
-      <w:pPr>
-        <w:rPr>
-          <w:lang w:val="en-US"/>
-        </w:rPr>
-      </w:pPr>
-    </w:p>
-    <w:p>
-      <w:pPr>
-        <w:rPr>
-          <w:lang w:val="en-US"/>
-        </w:rPr>
-      </w:pPr>
-    </w:p>
-    <w:p>
-      <w:pPr>
-        <w:rPr>
-          <w:lang w:val="en-US"/>
-        </w:rPr>
-      </w:pPr>
-    </w:p>
-    <w:p>
-      <w:pPr>
-        <w:rPr>
-          <w:b/>
-          <w:bCs/>
-          <w:lang w:val="en-US"/>
-        </w:rPr>
-      </w:pPr>
-    </w:p>
-    <w:p>
-      <w:pPr>
-        <w:tabs>
-          <w:tab w:val="left" w:pos="1064"/>
-        </w:tabs>
-        <w:rPr>
-          <w:lang w:val="en-US"/>
-        </w:rPr>
-      </w:pPr>
-      <w:r>
-        <w:rPr>
-          <w:lang w:val="en-US"/>
-        </w:rPr>
-        <w:tab/>
-      </w:r>
-    </w:p>
-    <w:p>
-      <w:pPr>
-        <w:tabs>
-          <w:tab w:val="left" w:pos="1064"/>
-        </w:tabs>
-        <w:rPr>
-          <w:lang w:val="en-US"/>
-        </w:rPr>
-      </w:pPr>
-    </w:p>
-    <w:p>
-      <w:pPr>
-        <w:rPr>
-          <w:lang w:val="en-US"/>
-        </w:rPr>
-      </w:pPr>
-      <w:r>
-        <w:rPr>
-          <w:lang w:val="en-US"/>
-        </w:rPr>
-        <w:br w:type="page"/>
-      </w:r>
-    </w:p>
-    <w:p>
-      <w:pPr>
-        <w:tabs>
-          <w:tab w:val="left" w:pos="1064"/>
-        </w:tabs>
-        <w:rPr>
-          <w:lang w:val="en-US"/>
-        </w:rPr>
-      </w:pPr>
       <w:hyperlink r:id="rId9" w:history="1">
         <w:r>
           <w:rPr>
             <w:rStyle w:val="Hyperlink"/>
             <w:lang w:val="en-US"/>
           </w:rPr>
-          <w:t>https://viet69z.me/len-lut-chich-em-luc-con-ngu-anh-con-goi-video-cho-nhom-ban-vao-xem-cung-72480/</w:t>
+          <w:t>https://www.tube8.fr/porn-video/196339361/</w:t>
         </w:r>
       </w:hyperlink>
     </w:p>
     <w:p>
       <w:pPr>
-        <w:tabs>
-          <w:tab w:val="left" w:pos="1064"/>
-        </w:tabs>
-        <w:rPr>
-          <w:lang w:val="en-US"/>
-        </w:rPr>
-      </w:pPr>
-    </w:p>
-    <w:p>
-      <w:pPr>
-        <w:tabs>
-          <w:tab w:val="left" w:pos="1064"/>
-        </w:tabs>
-        <w:rPr>
-          <w:lang w:val="en-US"/>
-        </w:rPr>
-      </w:pPr>
-      <w:hyperlink r:id="rId10" w:history="1">
-        <w:r>
-          <w:rPr>
-            <w:rStyle w:val="Hyperlink"/>
-            <w:lang w:val="en-US"/>
-          </w:rPr>
-          <w:t>https://viet69z.me/chich-be-sinh-vien-2k5-mong-to-vu-sieu-pham-non-to-hong-hao-71931/</w:t>
-        </w:r>
-      </w:hyperlink>
-    </w:p>
-    <w:p>
-      <w:pPr>
-        <w:tabs>
-          <w:tab w:val="left" w:pos="1064"/>
-        </w:tabs>
-        <w:rPr>
-          <w:lang w:val="en-US"/>
-        </w:rPr>
-      </w:pPr>
-    </w:p>
-    <w:p>
-      <w:pPr>
-        <w:tabs>
-          <w:tab w:val="left" w:pos="1064"/>
-        </w:tabs>
-        <w:rPr>
-          <w:lang w:val="en-US"/>
-        </w:rPr>
-      </w:pPr>
-      <w:hyperlink r:id="rId11" w:history="1">
-        <w:r>
-          <w:rPr>
-            <w:rStyle w:val="Hyperlink"/>
-            <w:lang w:val="en-US"/>
-          </w:rPr>
-          <w:t>https://viet69z.me/be-sinh-vien-kinh-can-ngoan-ngoan-len-giuong-em-hoa-than-dam-bu-liem-dieu-luyen-71937/</w:t>
-        </w:r>
-      </w:hyperlink>
-    </w:p>
-    <w:p>
-      <w:pPr>
-        <w:tabs>
-          <w:tab w:val="left" w:pos="1064"/>
-        </w:tabs>
-        <w:rPr>
-          <w:lang w:val="en-US"/>
-        </w:rPr>
-      </w:pPr>
-    </w:p>
-    <w:p>
-      <w:pPr>
-        <w:tabs>
-          <w:tab w:val="left" w:pos="1064"/>
-        </w:tabs>
-        <w:rPr>
-          <w:lang w:val="en-US"/>
-        </w:rPr>
-      </w:pPr>
-      <w:hyperlink r:id="rId12" w:history="1">
-        <w:r>
-          <w:rPr>
-            <w:rStyle w:val="Hyperlink"/>
-            <w:lang w:val="en-US"/>
-          </w:rPr>
-          <w:t>https://viet69z.me/em-nhan-vien-van-phong-trong-bo-do-cong-so-tranh-thu-gio-nghi-trua-ngoai-tinh-71595/</w:t>
-        </w:r>
-      </w:hyperlink>
-    </w:p>
-    <w:p>
-      <w:pPr>
-        <w:tabs>
-          <w:tab w:val="left" w:pos="1064"/>
-        </w:tabs>
-        <w:rPr>
-          <w:lang w:val="en-US"/>
-        </w:rPr>
-      </w:pPr>
-    </w:p>
-    <w:p>
-      <w:pPr>
-        <w:tabs>
-          <w:tab w:val="left" w:pos="1064"/>
-        </w:tabs>
-        <w:rPr>
-          <w:lang w:val="en-US"/>
-        </w:rPr>
-      </w:pPr>
-      <w:hyperlink r:id="rId13" w:history="1">
-        <w:r>
-          <w:rPr>
-            <w:rStyle w:val="Hyperlink"/>
-            <w:lang w:val="en-US"/>
-          </w:rPr>
-          <w:t>https://viet69z.me/song-thu-voi-be-sinh-vien-van-lang-vlu-mong-to-chi-an-voi-chich-suot-ngay-71582/</w:t>
-        </w:r>
-      </w:hyperlink>
-    </w:p>
-    <w:p>
-      <w:pPr>
-        <w:tabs>
-          <w:tab w:val="left" w:pos="1064"/>
-        </w:tabs>
-        <w:rPr>
-          <w:lang w:val="en-US"/>
-        </w:rPr>
-      </w:pPr>
-    </w:p>
-    <w:p>
-      <w:pPr>
-        <w:tabs>
-          <w:tab w:val="left" w:pos="1064"/>
-        </w:tabs>
-        <w:rPr>
-          <w:lang w:val="en-US"/>
-        </w:rPr>
-      </w:pPr>
-      <w:r>
-        <w:rPr>
-          <w:lang w:val="en-US"/>
-        </w:rPr>
-        <w:t>https://viet69z.me/em-gai-goc-hoa-mong-to-chich-tren-ghe-tinh-yeu-anh-tet-do-ca-mong-em-71445/</w:t>
-      </w:r>
+        <w:rPr>
+          <w:lang w:val="en-US"/>
+        </w:rPr>
+      </w:pPr>
+    </w:p>
+    <w:p>
+      <w:pPr>
+        <w:rPr>
+          <w:lang w:val="en-US"/>
+        </w:rPr>
+      </w:pPr>
+    </w:p>
+    <w:p>
+      <w:pPr>
+        <w:rPr>
+          <w:lang w:val="en-US"/>
+        </w:rPr>
+      </w:pPr>
+    </w:p>
+    <w:p>
+      <w:pPr>
+        <w:rPr>
+          <w:lang w:val="en-US"/>
+        </w:rPr>
+      </w:pPr>
     </w:p>
     <w:sectPr>
       <w:pgSz w:w="11907" w:h="16840" w:code="9"/>
@@ -1162,6 +769,123 @@
     </w:lvl>
   </w:abstractNum>
   <w:abstractNum w:abstractNumId="1" w15:restartNumberingAfterBreak="0">
+    <w:nsid w:val="273C72B4"/>
+    <w:multiLevelType w:val="multilevel"/>
+    <w:tmpl w:val="69788534"/>
+    <w:lvl w:ilvl="0">
+      <w:start w:val="1"/>
+      <w:numFmt w:val="decimal"/>
+      <w:lvlText w:val="%1."/>
+      <w:lvlJc w:val="left"/>
+      <w:pPr>
+        <w:tabs>
+          <w:tab w:val="num" w:pos="720"/>
+        </w:tabs>
+        <w:ind w:left="720" w:hanging="360"/>
+      </w:pPr>
+    </w:lvl>
+    <w:lvl w:ilvl="1">
+      <w:start w:val="1"/>
+      <w:numFmt w:val="bullet"/>
+      <w:lvlText w:val=""/>
+      <w:lvlJc w:val="left"/>
+      <w:pPr>
+        <w:tabs>
+          <w:tab w:val="num" w:pos="1440"/>
+        </w:tabs>
+        <w:ind w:left="1440" w:hanging="360"/>
+      </w:pPr>
+      <w:rPr>
+        <w:rFonts w:ascii="Symbol" w:hAnsi="Symbol" w:hint="default"/>
+        <w:sz w:val="20"/>
+      </w:rPr>
+    </w:lvl>
+    <w:lvl w:ilvl="2" w:tentative="1">
+      <w:start w:val="1"/>
+      <w:numFmt w:val="decimal"/>
+      <w:lvlText w:val="%3."/>
+      <w:lvlJc w:val="left"/>
+      <w:pPr>
+        <w:tabs>
+          <w:tab w:val="num" w:pos="2160"/>
+        </w:tabs>
+        <w:ind w:left="2160" w:hanging="360"/>
+      </w:pPr>
+    </w:lvl>
+    <w:lvl w:ilvl="3" w:tentative="1">
+      <w:start w:val="1"/>
+      <w:numFmt w:val="decimal"/>
+      <w:lvlText w:val="%4."/>
+      <w:lvlJc w:val="left"/>
+      <w:pPr>
+        <w:tabs>
+          <w:tab w:val="num" w:pos="2880"/>
+        </w:tabs>
+        <w:ind w:left="2880" w:hanging="360"/>
+      </w:pPr>
+    </w:lvl>
+    <w:lvl w:ilvl="4" w:tentative="1">
+      <w:start w:val="1"/>
+      <w:numFmt w:val="decimal"/>
+      <w:lvlText w:val="%5."/>
+      <w:lvlJc w:val="left"/>
+      <w:pPr>
+        <w:tabs>
+          <w:tab w:val="num" w:pos="3600"/>
+        </w:tabs>
+        <w:ind w:left="3600" w:hanging="360"/>
+      </w:pPr>
+    </w:lvl>
+    <w:lvl w:ilvl="5" w:tentative="1">
+      <w:start w:val="1"/>
+      <w:numFmt w:val="decimal"/>
+      <w:lvlText w:val="%6."/>
+      <w:lvlJc w:val="left"/>
+      <w:pPr>
+        <w:tabs>
+          <w:tab w:val="num" w:pos="4320"/>
+        </w:tabs>
+        <w:ind w:left="4320" w:hanging="360"/>
+      </w:pPr>
+    </w:lvl>
+    <w:lvl w:ilvl="6" w:tentative="1">
+      <w:start w:val="1"/>
+      <w:numFmt w:val="decimal"/>
+      <w:lvlText w:val="%7."/>
+      <w:lvlJc w:val="left"/>
+      <w:pPr>
+        <w:tabs>
+          <w:tab w:val="num" w:pos="5040"/>
+        </w:tabs>
+        <w:ind w:left="5040" w:hanging="360"/>
+      </w:pPr>
+    </w:lvl>
+    <w:lvl w:ilvl="7" w:tentative="1">
+      <w:start w:val="1"/>
+      <w:numFmt w:val="decimal"/>
+      <w:lvlText w:val="%8."/>
+      <w:lvlJc w:val="left"/>
+      <w:pPr>
+        <w:tabs>
+          <w:tab w:val="num" w:pos="5760"/>
+        </w:tabs>
+        <w:ind w:left="5760" w:hanging="360"/>
+      </w:pPr>
+    </w:lvl>
+    <w:lvl w:ilvl="8" w:tentative="1">
+      <w:start w:val="1"/>
+      <w:numFmt w:val="decimal"/>
+      <w:lvlText w:val="%9."/>
+      <w:lvlJc w:val="left"/>
+      <w:pPr>
+        <w:tabs>
+          <w:tab w:val="num" w:pos="6480"/>
+        </w:tabs>
+        <w:ind w:left="6480" w:hanging="360"/>
+      </w:pPr>
+    </w:lvl>
+  </w:abstractNum>
+  <w:abstractNum w:abstractNumId="2" w15:restartNumberingAfterBreak="0">
     <w:nsid w:val="2CCF3457"/>
     <w:multiLevelType w:val="hybridMultilevel"/>
     <w:tmpl w:val="849840EA"/>
@@ -1273,7 +997,7 @@
       </w:rPr>
     </w:lvl>
   </w:abstractNum>
-  <w:abstractNum w:abstractNumId="2" w15:restartNumberingAfterBreak="0">
+  <w:abstractNum w:abstractNumId="3" w15:restartNumberingAfterBreak="0">
     <w:nsid w:val="328C57C9"/>
     <w:multiLevelType w:val="hybridMultilevel"/>
     <w:tmpl w:val="FDF41D2C"/>
@@ -1385,7 +1109,7 @@
       </w:rPr>
     </w:lvl>
   </w:abstractNum>
-  <w:abstractNum w:abstractNumId="3" w15:restartNumberingAfterBreak="0">
+  <w:abstractNum w:abstractNumId="4" w15:restartNumberingAfterBreak="0">
     <w:nsid w:val="486B6E52"/>
     <w:multiLevelType w:val="hybridMultilevel"/>
     <w:tmpl w:val="E3749D2C"/>
@@ -1497,7 +1221,7 @@
       </w:rPr>
     </w:lvl>
   </w:abstractNum>
-  <w:abstractNum w:abstractNumId="4" w15:restartNumberingAfterBreak="0">
+  <w:abstractNum w:abstractNumId="5" w15:restartNumberingAfterBreak="0">
     <w:nsid w:val="69F932DA"/>
     <w:multiLevelType w:val="hybridMultilevel"/>
     <w:tmpl w:val="DD28E4CC"/>
@@ -1609,7 +1333,7 @@
       </w:rPr>
     </w:lvl>
   </w:abstractNum>
-  <w:abstractNum w:abstractNumId="5" w15:restartNumberingAfterBreak="0">
+  <w:abstractNum w:abstractNumId="6" w15:restartNumberingAfterBreak="0">
     <w:nsid w:val="6C3035F6"/>
     <w:multiLevelType w:val="hybridMultilevel"/>
     <w:tmpl w:val="35FED57A"/>
@@ -1721,7 +1445,7 @@
       </w:rPr>
     </w:lvl>
   </w:abstractNum>
-  <w:abstractNum w:abstractNumId="6" w15:restartNumberingAfterBreak="0">
+  <w:abstractNum w:abstractNumId="7" w15:restartNumberingAfterBreak="0">
     <w:nsid w:val="6DEF3DF3"/>
     <w:multiLevelType w:val="hybridMultilevel"/>
     <w:tmpl w:val="9A180ACC"/>
@@ -1833,26 +1557,236 @@
       </w:rPr>
     </w:lvl>
   </w:abstractNum>
+  <w:abstractNum w:abstractNumId="8" w15:restartNumberingAfterBreak="0">
+    <w:nsid w:val="6F2109EC"/>
+    <w:multiLevelType w:val="hybridMultilevel"/>
+    <w:tmpl w:val="2CC4E89E"/>
+    <w:lvl w:ilvl="0" w:tplc="042A000F">
+      <w:start w:val="1"/>
+      <w:numFmt w:val="decimal"/>
+      <w:lvlText w:val="%1."/>
+      <w:lvlJc w:val="left"/>
+      <w:pPr>
+        <w:ind w:left="720" w:hanging="360"/>
+      </w:pPr>
+      <w:rPr>
+        <w:rFonts w:hint="default"/>
+      </w:rPr>
+    </w:lvl>
+    <w:lvl w:ilvl="1" w:tplc="042A0019" w:tentative="1">
+      <w:start w:val="1"/>
+      <w:numFmt w:val="lowerLetter"/>
+      <w:lvlText w:val="%2."/>
+      <w:lvlJc w:val="left"/>
+      <w:pPr>
+        <w:ind w:left="1440" w:hanging="360"/>
+      </w:pPr>
+    </w:lvl>
+    <w:lvl w:ilvl="2" w:tplc="042A001B" w:tentative="1">
+      <w:start w:val="1"/>
+      <w:numFmt w:val="lowerRoman"/>
+      <w:lvlText w:val="%3."/>
+      <w:lvlJc w:val="right"/>
+      <w:pPr>
+        <w:ind w:left="2160" w:hanging="180"/>
+      </w:pPr>
+    </w:lvl>
+    <w:lvl w:ilvl="3" w:tplc="042A000F" w:tentative="1">
+      <w:start w:val="1"/>
+      <w:numFmt w:val="decimal"/>
+      <w:lvlText w:val="%4."/>
+      <w:lvlJc w:val="left"/>
+      <w:pPr>
+        <w:ind w:left="2880" w:hanging="360"/>
+      </w:pPr>
+    </w:lvl>
+    <w:lvl w:ilvl="4" w:tplc="042A0019" w:tentative="1">
+      <w:start w:val="1"/>
+      <w:numFmt w:val="lowerLetter"/>
+      <w:lvlText w:val="%5."/>
+      <w:lvlJc w:val="left"/>
+      <w:pPr>
+        <w:ind w:left="3600" w:hanging="360"/>
+      </w:pPr>
+    </w:lvl>
+    <w:lvl w:ilvl="5" w:tplc="042A001B" w:tentative="1">
+      <w:start w:val="1"/>
+      <w:numFmt w:val="lowerRoman"/>
+      <w:lvlText w:val="%6."/>
+      <w:lvlJc w:val="right"/>
+      <w:pPr>
+        <w:ind w:left="4320" w:hanging="180"/>
+      </w:pPr>
+    </w:lvl>
+    <w:lvl w:ilvl="6" w:tplc="042A000F" w:tentative="1">
+      <w:start w:val="1"/>
+      <w:numFmt w:val="decimal"/>
+      <w:lvlText w:val="%7."/>
+      <w:lvlJc w:val="left"/>
+      <w:pPr>
+        <w:ind w:left="5040" w:hanging="360"/>
+      </w:pPr>
+    </w:lvl>
+    <w:lvl w:ilvl="7" w:tplc="042A0019" w:tentative="1">
+      <w:start w:val="1"/>
+      <w:numFmt w:val="lowerLetter"/>
+      <w:lvlText w:val="%8."/>
+      <w:lvlJc w:val="left"/>
+      <w:pPr>
+        <w:ind w:left="5760" w:hanging="360"/>
+      </w:pPr>
+    </w:lvl>
+    <w:lvl w:ilvl="8" w:tplc="042A001B" w:tentative="1">
+      <w:start w:val="1"/>
+      <w:numFmt w:val="lowerRoman"/>
+      <w:lvlText w:val="%9."/>
+      <w:lvlJc w:val="right"/>
+      <w:pPr>
+        <w:ind w:left="6480" w:hanging="180"/>
+      </w:pPr>
+    </w:lvl>
+  </w:abstractNum>
+  <w:abstractNum w:abstractNumId="9" w15:restartNumberingAfterBreak="0">
+    <w:nsid w:val="723E0FCA"/>
+    <w:multiLevelType w:val="hybridMultilevel"/>
+    <w:tmpl w:val="D0A61388"/>
+    <w:lvl w:ilvl="0" w:tplc="2BFA9EF6">
+      <w:numFmt w:val="bullet"/>
+      <w:lvlText w:val="-"/>
+      <w:lvlJc w:val="left"/>
+      <w:pPr>
+        <w:ind w:left="720" w:hanging="360"/>
+      </w:pPr>
+      <w:rPr>
+        <w:rFonts w:ascii="Arial" w:eastAsiaTheme="minorHAnsi" w:hAnsi="Arial" w:cs="Arial" w:hint="default"/>
+      </w:rPr>
+    </w:lvl>
+    <w:lvl w:ilvl="1" w:tplc="042A0003" w:tentative="1">
+      <w:start w:val="1"/>
+      <w:numFmt w:val="bullet"/>
+      <w:lvlText w:val="o"/>
+      <w:lvlJc w:val="left"/>
+      <w:pPr>
+        <w:ind w:left="1440" w:hanging="360"/>
+      </w:pPr>
+      <w:rPr>
+        <w:rFonts w:ascii="Courier New" w:hAnsi="Courier New" w:cs="Courier New" w:hint="default"/>
+      </w:rPr>
+    </w:lvl>
+    <w:lvl w:ilvl="2" w:tplc="042A0005" w:tentative="1">
+      <w:start w:val="1"/>
+      <w:numFmt w:val="bullet"/>
+      <w:lvlText w:val=""/>
+      <w:lvlJc w:val="left"/>
+      <w:pPr>
+        <w:ind w:left="2160" w:hanging="360"/>
+      </w:pPr>
+      <w:rPr>
+        <w:rFonts w:ascii="Wingdings" w:hAnsi="Wingdings" w:hint="default"/>
+      </w:rPr>
+    </w:lvl>
+    <w:lvl w:ilvl="3" w:tplc="042A0001" w:tentative="1">
+      <w:start w:val="1"/>
+      <w:numFmt w:val="bullet"/>
+      <w:lvlText w:val=""/>
+      <w:lvlJc w:val="left"/>
+      <w:pPr>
+        <w:ind w:left="2880" w:hanging="360"/>
+      </w:pPr>
+      <w:rPr>
+        <w:rFonts w:ascii="Symbol" w:hAnsi="Symbol" w:hint="default"/>
+      </w:rPr>
+    </w:lvl>
+    <w:lvl w:ilvl="4" w:tplc="042A0003" w:tentative="1">
+      <w:start w:val="1"/>
+      <w:numFmt w:val="bullet"/>
+      <w:lvlText w:val="o"/>
+      <w:lvlJc w:val="left"/>
+      <w:pPr>
+        <w:ind w:left="3600" w:hanging="360"/>
+      </w:pPr>
+      <w:rPr>
+        <w:rFonts w:ascii="Courier New" w:hAnsi="Courier New" w:cs="Courier New" w:hint="default"/>
+      </w:rPr>
+    </w:lvl>
+    <w:lvl w:ilvl="5" w:tplc="042A0005" w:tentative="1">
+      <w:start w:val="1"/>
+      <w:numFmt w:val="bullet"/>
+      <w:lvlText w:val=""/>
+      <w:lvlJc w:val="left"/>
+      <w:pPr>
+        <w:ind w:left="4320" w:hanging="360"/>
+      </w:pPr>
+      <w:rPr>
+        <w:rFonts w:ascii="Wingdings" w:hAnsi="Wingdings" w:hint="default"/>
+      </w:rPr>
+    </w:lvl>
+    <w:lvl w:ilvl="6" w:tplc="042A0001" w:tentative="1">
+      <w:start w:val="1"/>
+      <w:numFmt w:val="bullet"/>
+      <w:lvlText w:val=""/>
+      <w:lvlJc w:val="left"/>
+      <w:pPr>
+        <w:ind w:left="5040" w:hanging="360"/>
+      </w:pPr>
+      <w:rPr>
+        <w:rFonts w:ascii="Symbol" w:hAnsi="Symbol" w:hint="default"/>
+      </w:rPr>
+    </w:lvl>
+    <w:lvl w:ilvl="7" w:tplc="042A0003" w:tentative="1">
+      <w:start w:val="1"/>
+      <w:numFmt w:val="bullet"/>
+      <w:lvlText w:val="o"/>
+      <w:lvlJc w:val="left"/>
+      <w:pPr>
+        <w:ind w:left="5760" w:hanging="360"/>
+      </w:pPr>
+      <w:rPr>
+        <w:rFonts w:ascii="Courier New" w:hAnsi="Courier New" w:cs="Courier New" w:hint="default"/>
+      </w:rPr>
+    </w:lvl>
+    <w:lvl w:ilvl="8" w:tplc="042A0005" w:tentative="1">
+      <w:start w:val="1"/>
+      <w:numFmt w:val="bullet"/>
+      <w:lvlText w:val=""/>
+      <w:lvlJc w:val="left"/>
+      <w:pPr>
+        <w:ind w:left="6480" w:hanging="360"/>
+      </w:pPr>
+      <w:rPr>
+        <w:rFonts w:ascii="Wingdings" w:hAnsi="Wingdings" w:hint="default"/>
+      </w:rPr>
+    </w:lvl>
+  </w:abstractNum>
   <w:num w:numId="1" w16cid:durableId="384374941">
-    <w:abstractNumId w:val="1"/>
+    <w:abstractNumId w:val="2"/>
   </w:num>
   <w:num w:numId="2" w16cid:durableId="1078746876">
-    <w:abstractNumId w:val="5"/>
+    <w:abstractNumId w:val="6"/>
   </w:num>
   <w:num w:numId="3" w16cid:durableId="821895294">
+    <w:abstractNumId w:val="4"/>
+  </w:num>
+  <w:num w:numId="4" w16cid:durableId="1379166466">
     <w:abstractNumId w:val="3"/>
   </w:num>
-  <w:num w:numId="4" w16cid:durableId="1379166466">
-    <w:abstractNumId w:val="2"/>
-  </w:num>
   <w:num w:numId="5" w16cid:durableId="2145586781">
-    <w:abstractNumId w:val="6"/>
+    <w:abstractNumId w:val="7"/>
   </w:num>
   <w:num w:numId="6" w16cid:durableId="1758597688">
-    <w:abstractNumId w:val="4"/>
+    <w:abstractNumId w:val="5"/>
   </w:num>
   <w:num w:numId="7" w16cid:durableId="1251353635">
     <w:abstractNumId w:val="0"/>
+  </w:num>
+  <w:num w:numId="8" w16cid:durableId="871040537">
+    <w:abstractNumId w:val="8"/>
+  </w:num>
+  <w:num w:numId="9" w16cid:durableId="1189294486">
+    <w:abstractNumId w:val="9"/>
+  </w:num>
+  <w:num w:numId="10" w16cid:durableId="1545405573">
+    <w:abstractNumId w:val="1"/>
   </w:num>
 </w:numbering>
 </file>
@@ -2458,7 +2392,6 @@
   <w:style w:type="character" w:default="1" w:styleId="DefaultParagraphFont">
     <w:name w:val="Default Paragraph Font"/>
     <w:uiPriority w:val="1"/>
-    <w:semiHidden/>
     <w:unhideWhenUsed/>
   </w:style>
   <w:style w:type="table" w:default="1" w:styleId="TableNormal">
@@ -2809,6 +2742,18 @@
       <w:szCs w:val="24"/>
       <w:lang w:eastAsia="vi-VN" w:bidi="ar-SA"/>
       <w14:ligatures w14:val="none"/>
+    </w:rPr>
+  </w:style>
+  <w:style w:type="character" w:styleId="FollowedHyperlink">
+    <w:name w:val="FollowedHyperlink"/>
+    <w:basedOn w:val="DefaultParagraphFont"/>
+    <w:uiPriority w:val="99"/>
+    <w:semiHidden/>
+    <w:unhideWhenUsed/>
+    <w:rsid w:val="000D142B"/>
+    <w:rPr>
+      <w:color w:val="954F72" w:themeColor="followedHyperlink"/>
+      <w:u w:val="single"/>
     </w:rPr>
   </w:style>
 </w:styles>

--- a/TVC/Huong Dan VPS tu Git.docx
+++ b/TVC/Huong Dan VPS tu Git.docx
@@ -585,60 +585,147 @@
     <w:p/>
     <w:p/>
     <w:p>
-      <w:pPr>
-        <w:rPr>
-          <w:lang w:val="en-US"/>
-        </w:rPr>
-      </w:pPr>
-      <w:hyperlink r:id="rId8" w:history="1">
-        <w:r>
-          <w:rPr>
-            <w:rStyle w:val="Hyperlink"/>
-            <w:lang w:val="en-US"/>
-          </w:rPr>
-          <w:t>https://www.tube8.fr/porn-video/257746941/</w:t>
-        </w:r>
-      </w:hyperlink>
-    </w:p>
-    <w:p>
-      <w:pPr>
-        <w:rPr>
-          <w:lang w:val="en-US"/>
-        </w:rPr>
-      </w:pPr>
-      <w:hyperlink r:id="rId9" w:history="1">
-        <w:r>
-          <w:rPr>
-            <w:rStyle w:val="Hyperlink"/>
-            <w:lang w:val="en-US"/>
-          </w:rPr>
-          <w:t>https://www.tube8.fr/porn-video/196339361/</w:t>
-        </w:r>
-      </w:hyperlink>
-    </w:p>
-    <w:p>
-      <w:pPr>
-        <w:rPr>
-          <w:lang w:val="en-US"/>
-        </w:rPr>
-      </w:pPr>
-    </w:p>
-    <w:p>
-      <w:pPr>
-        <w:rPr>
-          <w:lang w:val="en-US"/>
-        </w:rPr>
-      </w:pPr>
-    </w:p>
-    <w:p>
-      <w:pPr>
-        <w:rPr>
-          <w:lang w:val="en-US"/>
-        </w:rPr>
-      </w:pPr>
-    </w:p>
-    <w:p>
-      <w:pPr>
+      <w:r>
+        <w:fldChar w:fldCharType="begin"/>
+      </w:r>
+      <w:r>
+        <w:instrText>HYPERLINK "https://www.tube8.fr/porn-video/196339361/"</w:instrText>
+      </w:r>
+      <w:r>
+        <w:fldChar w:fldCharType="separate"/>
+      </w:r>
+      <w:r>
+        <w:rPr>
+          <w:rStyle w:val="Hyperlink"/>
+        </w:rPr>
+        <w:t>https://www.tube8.fr/porn-video/196339361/</w:t>
+      </w:r>
+      <w:r>
+        <w:fldChar w:fldCharType="end"/>
+      </w:r>
+    </w:p>
+    <w:p/>
+    <w:p/>
+    <w:p/>
+    <w:p>
+      <w:pPr>
+        <w:pStyle w:val="ListParagraph"/>
+        <w:numPr>
+          <w:ilvl w:val="0"/>
+          <w:numId w:val="11"/>
+        </w:numPr>
+        <w:rPr>
+          <w:lang w:val="en-US"/>
+        </w:rPr>
+      </w:pPr>
+      <w:r>
+        <w:rPr>
+          <w:lang w:val="en-US"/>
+        </w:rPr>
+        <w:t>List sự kiện trong trang EventList bạn cho hiển thị bố cục như bên list album ảnh</w:t>
+      </w:r>
+    </w:p>
+    <w:p>
+      <w:pPr>
+        <w:pStyle w:val="ListParagraph"/>
+        <w:numPr>
+          <w:ilvl w:val="0"/>
+          <w:numId w:val="11"/>
+        </w:numPr>
+        <w:rPr>
+          <w:lang w:val="en-US"/>
+        </w:rPr>
+      </w:pPr>
+      <w:r>
+        <w:rPr>
+          <w:lang w:val="en-US"/>
+        </w:rPr>
+        <w:t>Bỏ 2 tamp sticker trên ảnh bìa trang chi tiết sự kiện, thay vào sticker mà tôi gửi (chỉ cần 1 sticker random ngay góc phải trên hoặc góc trái trên, và random 1 trong 2 ảnh sticker mà tôi chọn để hiển thị)</w:t>
+      </w:r>
+    </w:p>
+    <w:p>
+      <w:pPr>
+        <w:rPr>
+          <w:lang w:val="en-US"/>
+        </w:rPr>
+      </w:pPr>
+    </w:p>
+    <w:p>
+      <w:pPr>
+        <w:rPr>
+          <w:lang w:val="en-US"/>
+        </w:rPr>
+      </w:pPr>
+    </w:p>
+    <w:p>
+      <w:pPr>
+        <w:rPr>
+          <w:lang w:val="en-US"/>
+        </w:rPr>
+      </w:pPr>
+    </w:p>
+    <w:p>
+      <w:pPr>
+        <w:rPr>
+          <w:lang w:val="en-US"/>
+        </w:rPr>
+      </w:pPr>
+      <w:r>
+        <w:rPr>
+          <w:lang w:val="en-US"/>
+        </w:rPr>
+        <w:t>Bạn phải hiểu mỗi sheet trong excel sẽ import vào các bảng trong database khác nhau (</w:t>
+      </w:r>
+      <w:r>
+        <w:t>Thông tin chiến sĩ </w:t>
+      </w:r>
+      <w:r>
+        <w:rPr>
+          <w:lang w:val="en-US"/>
+        </w:rPr>
+        <w:t xml:space="preserve"> import vào bảng Soldier, </w:t>
+      </w:r>
+      <w:r>
+        <w:t>Thân nhân</w:t>
+      </w:r>
+      <w:r>
+        <w:rPr>
+          <w:lang w:val="en-US"/>
+        </w:rPr>
+        <w:t xml:space="preserve"> import vào bảng SoldierFamily, </w:t>
+      </w:r>
+      <w:r>
+        <w:t>Quá trình công tác</w:t>
+      </w:r>
+      <w:r>
+        <w:rPr>
+          <w:lang w:val="en-US"/>
+        </w:rPr>
+        <w:t xml:space="preserve"> import vào bảng SoldierWorkProcess, </w:t>
+      </w:r>
+      <w:r>
+        <w:t>Quá trình đào tạo</w:t>
+      </w:r>
+      <w:r>
+        <w:rPr>
+          <w:lang w:val="en-US"/>
+        </w:rPr>
+        <w:t xml:space="preserve"> import vào bảng SoldierTrainingProcess</w:t>
+      </w:r>
+      <w:r>
+        <w:rPr>
+          <w:lang w:val="en-US"/>
+        </w:rPr>
+        <w:t>). Tôi đã gửi dữ liệu bảng, bạn check lại các trường và xử lý import đúng các trường đó nhé, bỏ các trường dư thừa trong code cũ tránh gây lỗi</w:t>
+      </w:r>
+    </w:p>
+    <w:p>
+      <w:pPr>
+        <w:pStyle w:val="ListParagraph"/>
+        <w:numPr>
+          <w:ilvl w:val="0"/>
+          <w:numId w:val="11"/>
+        </w:numPr>
         <w:rPr>
           <w:lang w:val="en-US"/>
         </w:rPr>
@@ -1222,6 +1309,118 @@
     </w:lvl>
   </w:abstractNum>
   <w:abstractNum w:abstractNumId="5" w15:restartNumberingAfterBreak="0">
+    <w:nsid w:val="65931841"/>
+    <w:multiLevelType w:val="hybridMultilevel"/>
+    <w:tmpl w:val="F3DCF46C"/>
+    <w:lvl w:ilvl="0" w:tplc="8DF2E266">
+      <w:numFmt w:val="bullet"/>
+      <w:lvlText w:val="-"/>
+      <w:lvlJc w:val="left"/>
+      <w:pPr>
+        <w:ind w:left="720" w:hanging="360"/>
+      </w:pPr>
+      <w:rPr>
+        <w:rFonts w:ascii="Arial" w:eastAsiaTheme="minorHAnsi" w:hAnsi="Arial" w:cs="Arial" w:hint="default"/>
+      </w:rPr>
+    </w:lvl>
+    <w:lvl w:ilvl="1" w:tplc="042A0003" w:tentative="1">
+      <w:start w:val="1"/>
+      <w:numFmt w:val="bullet"/>
+      <w:lvlText w:val="o"/>
+      <w:lvlJc w:val="left"/>
+      <w:pPr>
+        <w:ind w:left="1440" w:hanging="360"/>
+      </w:pPr>
+      <w:rPr>
+        <w:rFonts w:ascii="Courier New" w:hAnsi="Courier New" w:cs="Courier New" w:hint="default"/>
+      </w:rPr>
+    </w:lvl>
+    <w:lvl w:ilvl="2" w:tplc="042A0005" w:tentative="1">
+      <w:start w:val="1"/>
+      <w:numFmt w:val="bullet"/>
+      <w:lvlText w:val=""/>
+      <w:lvlJc w:val="left"/>
+      <w:pPr>
+        <w:ind w:left="2160" w:hanging="360"/>
+      </w:pPr>
+      <w:rPr>
+        <w:rFonts w:ascii="Wingdings" w:hAnsi="Wingdings" w:hint="default"/>
+      </w:rPr>
+    </w:lvl>
+    <w:lvl w:ilvl="3" w:tplc="042A0001" w:tentative="1">
+      <w:start w:val="1"/>
+      <w:numFmt w:val="bullet"/>
+      <w:lvlText w:val=""/>
+      <w:lvlJc w:val="left"/>
+      <w:pPr>
+        <w:ind w:left="2880" w:hanging="360"/>
+      </w:pPr>
+      <w:rPr>
+        <w:rFonts w:ascii="Symbol" w:hAnsi="Symbol" w:hint="default"/>
+      </w:rPr>
+    </w:lvl>
+    <w:lvl w:ilvl="4" w:tplc="042A0003" w:tentative="1">
+      <w:start w:val="1"/>
+      <w:numFmt w:val="bullet"/>
+      <w:lvlText w:val="o"/>
+      <w:lvlJc w:val="left"/>
+      <w:pPr>
+        <w:ind w:left="3600" w:hanging="360"/>
+      </w:pPr>
+      <w:rPr>
+        <w:rFonts w:ascii="Courier New" w:hAnsi="Courier New" w:cs="Courier New" w:hint="default"/>
+      </w:rPr>
+    </w:lvl>
+    <w:lvl w:ilvl="5" w:tplc="042A0005" w:tentative="1">
+      <w:start w:val="1"/>
+      <w:numFmt w:val="bullet"/>
+      <w:lvlText w:val=""/>
+      <w:lvlJc w:val="left"/>
+      <w:pPr>
+        <w:ind w:left="4320" w:hanging="360"/>
+      </w:pPr>
+      <w:rPr>
+        <w:rFonts w:ascii="Wingdings" w:hAnsi="Wingdings" w:hint="default"/>
+      </w:rPr>
+    </w:lvl>
+    <w:lvl w:ilvl="6" w:tplc="042A0001" w:tentative="1">
+      <w:start w:val="1"/>
+      <w:numFmt w:val="bullet"/>
+      <w:lvlText w:val=""/>
+      <w:lvlJc w:val="left"/>
+      <w:pPr>
+        <w:ind w:left="5040" w:hanging="360"/>
+      </w:pPr>
+      <w:rPr>
+        <w:rFonts w:ascii="Symbol" w:hAnsi="Symbol" w:hint="default"/>
+      </w:rPr>
+    </w:lvl>
+    <w:lvl w:ilvl="7" w:tplc="042A0003" w:tentative="1">
+      <w:start w:val="1"/>
+      <w:numFmt w:val="bullet"/>
+      <w:lvlText w:val="o"/>
+      <w:lvlJc w:val="left"/>
+      <w:pPr>
+        <w:ind w:left="5760" w:hanging="360"/>
+      </w:pPr>
+      <w:rPr>
+        <w:rFonts w:ascii="Courier New" w:hAnsi="Courier New" w:cs="Courier New" w:hint="default"/>
+      </w:rPr>
+    </w:lvl>
+    <w:lvl w:ilvl="8" w:tplc="042A0005" w:tentative="1">
+      <w:start w:val="1"/>
+      <w:numFmt w:val="bullet"/>
+      <w:lvlText w:val=""/>
+      <w:lvlJc w:val="left"/>
+      <w:pPr>
+        <w:ind w:left="6480" w:hanging="360"/>
+      </w:pPr>
+      <w:rPr>
+        <w:rFonts w:ascii="Wingdings" w:hAnsi="Wingdings" w:hint="default"/>
+      </w:rPr>
+    </w:lvl>
+  </w:abstractNum>
+  <w:abstractNum w:abstractNumId="6" w15:restartNumberingAfterBreak="0">
     <w:nsid w:val="69F932DA"/>
     <w:multiLevelType w:val="hybridMultilevel"/>
     <w:tmpl w:val="DD28E4CC"/>
@@ -1333,7 +1532,7 @@
       </w:rPr>
     </w:lvl>
   </w:abstractNum>
-  <w:abstractNum w:abstractNumId="6" w15:restartNumberingAfterBreak="0">
+  <w:abstractNum w:abstractNumId="7" w15:restartNumberingAfterBreak="0">
     <w:nsid w:val="6C3035F6"/>
     <w:multiLevelType w:val="hybridMultilevel"/>
     <w:tmpl w:val="35FED57A"/>
@@ -1445,7 +1644,7 @@
       </w:rPr>
     </w:lvl>
   </w:abstractNum>
-  <w:abstractNum w:abstractNumId="7" w15:restartNumberingAfterBreak="0">
+  <w:abstractNum w:abstractNumId="8" w15:restartNumberingAfterBreak="0">
     <w:nsid w:val="6DEF3DF3"/>
     <w:multiLevelType w:val="hybridMultilevel"/>
     <w:tmpl w:val="9A180ACC"/>
@@ -1557,7 +1756,7 @@
       </w:rPr>
     </w:lvl>
   </w:abstractNum>
-  <w:abstractNum w:abstractNumId="8" w15:restartNumberingAfterBreak="0">
+  <w:abstractNum w:abstractNumId="9" w15:restartNumberingAfterBreak="0">
     <w:nsid w:val="6F2109EC"/>
     <w:multiLevelType w:val="hybridMultilevel"/>
     <w:tmpl w:val="2CC4E89E"/>
@@ -1646,7 +1845,7 @@
       </w:pPr>
     </w:lvl>
   </w:abstractNum>
-  <w:abstractNum w:abstractNumId="9" w15:restartNumberingAfterBreak="0">
+  <w:abstractNum w:abstractNumId="10" w15:restartNumberingAfterBreak="0">
     <w:nsid w:val="723E0FCA"/>
     <w:multiLevelType w:val="hybridMultilevel"/>
     <w:tmpl w:val="D0A61388"/>
@@ -1762,7 +1961,7 @@
     <w:abstractNumId w:val="2"/>
   </w:num>
   <w:num w:numId="2" w16cid:durableId="1078746876">
-    <w:abstractNumId w:val="6"/>
+    <w:abstractNumId w:val="7"/>
   </w:num>
   <w:num w:numId="3" w16cid:durableId="821895294">
     <w:abstractNumId w:val="4"/>
@@ -1771,22 +1970,25 @@
     <w:abstractNumId w:val="3"/>
   </w:num>
   <w:num w:numId="5" w16cid:durableId="2145586781">
-    <w:abstractNumId w:val="7"/>
+    <w:abstractNumId w:val="8"/>
   </w:num>
   <w:num w:numId="6" w16cid:durableId="1758597688">
-    <w:abstractNumId w:val="5"/>
+    <w:abstractNumId w:val="6"/>
   </w:num>
   <w:num w:numId="7" w16cid:durableId="1251353635">
     <w:abstractNumId w:val="0"/>
   </w:num>
   <w:num w:numId="8" w16cid:durableId="871040537">
-    <w:abstractNumId w:val="8"/>
+    <w:abstractNumId w:val="9"/>
   </w:num>
   <w:num w:numId="9" w16cid:durableId="1189294486">
-    <w:abstractNumId w:val="9"/>
+    <w:abstractNumId w:val="10"/>
   </w:num>
   <w:num w:numId="10" w16cid:durableId="1545405573">
     <w:abstractNumId w:val="1"/>
+  </w:num>
+  <w:num w:numId="11" w16cid:durableId="838346255">
+    <w:abstractNumId w:val="5"/>
   </w:num>
 </w:numbering>
 </file>
@@ -2392,6 +2594,7 @@
   <w:style w:type="character" w:default="1" w:styleId="DefaultParagraphFont">
     <w:name w:val="Default Paragraph Font"/>
     <w:uiPriority w:val="1"/>
+    <w:semiHidden/>
     <w:unhideWhenUsed/>
   </w:style>
   <w:style w:type="table" w:default="1" w:styleId="TableNormal">

--- a/TVC/Huong Dan VPS tu Git.docx
+++ b/TVC/Huong Dan VPS tu Git.docx
@@ -501,7 +501,106 @@
     <w:p/>
     <w:p/>
     <w:p/>
-    <w:p/>
+    <w:p>
+      <w:pPr>
+        <w:rPr>
+          <w:lang w:val="en-US"/>
+        </w:rPr>
+      </w:pPr>
+    </w:p>
+    <w:p>
+      <w:pPr>
+        <w:rPr>
+          <w:lang w:val="en-US"/>
+        </w:rPr>
+      </w:pPr>
+    </w:p>
+    <w:p>
+      <w:pPr>
+        <w:pStyle w:val="ListParagraph"/>
+        <w:numPr>
+          <w:ilvl w:val="0"/>
+          <w:numId w:val="12"/>
+        </w:numPr>
+        <w:rPr>
+          <w:lang w:val="en-US"/>
+        </w:rPr>
+      </w:pPr>
+      <w:r>
+        <w:rPr>
+          <w:lang w:val="en-US"/>
+        </w:rPr>
+        <w:t>Sửa đt (gắn sim vào</w:t>
+      </w:r>
+      <w:r>
+        <w:rPr>
+          <w:lang w:val="en-US"/>
+        </w:rPr>
+        <w:t xml:space="preserve"> không nhận sóng – lỗi IOS)</w:t>
+      </w:r>
+    </w:p>
+    <w:p>
+      <w:pPr>
+        <w:pStyle w:val="ListParagraph"/>
+        <w:numPr>
+          <w:ilvl w:val="0"/>
+          <w:numId w:val="12"/>
+        </w:numPr>
+        <w:rPr>
+          <w:lang w:val="en-US"/>
+        </w:rPr>
+      </w:pPr>
+      <w:r>
+        <w:rPr>
+          <w:lang w:val="en-US"/>
+        </w:rPr>
+        <w:t>Đặt quần giấu đt shopee</w:t>
+      </w:r>
+    </w:p>
+    <w:p>
+      <w:pPr>
+        <w:rPr>
+          <w:lang w:val="en-US"/>
+        </w:rPr>
+      </w:pPr>
+    </w:p>
+    <w:p>
+      <w:pPr>
+        <w:rPr>
+          <w:lang w:val="en-US"/>
+        </w:rPr>
+      </w:pPr>
+    </w:p>
+    <w:p>
+      <w:pPr>
+        <w:pStyle w:val="ListParagraph"/>
+        <w:numPr>
+          <w:ilvl w:val="0"/>
+          <w:numId w:val="12"/>
+        </w:numPr>
+        <w:rPr>
+          <w:lang w:val="en-US"/>
+        </w:rPr>
+      </w:pPr>
+      <w:r>
+        <w:rPr>
+          <w:lang w:val="en-US"/>
+        </w:rPr>
+        <w:t>Đặt bình nước giấu đt X</w:t>
+      </w:r>
+    </w:p>
+    <w:p>
+      <w:pPr>
+        <w:pStyle w:val="ListParagraph"/>
+        <w:numPr>
+          <w:ilvl w:val="0"/>
+          <w:numId w:val="12"/>
+        </w:numPr>
+        <w:rPr>
+          <w:lang w:val="en-US"/>
+        </w:rPr>
+      </w:pPr>
+    </w:p>
     <w:p/>
     <w:p/>
     <w:p/>
@@ -585,24 +684,14 @@
     <w:p/>
     <w:p/>
     <w:p>
-      <w:r>
-        <w:fldChar w:fldCharType="begin"/>
-      </w:r>
-      <w:r>
-        <w:instrText>HYPERLINK "https://www.tube8.fr/porn-video/196339361/"</w:instrText>
-      </w:r>
-      <w:r>
-        <w:fldChar w:fldCharType="separate"/>
-      </w:r>
-      <w:r>
-        <w:rPr>
-          <w:rStyle w:val="Hyperlink"/>
-        </w:rPr>
-        <w:t>https://www.tube8.fr/porn-video/196339361/</w:t>
-      </w:r>
-      <w:r>
-        <w:fldChar w:fldCharType="end"/>
-      </w:r>
+      <w:hyperlink r:id="rId8" w:history="1">
+        <w:r>
+          <w:rPr>
+            <w:rStyle w:val="Hyperlink"/>
+          </w:rPr>
+          <w:t>https://www.tube8.fr/porn-video/196339361/</w:t>
+        </w:r>
+      </w:hyperlink>
     </w:p>
     <w:p/>
     <w:p/>
@@ -721,15 +810,100 @@
     </w:p>
     <w:p>
       <w:pPr>
-        <w:pStyle w:val="ListParagraph"/>
-        <w:numPr>
-          <w:ilvl w:val="0"/>
-          <w:numId w:val="11"/>
-        </w:numPr>
-        <w:rPr>
-          <w:lang w:val="en-US"/>
-        </w:rPr>
-      </w:pPr>
+        <w:rPr>
+          <w:lang w:val="en-US"/>
+        </w:rPr>
+      </w:pPr>
+    </w:p>
+    <w:p>
+      <w:pPr>
+        <w:rPr>
+          <w:lang w:val="en-US"/>
+        </w:rPr>
+      </w:pPr>
+      <w:r>
+        <w:rPr>
+          <w:lang w:val="en-US"/>
+        </w:rPr>
+        <w:t xml:space="preserve">Đây là các file cũ trong hệ thống đã có, </w:t>
+      </w:r>
+      <w:r>
+        <w:t xml:space="preserve">bạn </w:t>
+      </w:r>
+      <w:r>
+        <w:rPr>
+          <w:lang w:val="en-US"/>
+        </w:rPr>
+        <w:t xml:space="preserve">xem sửa hoặc </w:t>
+      </w:r>
+      <w:r>
+        <w:t>bổ sung thêm để event hoạt động nhé, đừng tạo file mới hoặc sửa đổi những thứ không liên quan</w:t>
+      </w:r>
+      <w:r>
+        <w:rPr>
+          <w:lang w:val="en-US"/>
+        </w:rPr>
+        <w:t>, sau khi sửa bạn gửi lại 1 lần nữa toàn bộ các file đã sửa đổi để tôi thay vào hệ thống chạy lại</w:t>
+      </w:r>
+    </w:p>
+    <w:p>
+      <w:pPr>
+        <w:ind w:left="360"/>
+        <w:rPr>
+          <w:lang w:val="en-US"/>
+        </w:rPr>
+      </w:pPr>
+      <w:r>
+        <w:rPr>
+          <w:lang w:val="en-US"/>
+        </w:rPr>
+        <w:t xml:space="preserve">+ </w:t>
+      </w:r>
+      <w:r>
+        <w:t>app/api/events/[eventId]/attachments/route.ts</w:t>
+      </w:r>
+    </w:p>
+    <w:p>
+      <w:pPr>
+        <w:ind w:left="360"/>
+        <w:rPr>
+          <w:lang w:val="en-US"/>
+        </w:rPr>
+      </w:pPr>
+      <w:r>
+        <w:rPr>
+          <w:lang w:val="en-US"/>
+        </w:rPr>
+        <w:t>+</w:t>
+      </w:r>
+      <w:r>
+        <w:rPr>
+          <w:rFonts w:ascii="Courier New" w:hAnsi="Courier New" w:cs="Courier New"/>
+          <w:sz w:val="20"/>
+          <w:szCs w:val="20"/>
+        </w:rPr>
+        <w:t xml:space="preserve"> </w:t>
+      </w:r>
+      <w:r>
+        <w:t>lib/db.ts</w:t>
+      </w:r>
+    </w:p>
+    <w:p>
+      <w:pPr>
+        <w:ind w:left="360"/>
+        <w:rPr>
+          <w:lang w:val="en-US"/>
+        </w:rPr>
+      </w:pPr>
+      <w:r>
+        <w:rPr>
+          <w:lang w:val="en-US"/>
+        </w:rPr>
+        <w:t xml:space="preserve">+ </w:t>
+      </w:r>
+      <w:r>
+        <w:t>lib/auth.ts</w:t>
+      </w:r>
     </w:p>
     <w:sectPr>
       <w:pgSz w:w="11907" w:h="16840" w:code="9"/>
@@ -973,6 +1147,118 @@
     </w:lvl>
   </w:abstractNum>
   <w:abstractNum w:abstractNumId="2" w15:restartNumberingAfterBreak="0">
+    <w:nsid w:val="2ACB73C9"/>
+    <w:multiLevelType w:val="hybridMultilevel"/>
+    <w:tmpl w:val="F7BC878A"/>
+    <w:lvl w:ilvl="0" w:tplc="AC9C8E5C">
+      <w:numFmt w:val="bullet"/>
+      <w:lvlText w:val="-"/>
+      <w:lvlJc w:val="left"/>
+      <w:pPr>
+        <w:ind w:left="720" w:hanging="360"/>
+      </w:pPr>
+      <w:rPr>
+        <w:rFonts w:ascii="Arial" w:eastAsiaTheme="minorHAnsi" w:hAnsi="Arial" w:cs="Arial" w:hint="default"/>
+      </w:rPr>
+    </w:lvl>
+    <w:lvl w:ilvl="1" w:tplc="042A0003" w:tentative="1">
+      <w:start w:val="1"/>
+      <w:numFmt w:val="bullet"/>
+      <w:lvlText w:val="o"/>
+      <w:lvlJc w:val="left"/>
+      <w:pPr>
+        <w:ind w:left="1440" w:hanging="360"/>
+      </w:pPr>
+      <w:rPr>
+        <w:rFonts w:ascii="Courier New" w:hAnsi="Courier New" w:cs="Courier New" w:hint="default"/>
+      </w:rPr>
+    </w:lvl>
+    <w:lvl w:ilvl="2" w:tplc="042A0005" w:tentative="1">
+      <w:start w:val="1"/>
+      <w:numFmt w:val="bullet"/>
+      <w:lvlText w:val=""/>
+      <w:lvlJc w:val="left"/>
+      <w:pPr>
+        <w:ind w:left="2160" w:hanging="360"/>
+      </w:pPr>
+      <w:rPr>
+        <w:rFonts w:ascii="Wingdings" w:hAnsi="Wingdings" w:hint="default"/>
+      </w:rPr>
+    </w:lvl>
+    <w:lvl w:ilvl="3" w:tplc="042A0001" w:tentative="1">
+      <w:start w:val="1"/>
+      <w:numFmt w:val="bullet"/>
+      <w:lvlText w:val=""/>
+      <w:lvlJc w:val="left"/>
+      <w:pPr>
+        <w:ind w:left="2880" w:hanging="360"/>
+      </w:pPr>
+      <w:rPr>
+        <w:rFonts w:ascii="Symbol" w:hAnsi="Symbol" w:hint="default"/>
+      </w:rPr>
+    </w:lvl>
+    <w:lvl w:ilvl="4" w:tplc="042A0003" w:tentative="1">
+      <w:start w:val="1"/>
+      <w:numFmt w:val="bullet"/>
+      <w:lvlText w:val="o"/>
+      <w:lvlJc w:val="left"/>
+      <w:pPr>
+        <w:ind w:left="3600" w:hanging="360"/>
+      </w:pPr>
+      <w:rPr>
+        <w:rFonts w:ascii="Courier New" w:hAnsi="Courier New" w:cs="Courier New" w:hint="default"/>
+      </w:rPr>
+    </w:lvl>
+    <w:lvl w:ilvl="5" w:tplc="042A0005" w:tentative="1">
+      <w:start w:val="1"/>
+      <w:numFmt w:val="bullet"/>
+      <w:lvlText w:val=""/>
+      <w:lvlJc w:val="left"/>
+      <w:pPr>
+        <w:ind w:left="4320" w:hanging="360"/>
+      </w:pPr>
+      <w:rPr>
+        <w:rFonts w:ascii="Wingdings" w:hAnsi="Wingdings" w:hint="default"/>
+      </w:rPr>
+    </w:lvl>
+    <w:lvl w:ilvl="6" w:tplc="042A0001" w:tentative="1">
+      <w:start w:val="1"/>
+      <w:numFmt w:val="bullet"/>
+      <w:lvlText w:val=""/>
+      <w:lvlJc w:val="left"/>
+      <w:pPr>
+        <w:ind w:left="5040" w:hanging="360"/>
+      </w:pPr>
+      <w:rPr>
+        <w:rFonts w:ascii="Symbol" w:hAnsi="Symbol" w:hint="default"/>
+      </w:rPr>
+    </w:lvl>
+    <w:lvl w:ilvl="7" w:tplc="042A0003" w:tentative="1">
+      <w:start w:val="1"/>
+      <w:numFmt w:val="bullet"/>
+      <w:lvlText w:val="o"/>
+      <w:lvlJc w:val="left"/>
+      <w:pPr>
+        <w:ind w:left="5760" w:hanging="360"/>
+      </w:pPr>
+      <w:rPr>
+        <w:rFonts w:ascii="Courier New" w:hAnsi="Courier New" w:cs="Courier New" w:hint="default"/>
+      </w:rPr>
+    </w:lvl>
+    <w:lvl w:ilvl="8" w:tplc="042A0005" w:tentative="1">
+      <w:start w:val="1"/>
+      <w:numFmt w:val="bullet"/>
+      <w:lvlText w:val=""/>
+      <w:lvlJc w:val="left"/>
+      <w:pPr>
+        <w:ind w:left="6480" w:hanging="360"/>
+      </w:pPr>
+      <w:rPr>
+        <w:rFonts w:ascii="Wingdings" w:hAnsi="Wingdings" w:hint="default"/>
+      </w:rPr>
+    </w:lvl>
+  </w:abstractNum>
+  <w:abstractNum w:abstractNumId="3" w15:restartNumberingAfterBreak="0">
     <w:nsid w:val="2CCF3457"/>
     <w:multiLevelType w:val="hybridMultilevel"/>
     <w:tmpl w:val="849840EA"/>
@@ -1084,7 +1370,7 @@
       </w:rPr>
     </w:lvl>
   </w:abstractNum>
-  <w:abstractNum w:abstractNumId="3" w15:restartNumberingAfterBreak="0">
+  <w:abstractNum w:abstractNumId="4" w15:restartNumberingAfterBreak="0">
     <w:nsid w:val="328C57C9"/>
     <w:multiLevelType w:val="hybridMultilevel"/>
     <w:tmpl w:val="FDF41D2C"/>
@@ -1196,7 +1482,7 @@
       </w:rPr>
     </w:lvl>
   </w:abstractNum>
-  <w:abstractNum w:abstractNumId="4" w15:restartNumberingAfterBreak="0">
+  <w:abstractNum w:abstractNumId="5" w15:restartNumberingAfterBreak="0">
     <w:nsid w:val="486B6E52"/>
     <w:multiLevelType w:val="hybridMultilevel"/>
     <w:tmpl w:val="E3749D2C"/>
@@ -1308,7 +1594,7 @@
       </w:rPr>
     </w:lvl>
   </w:abstractNum>
-  <w:abstractNum w:abstractNumId="5" w15:restartNumberingAfterBreak="0">
+  <w:abstractNum w:abstractNumId="6" w15:restartNumberingAfterBreak="0">
     <w:nsid w:val="65931841"/>
     <w:multiLevelType w:val="hybridMultilevel"/>
     <w:tmpl w:val="F3DCF46C"/>
@@ -1420,7 +1706,7 @@
       </w:rPr>
     </w:lvl>
   </w:abstractNum>
-  <w:abstractNum w:abstractNumId="6" w15:restartNumberingAfterBreak="0">
+  <w:abstractNum w:abstractNumId="7" w15:restartNumberingAfterBreak="0">
     <w:nsid w:val="69F932DA"/>
     <w:multiLevelType w:val="hybridMultilevel"/>
     <w:tmpl w:val="DD28E4CC"/>
@@ -1532,7 +1818,7 @@
       </w:rPr>
     </w:lvl>
   </w:abstractNum>
-  <w:abstractNum w:abstractNumId="7" w15:restartNumberingAfterBreak="0">
+  <w:abstractNum w:abstractNumId="8" w15:restartNumberingAfterBreak="0">
     <w:nsid w:val="6C3035F6"/>
     <w:multiLevelType w:val="hybridMultilevel"/>
     <w:tmpl w:val="35FED57A"/>
@@ -1644,7 +1930,7 @@
       </w:rPr>
     </w:lvl>
   </w:abstractNum>
-  <w:abstractNum w:abstractNumId="8" w15:restartNumberingAfterBreak="0">
+  <w:abstractNum w:abstractNumId="9" w15:restartNumberingAfterBreak="0">
     <w:nsid w:val="6DEF3DF3"/>
     <w:multiLevelType w:val="hybridMultilevel"/>
     <w:tmpl w:val="9A180ACC"/>
@@ -1756,7 +2042,7 @@
       </w:rPr>
     </w:lvl>
   </w:abstractNum>
-  <w:abstractNum w:abstractNumId="9" w15:restartNumberingAfterBreak="0">
+  <w:abstractNum w:abstractNumId="10" w15:restartNumberingAfterBreak="0">
     <w:nsid w:val="6F2109EC"/>
     <w:multiLevelType w:val="hybridMultilevel"/>
     <w:tmpl w:val="2CC4E89E"/>
@@ -1845,7 +2131,7 @@
       </w:pPr>
     </w:lvl>
   </w:abstractNum>
-  <w:abstractNum w:abstractNumId="10" w15:restartNumberingAfterBreak="0">
+  <w:abstractNum w:abstractNumId="11" w15:restartNumberingAfterBreak="0">
     <w:nsid w:val="723E0FCA"/>
     <w:multiLevelType w:val="hybridMultilevel"/>
     <w:tmpl w:val="D0A61388"/>
@@ -1958,37 +2244,40 @@
     </w:lvl>
   </w:abstractNum>
   <w:num w:numId="1" w16cid:durableId="384374941">
-    <w:abstractNumId w:val="2"/>
+    <w:abstractNumId w:val="3"/>
   </w:num>
   <w:num w:numId="2" w16cid:durableId="1078746876">
-    <w:abstractNumId w:val="7"/>
+    <w:abstractNumId w:val="8"/>
   </w:num>
   <w:num w:numId="3" w16cid:durableId="821895294">
+    <w:abstractNumId w:val="5"/>
+  </w:num>
+  <w:num w:numId="4" w16cid:durableId="1379166466">
     <w:abstractNumId w:val="4"/>
   </w:num>
-  <w:num w:numId="4" w16cid:durableId="1379166466">
-    <w:abstractNumId w:val="3"/>
-  </w:num>
   <w:num w:numId="5" w16cid:durableId="2145586781">
-    <w:abstractNumId w:val="8"/>
+    <w:abstractNumId w:val="9"/>
   </w:num>
   <w:num w:numId="6" w16cid:durableId="1758597688">
-    <w:abstractNumId w:val="6"/>
+    <w:abstractNumId w:val="7"/>
   </w:num>
   <w:num w:numId="7" w16cid:durableId="1251353635">
     <w:abstractNumId w:val="0"/>
   </w:num>
   <w:num w:numId="8" w16cid:durableId="871040537">
-    <w:abstractNumId w:val="9"/>
+    <w:abstractNumId w:val="10"/>
   </w:num>
   <w:num w:numId="9" w16cid:durableId="1189294486">
-    <w:abstractNumId w:val="10"/>
+    <w:abstractNumId w:val="11"/>
   </w:num>
   <w:num w:numId="10" w16cid:durableId="1545405573">
     <w:abstractNumId w:val="1"/>
   </w:num>
   <w:num w:numId="11" w16cid:durableId="838346255">
-    <w:abstractNumId w:val="5"/>
+    <w:abstractNumId w:val="6"/>
+  </w:num>
+  <w:num w:numId="12" w16cid:durableId="1356030677">
+    <w:abstractNumId w:val="2"/>
   </w:num>
 </w:numbering>
 </file>
@@ -2594,7 +2883,6 @@
   <w:style w:type="character" w:default="1" w:styleId="DefaultParagraphFont">
     <w:name w:val="Default Paragraph Font"/>
     <w:uiPriority w:val="1"/>
-    <w:semiHidden/>
     <w:unhideWhenUsed/>
   </w:style>
   <w:style w:type="table" w:default="1" w:styleId="TableNormal">

--- a/TVC/Huong Dan VPS tu Git.docx
+++ b/TVC/Huong Dan VPS tu Git.docx
@@ -2,6 +2,23 @@
 <file path=word/document.xml><?xml version="1.0" encoding="utf-8"?>
 <w:document xmlns:wpc="http://schemas.microsoft.com/office/word/2010/wordprocessingCanvas" xmlns:cx="http://schemas.microsoft.com/office/drawing/2014/chartex" xmlns:cx1="http://schemas.microsoft.com/office/drawing/2015/9/8/chartex" xmlns:cx2="http://schemas.microsoft.com/office/drawing/2015/10/21/chartex" xmlns:cx3="http://schemas.microsoft.com/office/drawing/2016/5/9/chartex" xmlns:cx4="http://schemas.microsoft.com/office/drawing/2016/5/10/chartex" xmlns:cx5="http://schemas.microsoft.com/office/drawing/2016/5/11/chartex" xmlns:cx6="http://schemas.microsoft.com/office/drawing/2016/5/12/chartex" xmlns:cx7="http://schemas.microsoft.com/office/drawing/2016/5/13/chartex" xmlns:cx8="http://schemas.microsoft.com/office/drawing/2016/5/14/chartex" xmlns:mc="http://schemas.openxmlformats.org/markup-compatibility/2006" xmlns:aink="http://schemas.microsoft.com/office/drawing/2016/ink" xmlns:am3d="http://schemas.microsoft.com/office/drawing/2017/model3d" xmlns:o="urn:schemas-microsoft-com:office:office" xmlns:oel="http://schemas.microsoft.com/office/2019/extlst" xmlns:r="http://schemas.openxmlformats.org/officeDocument/2006/relationships" xmlns:m="http://schemas.openxmlformats.org/officeDocument/2006/math" xmlns:v="urn:schemas-microsoft-com:vml" xmlns:wp14="http://schemas.microsoft.com/office/word/2010/wordprocessingDrawing" xmlns:wp="http://schemas.openxmlformats.org/drawingml/2006/wordprocessingDrawing" xmlns:w10="urn:schemas-microsoft-com:office:word" xmlns:w="http://schemas.openxmlformats.org/wordprocessingml/2006/main" xmlns:w14="http://schemas.microsoft.com/office/word/2010/wordml" xmlns:w15="http://schemas.microsoft.com/office/word/2012/wordml" xmlns:w16cei="http://schemas.microsoft.com/office/word/2026/wordml/cei" xmlns:w16cex="http://schemas.microsoft.com/office/word/2018/wordml/cex" xmlns:w16cid="http://schemas.microsoft.com/office/word/2016/wordml/cid" xmlns:w16="http://schemas.microsoft.com/office/word/2018/wordml" xmlns:w16du="http://schemas.microsoft.com/office/word/2023/wordml/word16du" xmlns:w16sdtdh="http://schemas.microsoft.com/office/word/2020/wordml/sdtdatahash" xmlns:w16sdtfl="http://schemas.microsoft.com/office/word/2024/wordml/sdtformatlock" xmlns:w16se="http://schemas.microsoft.com/office/word/2015/wordml/symex" xmlns:wpg="http://schemas.microsoft.com/office/word/2010/wordprocessingGroup" xmlns:wpi="http://schemas.microsoft.com/office/word/2010/wordprocessingInk" xmlns:wne="http://schemas.microsoft.com/office/word/2006/wordml" xmlns:wps="http://schemas.microsoft.com/office/word/2010/wordprocessingShape" mc:Ignorable="w14 w15 w16se w16cid w16 w16cex w16sdtdh w16sdtfl w16du wp14">
   <w:body>
+    <w:p>
+      <w:pPr>
+        <w:rPr>
+          <w:lang w:val="en-US"/>
+        </w:rPr>
+      </w:pPr>
+      <w:r>
+        <w:t>RankID, ProvinceID, WardID, MaritalStatusID, StatusID</w:t>
+      </w:r>
+    </w:p>
+    <w:p>
+      <w:pPr>
+        <w:rPr>
+          <w:lang w:val="en-US"/>
+        </w:rPr>
+      </w:pPr>
+    </w:p>
     <w:p>
       <w:pPr>
         <w:rPr>
@@ -36,6 +53,12 @@
         </w:rPr>
         <w:t>Branch: main</w:t>
       </w:r>
+      <w:r>
+        <w:rPr>
+          <w:lang w:val="en-US"/>
+        </w:rPr>
+        <w:tab/>
+      </w:r>
     </w:p>
     <w:p>
       <w:pPr>
@@ -292,6 +315,7 @@
         <w:rPr>
           <w:lang w:val="en-US"/>
         </w:rPr>
+        <w:lastRenderedPageBreak/>
         <w:t>mp4 sang avi</w:t>
       </w:r>
     </w:p>
@@ -318,7 +342,6 @@
         <w:rPr>
           <w:lang w:val="en-US"/>
         </w:rPr>
-        <w:lastRenderedPageBreak/>
         <w:t xml:space="preserve">Âm thanh : có codec là </w:t>
       </w:r>
       <w:r>
@@ -616,8 +639,6 @@
     <w:p/>
     <w:p/>
     <w:p/>
-    <w:p/>
-    <w:p/>
     <w:p>
       <w:pPr>
         <w:rPr>
@@ -683,168 +704,36 @@
     <w:p/>
     <w:p/>
     <w:p/>
-    <w:p>
-      <w:hyperlink r:id="rId8" w:history="1">
-        <w:r>
-          <w:rPr>
-            <w:rStyle w:val="Hyperlink"/>
-          </w:rPr>
-          <w:t>https://www.tube8.fr/porn-video/196339361/</w:t>
-        </w:r>
-      </w:hyperlink>
-    </w:p>
-    <w:p/>
-    <w:p/>
-    <w:p/>
-    <w:p>
-      <w:pPr>
-        <w:pStyle w:val="ListParagraph"/>
-        <w:numPr>
-          <w:ilvl w:val="0"/>
-          <w:numId w:val="11"/>
-        </w:numPr>
-        <w:rPr>
-          <w:lang w:val="en-US"/>
-        </w:rPr>
-      </w:pPr>
-      <w:r>
-        <w:rPr>
-          <w:lang w:val="en-US"/>
-        </w:rPr>
-        <w:t>List sự kiện trong trang EventList bạn cho hiển thị bố cục như bên list album ảnh</w:t>
-      </w:r>
-    </w:p>
-    <w:p>
-      <w:pPr>
-        <w:pStyle w:val="ListParagraph"/>
-        <w:numPr>
-          <w:ilvl w:val="0"/>
-          <w:numId w:val="11"/>
-        </w:numPr>
-        <w:rPr>
-          <w:lang w:val="en-US"/>
-        </w:rPr>
-      </w:pPr>
-      <w:r>
-        <w:rPr>
-          <w:lang w:val="en-US"/>
-        </w:rPr>
-        <w:t>Bỏ 2 tamp sticker trên ảnh bìa trang chi tiết sự kiện, thay vào sticker mà tôi gửi (chỉ cần 1 sticker random ngay góc phải trên hoặc góc trái trên, và random 1 trong 2 ảnh sticker mà tôi chọn để hiển thị)</w:t>
-      </w:r>
-    </w:p>
-    <w:p>
-      <w:pPr>
-        <w:rPr>
-          <w:lang w:val="en-US"/>
-        </w:rPr>
-      </w:pPr>
-    </w:p>
-    <w:p>
-      <w:pPr>
-        <w:rPr>
-          <w:lang w:val="en-US"/>
-        </w:rPr>
-      </w:pPr>
-    </w:p>
-    <w:p>
-      <w:pPr>
-        <w:rPr>
-          <w:lang w:val="en-US"/>
-        </w:rPr>
-      </w:pPr>
-    </w:p>
-    <w:p>
-      <w:pPr>
-        <w:rPr>
-          <w:lang w:val="en-US"/>
-        </w:rPr>
-      </w:pPr>
-      <w:r>
-        <w:rPr>
-          <w:lang w:val="en-US"/>
-        </w:rPr>
-        <w:t>Bạn phải hiểu mỗi sheet trong excel sẽ import vào các bảng trong database khác nhau (</w:t>
-      </w:r>
-      <w:r>
-        <w:t>Thông tin chiến sĩ </w:t>
-      </w:r>
-      <w:r>
-        <w:rPr>
-          <w:lang w:val="en-US"/>
-        </w:rPr>
-        <w:t xml:space="preserve"> import vào bảng Soldier, </w:t>
-      </w:r>
-      <w:r>
-        <w:t>Thân nhân</w:t>
-      </w:r>
-      <w:r>
-        <w:rPr>
-          <w:lang w:val="en-US"/>
-        </w:rPr>
-        <w:t xml:space="preserve"> import vào bảng SoldierFamily, </w:t>
-      </w:r>
-      <w:r>
-        <w:t>Quá trình công tác</w:t>
-      </w:r>
-      <w:r>
-        <w:rPr>
-          <w:lang w:val="en-US"/>
-        </w:rPr>
-        <w:t xml:space="preserve"> import vào bảng SoldierWorkProcess, </w:t>
-      </w:r>
-      <w:r>
-        <w:t>Quá trình đào tạo</w:t>
-      </w:r>
-      <w:r>
-        <w:rPr>
-          <w:lang w:val="en-US"/>
-        </w:rPr>
-        <w:t xml:space="preserve"> import vào bảng SoldierTrainingProcess</w:t>
-      </w:r>
-      <w:r>
-        <w:rPr>
-          <w:lang w:val="en-US"/>
-        </w:rPr>
-        <w:t>). Tôi đã gửi dữ liệu bảng, bạn check lại các trường và xử lý import đúng các trường đó nhé, bỏ các trường dư thừa trong code cũ tránh gây lỗi</w:t>
-      </w:r>
-    </w:p>
-    <w:p>
-      <w:pPr>
-        <w:rPr>
-          <w:lang w:val="en-US"/>
-        </w:rPr>
-      </w:pPr>
-    </w:p>
-    <w:p>
-      <w:pPr>
-        <w:rPr>
-          <w:lang w:val="en-US"/>
-        </w:rPr>
-      </w:pPr>
-      <w:r>
-        <w:rPr>
-          <w:lang w:val="en-US"/>
-        </w:rPr>
-        <w:t xml:space="preserve">Đây là các file cũ trong hệ thống đã có, </w:t>
-      </w:r>
-      <w:r>
-        <w:t xml:space="preserve">bạn </w:t>
-      </w:r>
-      <w:r>
-        <w:rPr>
-          <w:lang w:val="en-US"/>
-        </w:rPr>
-        <w:t xml:space="preserve">xem sửa hoặc </w:t>
-      </w:r>
-      <w:r>
-        <w:t>bổ sung thêm để event hoạt động nhé, đừng tạo file mới hoặc sửa đổi những thứ không liên quan</w:t>
-      </w:r>
-      <w:r>
-        <w:rPr>
-          <w:lang w:val="en-US"/>
-        </w:rPr>
-        <w:t>, sau khi sửa bạn gửi lại 1 lần nữa toàn bộ các file đã sửa đổi để tôi thay vào hệ thống chạy lại</w:t>
-      </w:r>
+    <w:p/>
+    <w:p/>
+    <w:p/>
+    <w:p>
+      <w:pPr>
+        <w:rPr>
+          <w:lang w:val="en-US"/>
+        </w:rPr>
+      </w:pPr>
+    </w:p>
+    <w:p>
+      <w:pPr>
+        <w:rPr>
+          <w:lang w:val="en-US"/>
+        </w:rPr>
+      </w:pPr>
+    </w:p>
+    <w:p>
+      <w:pPr>
+        <w:rPr>
+          <w:lang w:val="en-US"/>
+        </w:rPr>
+      </w:pPr>
+    </w:p>
+    <w:p>
+      <w:pPr>
+        <w:rPr>
+          <w:lang w:val="en-US"/>
+        </w:rPr>
+      </w:pPr>
     </w:p>
     <w:p>
       <w:pPr>
@@ -853,57 +742,6 @@
           <w:lang w:val="en-US"/>
         </w:rPr>
       </w:pPr>
-      <w:r>
-        <w:rPr>
-          <w:lang w:val="en-US"/>
-        </w:rPr>
-        <w:t xml:space="preserve">+ </w:t>
-      </w:r>
-      <w:r>
-        <w:t>app/api/events/[eventId]/attachments/route.ts</w:t>
-      </w:r>
-    </w:p>
-    <w:p>
-      <w:pPr>
-        <w:ind w:left="360"/>
-        <w:rPr>
-          <w:lang w:val="en-US"/>
-        </w:rPr>
-      </w:pPr>
-      <w:r>
-        <w:rPr>
-          <w:lang w:val="en-US"/>
-        </w:rPr>
-        <w:t>+</w:t>
-      </w:r>
-      <w:r>
-        <w:rPr>
-          <w:rFonts w:ascii="Courier New" w:hAnsi="Courier New" w:cs="Courier New"/>
-          <w:sz w:val="20"/>
-          <w:szCs w:val="20"/>
-        </w:rPr>
-        <w:t xml:space="preserve"> </w:t>
-      </w:r>
-      <w:r>
-        <w:t>lib/db.ts</w:t>
-      </w:r>
-    </w:p>
-    <w:p>
-      <w:pPr>
-        <w:ind w:left="360"/>
-        <w:rPr>
-          <w:lang w:val="en-US"/>
-        </w:rPr>
-      </w:pPr>
-      <w:r>
-        <w:rPr>
-          <w:lang w:val="en-US"/>
-        </w:rPr>
-        <w:t xml:space="preserve">+ </w:t>
-      </w:r>
-      <w:r>
-        <w:t>lib/auth.ts</w:t>
-      </w:r>
     </w:p>
     <w:sectPr>
       <w:pgSz w:w="11907" w:h="16840" w:code="9"/>

--- a/TVC/Huong Dan VPS tu Git.docx
+++ b/TVC/Huong Dan VPS tu Git.docx
@@ -1,6 +1,6 @@
 
 <file path=word/document.xml><?xml version="1.0" encoding="utf-8"?>
-<w:document xmlns:wpc="http://schemas.microsoft.com/office/word/2010/wordprocessingCanvas" xmlns:cx="http://schemas.microsoft.com/office/drawing/2014/chartex" xmlns:cx1="http://schemas.microsoft.com/office/drawing/2015/9/8/chartex" xmlns:cx2="http://schemas.microsoft.com/office/drawing/2015/10/21/chartex" xmlns:cx3="http://schemas.microsoft.com/office/drawing/2016/5/9/chartex" xmlns:cx4="http://schemas.microsoft.com/office/drawing/2016/5/10/chartex" xmlns:cx5="http://schemas.microsoft.com/office/drawing/2016/5/11/chartex" xmlns:cx6="http://schemas.microsoft.com/office/drawing/2016/5/12/chartex" xmlns:cx7="http://schemas.microsoft.com/office/drawing/2016/5/13/chartex" xmlns:cx8="http://schemas.microsoft.com/office/drawing/2016/5/14/chartex" xmlns:mc="http://schemas.openxmlformats.org/markup-compatibility/2006" xmlns:aink="http://schemas.microsoft.com/office/drawing/2016/ink" xmlns:am3d="http://schemas.microsoft.com/office/drawing/2017/model3d" xmlns:o="urn:schemas-microsoft-com:office:office" xmlns:oel="http://schemas.microsoft.com/office/2019/extlst" xmlns:r="http://schemas.openxmlformats.org/officeDocument/2006/relationships" xmlns:m="http://schemas.openxmlformats.org/officeDocument/2006/math" xmlns:v="urn:schemas-microsoft-com:vml" xmlns:wp14="http://schemas.microsoft.com/office/word/2010/wordprocessingDrawing" xmlns:wp="http://schemas.openxmlformats.org/drawingml/2006/wordprocessingDrawing" xmlns:w10="urn:schemas-microsoft-com:office:word" xmlns:w="http://schemas.openxmlformats.org/wordprocessingml/2006/main" xmlns:w14="http://schemas.microsoft.com/office/word/2010/wordml" xmlns:w15="http://schemas.microsoft.com/office/word/2012/wordml" xmlns:w16cei="http://schemas.microsoft.com/office/word/2026/wordml/cei" xmlns:w16cex="http://schemas.microsoft.com/office/word/2018/wordml/cex" xmlns:w16cid="http://schemas.microsoft.com/office/word/2016/wordml/cid" xmlns:w16="http://schemas.microsoft.com/office/word/2018/wordml" xmlns:w16du="http://schemas.microsoft.com/office/word/2023/wordml/word16du" xmlns:w16sdtdh="http://schemas.microsoft.com/office/word/2020/wordml/sdtdatahash" xmlns:w16sdtfl="http://schemas.microsoft.com/office/word/2024/wordml/sdtformatlock" xmlns:w16se="http://schemas.microsoft.com/office/word/2015/wordml/symex" xmlns:wpg="http://schemas.microsoft.com/office/word/2010/wordprocessingGroup" xmlns:wpi="http://schemas.microsoft.com/office/word/2010/wordprocessingInk" xmlns:wne="http://schemas.microsoft.com/office/word/2006/wordml" xmlns:wps="http://schemas.microsoft.com/office/word/2010/wordprocessingShape" mc:Ignorable="w14 w15 w16se w16cid w16 w16cex w16sdtdh w16sdtfl w16du wp14">
+<w:document xmlns:wpc="http://schemas.microsoft.com/office/word/2010/wordprocessingCanvas" xmlns:cx="http://schemas.microsoft.com/office/drawing/2014/chartex" xmlns:cx1="http://schemas.microsoft.com/office/drawing/2015/9/8/chartex" xmlns:cx2="http://schemas.microsoft.com/office/drawing/2015/10/21/chartex" xmlns:cx3="http://schemas.microsoft.com/office/drawing/2016/5/9/chartex" xmlns:cx4="http://schemas.microsoft.com/office/drawing/2016/5/10/chartex" xmlns:cx5="http://schemas.microsoft.com/office/drawing/2016/5/11/chartex" xmlns:cx6="http://schemas.microsoft.com/office/drawing/2016/5/12/chartex" xmlns:cx7="http://schemas.microsoft.com/office/drawing/2016/5/13/chartex" xmlns:cx8="http://schemas.microsoft.com/office/drawing/2016/5/14/chartex" xmlns:mc="http://schemas.openxmlformats.org/markup-compatibility/2006" xmlns:aink="http://schemas.microsoft.com/office/drawing/2016/ink" xmlns:am3d="http://schemas.microsoft.com/office/drawing/2017/model3d" xmlns:o="urn:schemas-microsoft-com:office:office" xmlns:oel="http://schemas.microsoft.com/office/2019/extlst" xmlns:r="http://schemas.openxmlformats.org/officeDocument/2006/relationships" xmlns:m="http://schemas.openxmlformats.org/officeDocument/2006/math" xmlns:v="urn:schemas-microsoft-com:vml" xmlns:wp14="http://schemas.microsoft.com/office/word/2010/wordprocessingDrawing" xmlns:wp="http://schemas.openxmlformats.org/drawingml/2006/wordprocessingDrawing" xmlns:w10="urn:schemas-microsoft-com:office:word" xmlns:w="http://schemas.openxmlformats.org/wordprocessingml/2006/main" xmlns:w14="http://schemas.microsoft.com/office/word/2010/wordml" xmlns:w15="http://schemas.microsoft.com/office/word/2012/wordml" xmlns:w16cex="http://schemas.microsoft.com/office/word/2018/wordml/cex" xmlns:w16cid="http://schemas.microsoft.com/office/word/2016/wordml/cid" xmlns:w16="http://schemas.microsoft.com/office/word/2018/wordml" xmlns:w16du="http://schemas.microsoft.com/office/word/2023/wordml/word16du" xmlns:w16sdtdh="http://schemas.microsoft.com/office/word/2020/wordml/sdtdatahash" xmlns:w16sdtfl="http://schemas.microsoft.com/office/word/2024/wordml/sdtformatlock" xmlns:w16se="http://schemas.microsoft.com/office/word/2015/wordml/symex" xmlns:wpg="http://schemas.microsoft.com/office/word/2010/wordprocessingGroup" xmlns:wpi="http://schemas.microsoft.com/office/word/2010/wordprocessingInk" xmlns:wne="http://schemas.microsoft.com/office/word/2006/wordml" xmlns:wps="http://schemas.microsoft.com/office/word/2010/wordprocessingShape" mc:Ignorable="w14 w15 w16se w16cid w16 w16cex w16sdtdh w16sdtfl w16du wp14">
   <w:body>
     <w:p>
       <w:pPr>
@@ -448,6 +448,9 @@
         <w:tabs>
           <w:tab w:val="left" w:pos="2944"/>
         </w:tabs>
+        <w:rPr>
+          <w:lang w:val="en-US"/>
+        </w:rPr>
       </w:pPr>
     </w:p>
     <w:p>
@@ -457,48 +460,6 @@
         </w:tabs>
       </w:pPr>
     </w:p>
-    <w:p>
-      <w:pPr>
-        <w:tabs>
-          <w:tab w:val="left" w:pos="2944"/>
-        </w:tabs>
-      </w:pPr>
-    </w:p>
-    <w:p>
-      <w:pPr>
-        <w:tabs>
-          <w:tab w:val="left" w:pos="2944"/>
-        </w:tabs>
-      </w:pPr>
-    </w:p>
-    <w:p>
-      <w:pPr>
-        <w:tabs>
-          <w:tab w:val="left" w:pos="2944"/>
-        </w:tabs>
-      </w:pPr>
-    </w:p>
-    <w:p>
-      <w:pPr>
-        <w:tabs>
-          <w:tab w:val="left" w:pos="2944"/>
-        </w:tabs>
-      </w:pPr>
-    </w:p>
-    <w:p>
-      <w:pPr>
-        <w:tabs>
-          <w:tab w:val="left" w:pos="2944"/>
-        </w:tabs>
-      </w:pPr>
-    </w:p>
-    <w:p>
-      <w:pPr>
-        <w:tabs>
-          <w:tab w:val="left" w:pos="2944"/>
-        </w:tabs>
-      </w:pPr>
-    </w:p>
     <w:p/>
     <w:p>
       <w:pPr>
@@ -524,20 +485,8 @@
     <w:p/>
     <w:p/>
     <w:p/>
-    <w:p>
-      <w:pPr>
-        <w:rPr>
-          <w:lang w:val="en-US"/>
-        </w:rPr>
-      </w:pPr>
-    </w:p>
-    <w:p>
-      <w:pPr>
-        <w:rPr>
-          <w:lang w:val="en-US"/>
-        </w:rPr>
-      </w:pPr>
-    </w:p>
+    <w:p/>
+    <w:p/>
     <w:p>
       <w:pPr>
         <w:pStyle w:val="ListParagraph"/>
@@ -609,6 +558,7 @@
         <w:rPr>
           <w:lang w:val="en-US"/>
         </w:rPr>
+        <w:lastRenderedPageBreak/>
         <w:t>Đặt bình nước giấu đt X</w:t>
       </w:r>
     </w:p>
@@ -754,7 +704,7 @@
 </file>
 
 <file path=word/numbering.xml><?xml version="1.0" encoding="utf-8"?>
-<w:numbering xmlns:wpc="http://schemas.microsoft.com/office/word/2010/wordprocessingCanvas" xmlns:cx="http://schemas.microsoft.com/office/drawing/2014/chartex" xmlns:cx1="http://schemas.microsoft.com/office/drawing/2015/9/8/chartex" xmlns:cx2="http://schemas.microsoft.com/office/drawing/2015/10/21/chartex" xmlns:cx3="http://schemas.microsoft.com/office/drawing/2016/5/9/chartex" xmlns:cx4="http://schemas.microsoft.com/office/drawing/2016/5/10/chartex" xmlns:cx5="http://schemas.microsoft.com/office/drawing/2016/5/11/chartex" xmlns:cx6="http://schemas.microsoft.com/office/drawing/2016/5/12/chartex" xmlns:cx7="http://schemas.microsoft.com/office/drawing/2016/5/13/chartex" xmlns:cx8="http://schemas.microsoft.com/office/drawing/2016/5/14/chartex" xmlns:mc="http://schemas.openxmlformats.org/markup-compatibility/2006" xmlns:aink="http://schemas.microsoft.com/office/drawing/2016/ink" xmlns:am3d="http://schemas.microsoft.com/office/drawing/2017/model3d" xmlns:o="urn:schemas-microsoft-com:office:office" xmlns:oel="http://schemas.microsoft.com/office/2019/extlst" xmlns:r="http://schemas.openxmlformats.org/officeDocument/2006/relationships" xmlns:m="http://schemas.openxmlformats.org/officeDocument/2006/math" xmlns:v="urn:schemas-microsoft-com:vml" xmlns:wp14="http://schemas.microsoft.com/office/word/2010/wordprocessingDrawing" xmlns:wp="http://schemas.openxmlformats.org/drawingml/2006/wordprocessingDrawing" xmlns:w10="urn:schemas-microsoft-com:office:word" xmlns:w="http://schemas.openxmlformats.org/wordprocessingml/2006/main" xmlns:w14="http://schemas.microsoft.com/office/word/2010/wordml" xmlns:w15="http://schemas.microsoft.com/office/word/2012/wordml" xmlns:w16cei="http://schemas.microsoft.com/office/word/2026/wordml/cei" xmlns:w16cex="http://schemas.microsoft.com/office/word/2018/wordml/cex" xmlns:w16cid="http://schemas.microsoft.com/office/word/2016/wordml/cid" xmlns:w16="http://schemas.microsoft.com/office/word/2018/wordml" xmlns:w16du="http://schemas.microsoft.com/office/word/2023/wordml/word16du" xmlns:w16sdtdh="http://schemas.microsoft.com/office/word/2020/wordml/sdtdatahash" xmlns:w16sdtfl="http://schemas.microsoft.com/office/word/2024/wordml/sdtformatlock" xmlns:w16se="http://schemas.microsoft.com/office/word/2015/wordml/symex" xmlns:wpg="http://schemas.microsoft.com/office/word/2010/wordprocessingGroup" xmlns:wpi="http://schemas.microsoft.com/office/word/2010/wordprocessingInk" xmlns:wne="http://schemas.microsoft.com/office/word/2006/wordml" xmlns:wps="http://schemas.microsoft.com/office/word/2010/wordprocessingShape" mc:Ignorable="w14 w15 w16se w16cid w16 w16cex w16sdtdh w16sdtfl w16du wp14">
+<w:numbering xmlns:wpc="http://schemas.microsoft.com/office/word/2010/wordprocessingCanvas" xmlns:cx="http://schemas.microsoft.com/office/drawing/2014/chartex" xmlns:cx1="http://schemas.microsoft.com/office/drawing/2015/9/8/chartex" xmlns:cx2="http://schemas.microsoft.com/office/drawing/2015/10/21/chartex" xmlns:cx3="http://schemas.microsoft.com/office/drawing/2016/5/9/chartex" xmlns:cx4="http://schemas.microsoft.com/office/drawing/2016/5/10/chartex" xmlns:cx5="http://schemas.microsoft.com/office/drawing/2016/5/11/chartex" xmlns:cx6="http://schemas.microsoft.com/office/drawing/2016/5/12/chartex" xmlns:cx7="http://schemas.microsoft.com/office/drawing/2016/5/13/chartex" xmlns:cx8="http://schemas.microsoft.com/office/drawing/2016/5/14/chartex" xmlns:mc="http://schemas.openxmlformats.org/markup-compatibility/2006" xmlns:aink="http://schemas.microsoft.com/office/drawing/2016/ink" xmlns:am3d="http://schemas.microsoft.com/office/drawing/2017/model3d" xmlns:o="urn:schemas-microsoft-com:office:office" xmlns:oel="http://schemas.microsoft.com/office/2019/extlst" xmlns:r="http://schemas.openxmlformats.org/officeDocument/2006/relationships" xmlns:m="http://schemas.openxmlformats.org/officeDocument/2006/math" xmlns:v="urn:schemas-microsoft-com:vml" xmlns:wp14="http://schemas.microsoft.com/office/word/2010/wordprocessingDrawing" xmlns:wp="http://schemas.openxmlformats.org/drawingml/2006/wordprocessingDrawing" xmlns:w10="urn:schemas-microsoft-com:office:word" xmlns:w="http://schemas.openxmlformats.org/wordprocessingml/2006/main" xmlns:w14="http://schemas.microsoft.com/office/word/2010/wordml" xmlns:w15="http://schemas.microsoft.com/office/word/2012/wordml" xmlns:w16cex="http://schemas.microsoft.com/office/word/2018/wordml/cex" xmlns:w16cid="http://schemas.microsoft.com/office/word/2016/wordml/cid" xmlns:w16="http://schemas.microsoft.com/office/word/2018/wordml" xmlns:w16du="http://schemas.microsoft.com/office/word/2023/wordml/word16du" xmlns:w16sdtdh="http://schemas.microsoft.com/office/word/2020/wordml/sdtdatahash" xmlns:w16sdtfl="http://schemas.microsoft.com/office/word/2024/wordml/sdtformatlock" xmlns:w16se="http://schemas.microsoft.com/office/word/2015/wordml/symex" xmlns:wpg="http://schemas.microsoft.com/office/word/2010/wordprocessingGroup" xmlns:wpi="http://schemas.microsoft.com/office/word/2010/wordprocessingInk" xmlns:wne="http://schemas.microsoft.com/office/word/2006/wordml" xmlns:wps="http://schemas.microsoft.com/office/word/2010/wordprocessingShape" mc:Ignorable="w14 w15 w16se w16cid w16 w16cex w16sdtdh w16sdtfl w16du wp14">
   <w:abstractNum w:abstractNumId="0" w15:restartNumberingAfterBreak="0">
     <w:nsid w:val="13D03F54"/>
     <w:multiLevelType w:val="hybridMultilevel"/>
@@ -1433,6 +1383,118 @@
     </w:lvl>
   </w:abstractNum>
   <w:abstractNum w:abstractNumId="6" w15:restartNumberingAfterBreak="0">
+    <w:nsid w:val="54102BD6"/>
+    <w:multiLevelType w:val="hybridMultilevel"/>
+    <w:tmpl w:val="8E469E3A"/>
+    <w:lvl w:ilvl="0" w:tplc="0E3A333A">
+      <w:numFmt w:val="bullet"/>
+      <w:lvlText w:val="-"/>
+      <w:lvlJc w:val="left"/>
+      <w:pPr>
+        <w:ind w:left="720" w:hanging="360"/>
+      </w:pPr>
+      <w:rPr>
+        <w:rFonts w:ascii="Arial" w:eastAsiaTheme="minorHAnsi" w:hAnsi="Arial" w:cs="Arial" w:hint="default"/>
+      </w:rPr>
+    </w:lvl>
+    <w:lvl w:ilvl="1" w:tplc="042A0003" w:tentative="1">
+      <w:start w:val="1"/>
+      <w:numFmt w:val="bullet"/>
+      <w:lvlText w:val="o"/>
+      <w:lvlJc w:val="left"/>
+      <w:pPr>
+        <w:ind w:left="1440" w:hanging="360"/>
+      </w:pPr>
+      <w:rPr>
+        <w:rFonts w:ascii="Courier New" w:hAnsi="Courier New" w:cs="Courier New" w:hint="default"/>
+      </w:rPr>
+    </w:lvl>
+    <w:lvl w:ilvl="2" w:tplc="042A0005" w:tentative="1">
+      <w:start w:val="1"/>
+      <w:numFmt w:val="bullet"/>
+      <w:lvlText w:val=""/>
+      <w:lvlJc w:val="left"/>
+      <w:pPr>
+        <w:ind w:left="2160" w:hanging="360"/>
+      </w:pPr>
+      <w:rPr>
+        <w:rFonts w:ascii="Wingdings" w:hAnsi="Wingdings" w:hint="default"/>
+      </w:rPr>
+    </w:lvl>
+    <w:lvl w:ilvl="3" w:tplc="042A0001" w:tentative="1">
+      <w:start w:val="1"/>
+      <w:numFmt w:val="bullet"/>
+      <w:lvlText w:val=""/>
+      <w:lvlJc w:val="left"/>
+      <w:pPr>
+        <w:ind w:left="2880" w:hanging="360"/>
+      </w:pPr>
+      <w:rPr>
+        <w:rFonts w:ascii="Symbol" w:hAnsi="Symbol" w:hint="default"/>
+      </w:rPr>
+    </w:lvl>
+    <w:lvl w:ilvl="4" w:tplc="042A0003" w:tentative="1">
+      <w:start w:val="1"/>
+      <w:numFmt w:val="bullet"/>
+      <w:lvlText w:val="o"/>
+      <w:lvlJc w:val="left"/>
+      <w:pPr>
+        <w:ind w:left="3600" w:hanging="360"/>
+      </w:pPr>
+      <w:rPr>
+        <w:rFonts w:ascii="Courier New" w:hAnsi="Courier New" w:cs="Courier New" w:hint="default"/>
+      </w:rPr>
+    </w:lvl>
+    <w:lvl w:ilvl="5" w:tplc="042A0005" w:tentative="1">
+      <w:start w:val="1"/>
+      <w:numFmt w:val="bullet"/>
+      <w:lvlText w:val=""/>
+      <w:lvlJc w:val="left"/>
+      <w:pPr>
+        <w:ind w:left="4320" w:hanging="360"/>
+      </w:pPr>
+      <w:rPr>
+        <w:rFonts w:ascii="Wingdings" w:hAnsi="Wingdings" w:hint="default"/>
+      </w:rPr>
+    </w:lvl>
+    <w:lvl w:ilvl="6" w:tplc="042A0001" w:tentative="1">
+      <w:start w:val="1"/>
+      <w:numFmt w:val="bullet"/>
+      <w:lvlText w:val=""/>
+      <w:lvlJc w:val="left"/>
+      <w:pPr>
+        <w:ind w:left="5040" w:hanging="360"/>
+      </w:pPr>
+      <w:rPr>
+        <w:rFonts w:ascii="Symbol" w:hAnsi="Symbol" w:hint="default"/>
+      </w:rPr>
+    </w:lvl>
+    <w:lvl w:ilvl="7" w:tplc="042A0003" w:tentative="1">
+      <w:start w:val="1"/>
+      <w:numFmt w:val="bullet"/>
+      <w:lvlText w:val="o"/>
+      <w:lvlJc w:val="left"/>
+      <w:pPr>
+        <w:ind w:left="5760" w:hanging="360"/>
+      </w:pPr>
+      <w:rPr>
+        <w:rFonts w:ascii="Courier New" w:hAnsi="Courier New" w:cs="Courier New" w:hint="default"/>
+      </w:rPr>
+    </w:lvl>
+    <w:lvl w:ilvl="8" w:tplc="042A0005" w:tentative="1">
+      <w:start w:val="1"/>
+      <w:numFmt w:val="bullet"/>
+      <w:lvlText w:val=""/>
+      <w:lvlJc w:val="left"/>
+      <w:pPr>
+        <w:ind w:left="6480" w:hanging="360"/>
+      </w:pPr>
+      <w:rPr>
+        <w:rFonts w:ascii="Wingdings" w:hAnsi="Wingdings" w:hint="default"/>
+      </w:rPr>
+    </w:lvl>
+  </w:abstractNum>
+  <w:abstractNum w:abstractNumId="7" w15:restartNumberingAfterBreak="0">
     <w:nsid w:val="65931841"/>
     <w:multiLevelType w:val="hybridMultilevel"/>
     <w:tmpl w:val="F3DCF46C"/>
@@ -1544,7 +1606,7 @@
       </w:rPr>
     </w:lvl>
   </w:abstractNum>
-  <w:abstractNum w:abstractNumId="7" w15:restartNumberingAfterBreak="0">
+  <w:abstractNum w:abstractNumId="8" w15:restartNumberingAfterBreak="0">
     <w:nsid w:val="69F932DA"/>
     <w:multiLevelType w:val="hybridMultilevel"/>
     <w:tmpl w:val="DD28E4CC"/>
@@ -1656,7 +1718,7 @@
       </w:rPr>
     </w:lvl>
   </w:abstractNum>
-  <w:abstractNum w:abstractNumId="8" w15:restartNumberingAfterBreak="0">
+  <w:abstractNum w:abstractNumId="9" w15:restartNumberingAfterBreak="0">
     <w:nsid w:val="6C3035F6"/>
     <w:multiLevelType w:val="hybridMultilevel"/>
     <w:tmpl w:val="35FED57A"/>
@@ -1768,7 +1830,7 @@
       </w:rPr>
     </w:lvl>
   </w:abstractNum>
-  <w:abstractNum w:abstractNumId="9" w15:restartNumberingAfterBreak="0">
+  <w:abstractNum w:abstractNumId="10" w15:restartNumberingAfterBreak="0">
     <w:nsid w:val="6DEF3DF3"/>
     <w:multiLevelType w:val="hybridMultilevel"/>
     <w:tmpl w:val="9A180ACC"/>
@@ -1880,7 +1942,7 @@
       </w:rPr>
     </w:lvl>
   </w:abstractNum>
-  <w:abstractNum w:abstractNumId="10" w15:restartNumberingAfterBreak="0">
+  <w:abstractNum w:abstractNumId="11" w15:restartNumberingAfterBreak="0">
     <w:nsid w:val="6F2109EC"/>
     <w:multiLevelType w:val="hybridMultilevel"/>
     <w:tmpl w:val="2CC4E89E"/>
@@ -1969,7 +2031,7 @@
       </w:pPr>
     </w:lvl>
   </w:abstractNum>
-  <w:abstractNum w:abstractNumId="11" w15:restartNumberingAfterBreak="0">
+  <w:abstractNum w:abstractNumId="12" w15:restartNumberingAfterBreak="0">
     <w:nsid w:val="723E0FCA"/>
     <w:multiLevelType w:val="hybridMultilevel"/>
     <w:tmpl w:val="D0A61388"/>
@@ -2085,7 +2147,7 @@
     <w:abstractNumId w:val="3"/>
   </w:num>
   <w:num w:numId="2" w16cid:durableId="1078746876">
-    <w:abstractNumId w:val="8"/>
+    <w:abstractNumId w:val="9"/>
   </w:num>
   <w:num w:numId="3" w16cid:durableId="821895294">
     <w:abstractNumId w:val="5"/>
@@ -2094,28 +2156,31 @@
     <w:abstractNumId w:val="4"/>
   </w:num>
   <w:num w:numId="5" w16cid:durableId="2145586781">
-    <w:abstractNumId w:val="9"/>
+    <w:abstractNumId w:val="10"/>
   </w:num>
   <w:num w:numId="6" w16cid:durableId="1758597688">
-    <w:abstractNumId w:val="7"/>
+    <w:abstractNumId w:val="8"/>
   </w:num>
   <w:num w:numId="7" w16cid:durableId="1251353635">
     <w:abstractNumId w:val="0"/>
   </w:num>
   <w:num w:numId="8" w16cid:durableId="871040537">
-    <w:abstractNumId w:val="10"/>
+    <w:abstractNumId w:val="11"/>
   </w:num>
   <w:num w:numId="9" w16cid:durableId="1189294486">
-    <w:abstractNumId w:val="11"/>
+    <w:abstractNumId w:val="12"/>
   </w:num>
   <w:num w:numId="10" w16cid:durableId="1545405573">
     <w:abstractNumId w:val="1"/>
   </w:num>
   <w:num w:numId="11" w16cid:durableId="838346255">
-    <w:abstractNumId w:val="6"/>
+    <w:abstractNumId w:val="7"/>
   </w:num>
   <w:num w:numId="12" w16cid:durableId="1356030677">
     <w:abstractNumId w:val="2"/>
+  </w:num>
+  <w:num w:numId="13" w16cid:durableId="1698117865">
+    <w:abstractNumId w:val="6"/>
   </w:num>
 </w:numbering>
 </file>
@@ -2721,6 +2786,7 @@
   <w:style w:type="character" w:default="1" w:styleId="DefaultParagraphFont">
     <w:name w:val="Default Paragraph Font"/>
     <w:uiPriority w:val="1"/>
+    <w:semiHidden/>
     <w:unhideWhenUsed/>
   </w:style>
   <w:style w:type="table" w:default="1" w:styleId="TableNormal">

--- a/TVC/Huong Dan VPS tu Git.docx
+++ b/TVC/Huong Dan VPS tu Git.docx
@@ -484,96 +484,19 @@
     <w:p/>
     <w:p/>
     <w:p/>
-    <w:p/>
-    <w:p/>
-    <w:p/>
-    <w:p>
-      <w:pPr>
-        <w:pStyle w:val="ListParagraph"/>
-        <w:numPr>
-          <w:ilvl w:val="0"/>
-          <w:numId w:val="12"/>
-        </w:numPr>
-        <w:rPr>
-          <w:lang w:val="en-US"/>
-        </w:rPr>
-      </w:pPr>
-      <w:r>
-        <w:rPr>
-          <w:lang w:val="en-US"/>
-        </w:rPr>
-        <w:t>Sửa đt (gắn sim vào</w:t>
-      </w:r>
-      <w:r>
-        <w:rPr>
-          <w:lang w:val="en-US"/>
-        </w:rPr>
-        <w:t xml:space="preserve"> không nhận sóng – lỗi IOS)</w:t>
-      </w:r>
-    </w:p>
-    <w:p>
-      <w:pPr>
-        <w:pStyle w:val="ListParagraph"/>
-        <w:numPr>
-          <w:ilvl w:val="0"/>
-          <w:numId w:val="12"/>
-        </w:numPr>
-        <w:rPr>
-          <w:lang w:val="en-US"/>
-        </w:rPr>
-      </w:pPr>
-      <w:r>
-        <w:rPr>
-          <w:lang w:val="en-US"/>
-        </w:rPr>
-        <w:t>Đặt quần giấu đt shopee</w:t>
-      </w:r>
-    </w:p>
-    <w:p>
-      <w:pPr>
-        <w:rPr>
-          <w:lang w:val="en-US"/>
-        </w:rPr>
-      </w:pPr>
-    </w:p>
-    <w:p>
-      <w:pPr>
-        <w:rPr>
-          <w:lang w:val="en-US"/>
-        </w:rPr>
-      </w:pPr>
-    </w:p>
-    <w:p>
-      <w:pPr>
-        <w:pStyle w:val="ListParagraph"/>
-        <w:numPr>
-          <w:ilvl w:val="0"/>
-          <w:numId w:val="12"/>
-        </w:numPr>
-        <w:rPr>
-          <w:lang w:val="en-US"/>
-        </w:rPr>
-      </w:pPr>
-      <w:r>
-        <w:rPr>
-          <w:lang w:val="en-US"/>
-        </w:rPr>
-        <w:lastRenderedPageBreak/>
-        <w:t>Đặt bình nước giấu đt X</w:t>
-      </w:r>
-    </w:p>
-    <w:p>
-      <w:pPr>
-        <w:pStyle w:val="ListParagraph"/>
-        <w:numPr>
-          <w:ilvl w:val="0"/>
-          <w:numId w:val="12"/>
-        </w:numPr>
-        <w:rPr>
-          <w:lang w:val="en-US"/>
-        </w:rPr>
-      </w:pPr>
-    </w:p>
+    <w:p>
+      <w:pPr>
+        <w:rPr>
+          <w:rFonts w:ascii="Calibri" w:hAnsi="Calibri" w:cs="Calibri"/>
+          <w:lang w:val="en-US"/>
+        </w:rPr>
+      </w:pPr>
+    </w:p>
+    <w:p/>
+    <w:p/>
+    <w:p/>
+    <w:p/>
+    <w:p/>
     <w:p/>
     <w:p/>
     <w:p/>
@@ -657,40 +580,13 @@
     <w:p/>
     <w:p/>
     <w:p/>
-    <w:p>
-      <w:pPr>
-        <w:rPr>
-          <w:lang w:val="en-US"/>
-        </w:rPr>
-      </w:pPr>
-    </w:p>
-    <w:p>
-      <w:pPr>
-        <w:rPr>
-          <w:lang w:val="en-US"/>
-        </w:rPr>
-      </w:pPr>
-    </w:p>
-    <w:p>
-      <w:pPr>
-        <w:rPr>
-          <w:lang w:val="en-US"/>
-        </w:rPr>
-      </w:pPr>
-    </w:p>
-    <w:p>
-      <w:pPr>
-        <w:rPr>
-          <w:lang w:val="en-US"/>
-        </w:rPr>
-      </w:pPr>
-    </w:p>
+    <w:p/>
+    <w:p/>
+    <w:p/>
+    <w:p/>
     <w:p>
       <w:pPr>
         <w:ind w:left="360"/>
-        <w:rPr>
-          <w:lang w:val="en-US"/>
-        </w:rPr>
       </w:pPr>
     </w:p>
     <w:sectPr>

--- a/TVC/Huong Dan VPS tu Git.docx
+++ b/TVC/Huong Dan VPS tu Git.docx
@@ -194,6 +194,24 @@
           <w:lang w:val="en-US"/>
         </w:rPr>
       </w:pPr>
+      <w:r>
+        <w:br/>
+        <w:t>margin-left: -3px;</w:t>
+      </w:r>
+    </w:p>
+    <w:p>
+      <w:pPr>
+        <w:rPr>
+          <w:lang w:val="en-US"/>
+        </w:rPr>
+      </w:pPr>
+    </w:p>
+    <w:p>
+      <w:pPr>
+        <w:rPr>
+          <w:lang w:val="en-US"/>
+        </w:rPr>
+      </w:pPr>
     </w:p>
     <w:p>
       <w:pPr>
@@ -295,6 +313,7 @@
         </w:rPr>
       </w:pPr>
       <w:r>
+        <w:lastRenderedPageBreak/>
         <w:t>pm2 save</w:t>
       </w:r>
     </w:p>
@@ -315,7 +334,6 @@
         <w:rPr>
           <w:lang w:val="en-US"/>
         </w:rPr>
-        <w:lastRenderedPageBreak/>
         <w:t>mp4 sang avi</w:t>
       </w:r>
     </w:p>
@@ -943,6 +961,118 @@
     </w:lvl>
   </w:abstractNum>
   <w:abstractNum w:abstractNumId="3" w15:restartNumberingAfterBreak="0">
+    <w:nsid w:val="2B4115D3"/>
+    <w:multiLevelType w:val="hybridMultilevel"/>
+    <w:tmpl w:val="3112D864"/>
+    <w:lvl w:ilvl="0" w:tplc="5204EB72">
+      <w:numFmt w:val="bullet"/>
+      <w:lvlText w:val="-"/>
+      <w:lvlJc w:val="left"/>
+      <w:pPr>
+        <w:ind w:left="720" w:hanging="360"/>
+      </w:pPr>
+      <w:rPr>
+        <w:rFonts w:ascii="Arial" w:eastAsiaTheme="minorHAnsi" w:hAnsi="Arial" w:cs="Arial" w:hint="default"/>
+      </w:rPr>
+    </w:lvl>
+    <w:lvl w:ilvl="1" w:tplc="042A0003" w:tentative="1">
+      <w:start w:val="1"/>
+      <w:numFmt w:val="bullet"/>
+      <w:lvlText w:val="o"/>
+      <w:lvlJc w:val="left"/>
+      <w:pPr>
+        <w:ind w:left="1440" w:hanging="360"/>
+      </w:pPr>
+      <w:rPr>
+        <w:rFonts w:ascii="Courier New" w:hAnsi="Courier New" w:cs="Courier New" w:hint="default"/>
+      </w:rPr>
+    </w:lvl>
+    <w:lvl w:ilvl="2" w:tplc="042A0005" w:tentative="1">
+      <w:start w:val="1"/>
+      <w:numFmt w:val="bullet"/>
+      <w:lvlText w:val=""/>
+      <w:lvlJc w:val="left"/>
+      <w:pPr>
+        <w:ind w:left="2160" w:hanging="360"/>
+      </w:pPr>
+      <w:rPr>
+        <w:rFonts w:ascii="Wingdings" w:hAnsi="Wingdings" w:hint="default"/>
+      </w:rPr>
+    </w:lvl>
+    <w:lvl w:ilvl="3" w:tplc="042A0001" w:tentative="1">
+      <w:start w:val="1"/>
+      <w:numFmt w:val="bullet"/>
+      <w:lvlText w:val=""/>
+      <w:lvlJc w:val="left"/>
+      <w:pPr>
+        <w:ind w:left="2880" w:hanging="360"/>
+      </w:pPr>
+      <w:rPr>
+        <w:rFonts w:ascii="Symbol" w:hAnsi="Symbol" w:hint="default"/>
+      </w:rPr>
+    </w:lvl>
+    <w:lvl w:ilvl="4" w:tplc="042A0003" w:tentative="1">
+      <w:start w:val="1"/>
+      <w:numFmt w:val="bullet"/>
+      <w:lvlText w:val="o"/>
+      <w:lvlJc w:val="left"/>
+      <w:pPr>
+        <w:ind w:left="3600" w:hanging="360"/>
+      </w:pPr>
+      <w:rPr>
+        <w:rFonts w:ascii="Courier New" w:hAnsi="Courier New" w:cs="Courier New" w:hint="default"/>
+      </w:rPr>
+    </w:lvl>
+    <w:lvl w:ilvl="5" w:tplc="042A0005" w:tentative="1">
+      <w:start w:val="1"/>
+      <w:numFmt w:val="bullet"/>
+      <w:lvlText w:val=""/>
+      <w:lvlJc w:val="left"/>
+      <w:pPr>
+        <w:ind w:left="4320" w:hanging="360"/>
+      </w:pPr>
+      <w:rPr>
+        <w:rFonts w:ascii="Wingdings" w:hAnsi="Wingdings" w:hint="default"/>
+      </w:rPr>
+    </w:lvl>
+    <w:lvl w:ilvl="6" w:tplc="042A0001" w:tentative="1">
+      <w:start w:val="1"/>
+      <w:numFmt w:val="bullet"/>
+      <w:lvlText w:val=""/>
+      <w:lvlJc w:val="left"/>
+      <w:pPr>
+        <w:ind w:left="5040" w:hanging="360"/>
+      </w:pPr>
+      <w:rPr>
+        <w:rFonts w:ascii="Symbol" w:hAnsi="Symbol" w:hint="default"/>
+      </w:rPr>
+    </w:lvl>
+    <w:lvl w:ilvl="7" w:tplc="042A0003" w:tentative="1">
+      <w:start w:val="1"/>
+      <w:numFmt w:val="bullet"/>
+      <w:lvlText w:val="o"/>
+      <w:lvlJc w:val="left"/>
+      <w:pPr>
+        <w:ind w:left="5760" w:hanging="360"/>
+      </w:pPr>
+      <w:rPr>
+        <w:rFonts w:ascii="Courier New" w:hAnsi="Courier New" w:cs="Courier New" w:hint="default"/>
+      </w:rPr>
+    </w:lvl>
+    <w:lvl w:ilvl="8" w:tplc="042A0005" w:tentative="1">
+      <w:start w:val="1"/>
+      <w:numFmt w:val="bullet"/>
+      <w:lvlText w:val=""/>
+      <w:lvlJc w:val="left"/>
+      <w:pPr>
+        <w:ind w:left="6480" w:hanging="360"/>
+      </w:pPr>
+      <w:rPr>
+        <w:rFonts w:ascii="Wingdings" w:hAnsi="Wingdings" w:hint="default"/>
+      </w:rPr>
+    </w:lvl>
+  </w:abstractNum>
+  <w:abstractNum w:abstractNumId="4" w15:restartNumberingAfterBreak="0">
     <w:nsid w:val="2CCF3457"/>
     <w:multiLevelType w:val="hybridMultilevel"/>
     <w:tmpl w:val="849840EA"/>
@@ -1054,7 +1184,119 @@
       </w:rPr>
     </w:lvl>
   </w:abstractNum>
-  <w:abstractNum w:abstractNumId="4" w15:restartNumberingAfterBreak="0">
+  <w:abstractNum w:abstractNumId="5" w15:restartNumberingAfterBreak="0">
+    <w:nsid w:val="2E3B376F"/>
+    <w:multiLevelType w:val="hybridMultilevel"/>
+    <w:tmpl w:val="076C1F56"/>
+    <w:lvl w:ilvl="0" w:tplc="16BA66F4">
+      <w:numFmt w:val="bullet"/>
+      <w:lvlText w:val="-"/>
+      <w:lvlJc w:val="left"/>
+      <w:pPr>
+        <w:ind w:left="720" w:hanging="360"/>
+      </w:pPr>
+      <w:rPr>
+        <w:rFonts w:ascii="Arial" w:eastAsiaTheme="minorHAnsi" w:hAnsi="Arial" w:cs="Arial" w:hint="default"/>
+      </w:rPr>
+    </w:lvl>
+    <w:lvl w:ilvl="1" w:tplc="042A0003" w:tentative="1">
+      <w:start w:val="1"/>
+      <w:numFmt w:val="bullet"/>
+      <w:lvlText w:val="o"/>
+      <w:lvlJc w:val="left"/>
+      <w:pPr>
+        <w:ind w:left="1440" w:hanging="360"/>
+      </w:pPr>
+      <w:rPr>
+        <w:rFonts w:ascii="Courier New" w:hAnsi="Courier New" w:cs="Courier New" w:hint="default"/>
+      </w:rPr>
+    </w:lvl>
+    <w:lvl w:ilvl="2" w:tplc="042A0005" w:tentative="1">
+      <w:start w:val="1"/>
+      <w:numFmt w:val="bullet"/>
+      <w:lvlText w:val=""/>
+      <w:lvlJc w:val="left"/>
+      <w:pPr>
+        <w:ind w:left="2160" w:hanging="360"/>
+      </w:pPr>
+      <w:rPr>
+        <w:rFonts w:ascii="Wingdings" w:hAnsi="Wingdings" w:hint="default"/>
+      </w:rPr>
+    </w:lvl>
+    <w:lvl w:ilvl="3" w:tplc="042A0001" w:tentative="1">
+      <w:start w:val="1"/>
+      <w:numFmt w:val="bullet"/>
+      <w:lvlText w:val=""/>
+      <w:lvlJc w:val="left"/>
+      <w:pPr>
+        <w:ind w:left="2880" w:hanging="360"/>
+      </w:pPr>
+      <w:rPr>
+        <w:rFonts w:ascii="Symbol" w:hAnsi="Symbol" w:hint="default"/>
+      </w:rPr>
+    </w:lvl>
+    <w:lvl w:ilvl="4" w:tplc="042A0003" w:tentative="1">
+      <w:start w:val="1"/>
+      <w:numFmt w:val="bullet"/>
+      <w:lvlText w:val="o"/>
+      <w:lvlJc w:val="left"/>
+      <w:pPr>
+        <w:ind w:left="3600" w:hanging="360"/>
+      </w:pPr>
+      <w:rPr>
+        <w:rFonts w:ascii="Courier New" w:hAnsi="Courier New" w:cs="Courier New" w:hint="default"/>
+      </w:rPr>
+    </w:lvl>
+    <w:lvl w:ilvl="5" w:tplc="042A0005" w:tentative="1">
+      <w:start w:val="1"/>
+      <w:numFmt w:val="bullet"/>
+      <w:lvlText w:val=""/>
+      <w:lvlJc w:val="left"/>
+      <w:pPr>
+        <w:ind w:left="4320" w:hanging="360"/>
+      </w:pPr>
+      <w:rPr>
+        <w:rFonts w:ascii="Wingdings" w:hAnsi="Wingdings" w:hint="default"/>
+      </w:rPr>
+    </w:lvl>
+    <w:lvl w:ilvl="6" w:tplc="042A0001" w:tentative="1">
+      <w:start w:val="1"/>
+      <w:numFmt w:val="bullet"/>
+      <w:lvlText w:val=""/>
+      <w:lvlJc w:val="left"/>
+      <w:pPr>
+        <w:ind w:left="5040" w:hanging="360"/>
+      </w:pPr>
+      <w:rPr>
+        <w:rFonts w:ascii="Symbol" w:hAnsi="Symbol" w:hint="default"/>
+      </w:rPr>
+    </w:lvl>
+    <w:lvl w:ilvl="7" w:tplc="042A0003" w:tentative="1">
+      <w:start w:val="1"/>
+      <w:numFmt w:val="bullet"/>
+      <w:lvlText w:val="o"/>
+      <w:lvlJc w:val="left"/>
+      <w:pPr>
+        <w:ind w:left="5760" w:hanging="360"/>
+      </w:pPr>
+      <w:rPr>
+        <w:rFonts w:ascii="Courier New" w:hAnsi="Courier New" w:cs="Courier New" w:hint="default"/>
+      </w:rPr>
+    </w:lvl>
+    <w:lvl w:ilvl="8" w:tplc="042A0005" w:tentative="1">
+      <w:start w:val="1"/>
+      <w:numFmt w:val="bullet"/>
+      <w:lvlText w:val=""/>
+      <w:lvlJc w:val="left"/>
+      <w:pPr>
+        <w:ind w:left="6480" w:hanging="360"/>
+      </w:pPr>
+      <w:rPr>
+        <w:rFonts w:ascii="Wingdings" w:hAnsi="Wingdings" w:hint="default"/>
+      </w:rPr>
+    </w:lvl>
+  </w:abstractNum>
+  <w:abstractNum w:abstractNumId="6" w15:restartNumberingAfterBreak="0">
     <w:nsid w:val="328C57C9"/>
     <w:multiLevelType w:val="hybridMultilevel"/>
     <w:tmpl w:val="FDF41D2C"/>
@@ -1166,7 +1408,120 @@
       </w:rPr>
     </w:lvl>
   </w:abstractNum>
-  <w:abstractNum w:abstractNumId="5" w15:restartNumberingAfterBreak="0">
+  <w:abstractNum w:abstractNumId="7" w15:restartNumberingAfterBreak="0">
+    <w:nsid w:val="3AAB7320"/>
+    <w:multiLevelType w:val="hybridMultilevel"/>
+    <w:tmpl w:val="1CFC2F02"/>
+    <w:lvl w:ilvl="0" w:tplc="03D0C026">
+      <w:numFmt w:val="bullet"/>
+      <w:lvlText w:val="-"/>
+      <w:lvlJc w:val="left"/>
+      <w:pPr>
+        <w:ind w:left="720" w:hanging="360"/>
+      </w:pPr>
+      <w:rPr>
+        <w:rFonts w:ascii="Arial" w:eastAsiaTheme="minorHAnsi" w:hAnsi="Arial" w:cs="Arial" w:hint="default"/>
+        <w:b/>
+      </w:rPr>
+    </w:lvl>
+    <w:lvl w:ilvl="1" w:tplc="042A0003" w:tentative="1">
+      <w:start w:val="1"/>
+      <w:numFmt w:val="bullet"/>
+      <w:lvlText w:val="o"/>
+      <w:lvlJc w:val="left"/>
+      <w:pPr>
+        <w:ind w:left="1440" w:hanging="360"/>
+      </w:pPr>
+      <w:rPr>
+        <w:rFonts w:ascii="Courier New" w:hAnsi="Courier New" w:cs="Courier New" w:hint="default"/>
+      </w:rPr>
+    </w:lvl>
+    <w:lvl w:ilvl="2" w:tplc="042A0005" w:tentative="1">
+      <w:start w:val="1"/>
+      <w:numFmt w:val="bullet"/>
+      <w:lvlText w:val=""/>
+      <w:lvlJc w:val="left"/>
+      <w:pPr>
+        <w:ind w:left="2160" w:hanging="360"/>
+      </w:pPr>
+      <w:rPr>
+        <w:rFonts w:ascii="Wingdings" w:hAnsi="Wingdings" w:hint="default"/>
+      </w:rPr>
+    </w:lvl>
+    <w:lvl w:ilvl="3" w:tplc="042A0001" w:tentative="1">
+      <w:start w:val="1"/>
+      <w:numFmt w:val="bullet"/>
+      <w:lvlText w:val=""/>
+      <w:lvlJc w:val="left"/>
+      <w:pPr>
+        <w:ind w:left="2880" w:hanging="360"/>
+      </w:pPr>
+      <w:rPr>
+        <w:rFonts w:ascii="Symbol" w:hAnsi="Symbol" w:hint="default"/>
+      </w:rPr>
+    </w:lvl>
+    <w:lvl w:ilvl="4" w:tplc="042A0003" w:tentative="1">
+      <w:start w:val="1"/>
+      <w:numFmt w:val="bullet"/>
+      <w:lvlText w:val="o"/>
+      <w:lvlJc w:val="left"/>
+      <w:pPr>
+        <w:ind w:left="3600" w:hanging="360"/>
+      </w:pPr>
+      <w:rPr>
+        <w:rFonts w:ascii="Courier New" w:hAnsi="Courier New" w:cs="Courier New" w:hint="default"/>
+      </w:rPr>
+    </w:lvl>
+    <w:lvl w:ilvl="5" w:tplc="042A0005" w:tentative="1">
+      <w:start w:val="1"/>
+      <w:numFmt w:val="bullet"/>
+      <w:lvlText w:val=""/>
+      <w:lvlJc w:val="left"/>
+      <w:pPr>
+        <w:ind w:left="4320" w:hanging="360"/>
+      </w:pPr>
+      <w:rPr>
+        <w:rFonts w:ascii="Wingdings" w:hAnsi="Wingdings" w:hint="default"/>
+      </w:rPr>
+    </w:lvl>
+    <w:lvl w:ilvl="6" w:tplc="042A0001" w:tentative="1">
+      <w:start w:val="1"/>
+      <w:numFmt w:val="bullet"/>
+      <w:lvlText w:val=""/>
+      <w:lvlJc w:val="left"/>
+      <w:pPr>
+        <w:ind w:left="5040" w:hanging="360"/>
+      </w:pPr>
+      <w:rPr>
+        <w:rFonts w:ascii="Symbol" w:hAnsi="Symbol" w:hint="default"/>
+      </w:rPr>
+    </w:lvl>
+    <w:lvl w:ilvl="7" w:tplc="042A0003" w:tentative="1">
+      <w:start w:val="1"/>
+      <w:numFmt w:val="bullet"/>
+      <w:lvlText w:val="o"/>
+      <w:lvlJc w:val="left"/>
+      <w:pPr>
+        <w:ind w:left="5760" w:hanging="360"/>
+      </w:pPr>
+      <w:rPr>
+        <w:rFonts w:ascii="Courier New" w:hAnsi="Courier New" w:cs="Courier New" w:hint="default"/>
+      </w:rPr>
+    </w:lvl>
+    <w:lvl w:ilvl="8" w:tplc="042A0005" w:tentative="1">
+      <w:start w:val="1"/>
+      <w:numFmt w:val="bullet"/>
+      <w:lvlText w:val=""/>
+      <w:lvlJc w:val="left"/>
+      <w:pPr>
+        <w:ind w:left="6480" w:hanging="360"/>
+      </w:pPr>
+      <w:rPr>
+        <w:rFonts w:ascii="Wingdings" w:hAnsi="Wingdings" w:hint="default"/>
+      </w:rPr>
+    </w:lvl>
+  </w:abstractNum>
+  <w:abstractNum w:abstractNumId="8" w15:restartNumberingAfterBreak="0">
     <w:nsid w:val="486B6E52"/>
     <w:multiLevelType w:val="hybridMultilevel"/>
     <w:tmpl w:val="E3749D2C"/>
@@ -1278,7 +1633,7 @@
       </w:rPr>
     </w:lvl>
   </w:abstractNum>
-  <w:abstractNum w:abstractNumId="6" w15:restartNumberingAfterBreak="0">
+  <w:abstractNum w:abstractNumId="9" w15:restartNumberingAfterBreak="0">
     <w:nsid w:val="54102BD6"/>
     <w:multiLevelType w:val="hybridMultilevel"/>
     <w:tmpl w:val="8E469E3A"/>
@@ -1390,7 +1745,7 @@
       </w:rPr>
     </w:lvl>
   </w:abstractNum>
-  <w:abstractNum w:abstractNumId="7" w15:restartNumberingAfterBreak="0">
+  <w:abstractNum w:abstractNumId="10" w15:restartNumberingAfterBreak="0">
     <w:nsid w:val="65931841"/>
     <w:multiLevelType w:val="hybridMultilevel"/>
     <w:tmpl w:val="F3DCF46C"/>
@@ -1502,7 +1857,7 @@
       </w:rPr>
     </w:lvl>
   </w:abstractNum>
-  <w:abstractNum w:abstractNumId="8" w15:restartNumberingAfterBreak="0">
+  <w:abstractNum w:abstractNumId="11" w15:restartNumberingAfterBreak="0">
     <w:nsid w:val="69F932DA"/>
     <w:multiLevelType w:val="hybridMultilevel"/>
     <w:tmpl w:val="DD28E4CC"/>
@@ -1614,7 +1969,7 @@
       </w:rPr>
     </w:lvl>
   </w:abstractNum>
-  <w:abstractNum w:abstractNumId="9" w15:restartNumberingAfterBreak="0">
+  <w:abstractNum w:abstractNumId="12" w15:restartNumberingAfterBreak="0">
     <w:nsid w:val="6C3035F6"/>
     <w:multiLevelType w:val="hybridMultilevel"/>
     <w:tmpl w:val="35FED57A"/>
@@ -1726,7 +2081,7 @@
       </w:rPr>
     </w:lvl>
   </w:abstractNum>
-  <w:abstractNum w:abstractNumId="10" w15:restartNumberingAfterBreak="0">
+  <w:abstractNum w:abstractNumId="13" w15:restartNumberingAfterBreak="0">
     <w:nsid w:val="6DEF3DF3"/>
     <w:multiLevelType w:val="hybridMultilevel"/>
     <w:tmpl w:val="9A180ACC"/>
@@ -1838,7 +2193,7 @@
       </w:rPr>
     </w:lvl>
   </w:abstractNum>
-  <w:abstractNum w:abstractNumId="11" w15:restartNumberingAfterBreak="0">
+  <w:abstractNum w:abstractNumId="14" w15:restartNumberingAfterBreak="0">
     <w:nsid w:val="6F2109EC"/>
     <w:multiLevelType w:val="hybridMultilevel"/>
     <w:tmpl w:val="2CC4E89E"/>
@@ -1927,7 +2282,7 @@
       </w:pPr>
     </w:lvl>
   </w:abstractNum>
-  <w:abstractNum w:abstractNumId="12" w15:restartNumberingAfterBreak="0">
+  <w:abstractNum w:abstractNumId="15" w15:restartNumberingAfterBreak="0">
     <w:nsid w:val="723E0FCA"/>
     <w:multiLevelType w:val="hybridMultilevel"/>
     <w:tmpl w:val="D0A61388"/>
@@ -2040,43 +2395,52 @@
     </w:lvl>
   </w:abstractNum>
   <w:num w:numId="1" w16cid:durableId="384374941">
-    <w:abstractNumId w:val="3"/>
+    <w:abstractNumId w:val="4"/>
   </w:num>
   <w:num w:numId="2" w16cid:durableId="1078746876">
-    <w:abstractNumId w:val="9"/>
+    <w:abstractNumId w:val="12"/>
   </w:num>
   <w:num w:numId="3" w16cid:durableId="821895294">
-    <w:abstractNumId w:val="5"/>
+    <w:abstractNumId w:val="8"/>
   </w:num>
   <w:num w:numId="4" w16cid:durableId="1379166466">
-    <w:abstractNumId w:val="4"/>
+    <w:abstractNumId w:val="6"/>
   </w:num>
   <w:num w:numId="5" w16cid:durableId="2145586781">
-    <w:abstractNumId w:val="10"/>
+    <w:abstractNumId w:val="13"/>
   </w:num>
   <w:num w:numId="6" w16cid:durableId="1758597688">
-    <w:abstractNumId w:val="8"/>
+    <w:abstractNumId w:val="11"/>
   </w:num>
   <w:num w:numId="7" w16cid:durableId="1251353635">
     <w:abstractNumId w:val="0"/>
   </w:num>
   <w:num w:numId="8" w16cid:durableId="871040537">
-    <w:abstractNumId w:val="11"/>
+    <w:abstractNumId w:val="14"/>
   </w:num>
   <w:num w:numId="9" w16cid:durableId="1189294486">
-    <w:abstractNumId w:val="12"/>
+    <w:abstractNumId w:val="15"/>
   </w:num>
   <w:num w:numId="10" w16cid:durableId="1545405573">
     <w:abstractNumId w:val="1"/>
   </w:num>
   <w:num w:numId="11" w16cid:durableId="838346255">
-    <w:abstractNumId w:val="7"/>
+    <w:abstractNumId w:val="10"/>
   </w:num>
   <w:num w:numId="12" w16cid:durableId="1356030677">
     <w:abstractNumId w:val="2"/>
   </w:num>
   <w:num w:numId="13" w16cid:durableId="1698117865">
-    <w:abstractNumId w:val="6"/>
+    <w:abstractNumId w:val="9"/>
+  </w:num>
+  <w:num w:numId="14" w16cid:durableId="1155688294">
+    <w:abstractNumId w:val="5"/>
+  </w:num>
+  <w:num w:numId="15" w16cid:durableId="981740673">
+    <w:abstractNumId w:val="7"/>
+  </w:num>
+  <w:num w:numId="16" w16cid:durableId="1588222876">
+    <w:abstractNumId w:val="3"/>
   </w:num>
 </w:numbering>
 </file>
@@ -2682,7 +3046,6 @@
   <w:style w:type="character" w:default="1" w:styleId="DefaultParagraphFont">
     <w:name w:val="Default Paragraph Font"/>
     <w:uiPriority w:val="1"/>
-    <w:semiHidden/>
     <w:unhideWhenUsed/>
   </w:style>
   <w:style w:type="table" w:default="1" w:styleId="TableNormal">
@@ -3045,6 +3408,36 @@
     <w:rPr>
       <w:color w:val="954F72" w:themeColor="followedHyperlink"/>
       <w:u w:val="single"/>
+    </w:rPr>
+  </w:style>
+  <w:style w:type="paragraph" w:styleId="HTMLPreformatted">
+    <w:name w:val="HTML Preformatted"/>
+    <w:basedOn w:val="Normal"/>
+    <w:link w:val="HTMLPreformattedChar"/>
+    <w:uiPriority w:val="99"/>
+    <w:semiHidden/>
+    <w:unhideWhenUsed/>
+    <w:rsid w:val="00B17887"/>
+    <w:pPr>
+      <w:spacing w:after="0" w:line="240" w:lineRule="auto"/>
+    </w:pPr>
+    <w:rPr>
+      <w:rFonts w:ascii="Consolas" w:hAnsi="Consolas"/>
+      <w:sz w:val="20"/>
+      <w:szCs w:val="25"/>
+    </w:rPr>
+  </w:style>
+  <w:style w:type="character" w:customStyle="1" w:styleId="HTMLPreformattedChar">
+    <w:name w:val="HTML Preformatted Char"/>
+    <w:basedOn w:val="DefaultParagraphFont"/>
+    <w:link w:val="HTMLPreformatted"/>
+    <w:uiPriority w:val="99"/>
+    <w:semiHidden/>
+    <w:rsid w:val="00B17887"/>
+    <w:rPr>
+      <w:rFonts w:ascii="Consolas" w:hAnsi="Consolas"/>
+      <w:sz w:val="20"/>
+      <w:szCs w:val="25"/>
     </w:rPr>
   </w:style>
 </w:styles>
